--- a/InvestInSpain-Roadmap.docx
+++ b/InvestInSpain-Roadmap.docx
@@ -11551,7 +11551,7 @@
           <w:sz w:val="36"/>
           <w:szCs w:val="36"/>
         </w:rPr>
-        <w:t xml:space="preserve">7. Kostenoverzicht</w:t>
+        <w:t xml:space="preserve">7. Media Hosting — Foto's, Video's &amp; Snelheid</w:t>
       </w:r>
     </w:p>
     <w:p>
@@ -11570,7 +11570,5797 @@
           <w:sz w:val="20"/>
           <w:szCs w:val="20"/>
         </w:rPr>
-        <w:t xml:space="preserve">Het grote voordeel van de gekozen tech stack: de basisinfrastructuur is volledig gratis. Kosten ontstaan pas bij groei.</w:t>
+        <w:t xml:space="preserve">De keuze van media-hosting heeft een directe impact op de laadsnelheid van de website en daarmee op Google-rankings en conversie. Hieronder de volledige strategie voor foto's, video's en snelheidsoptimalisatie.</w:t>
+      </w:r>
+    </w:p>
+    <w:p>
+      <w:pPr>
+        <w:spacing w:after="80" w:before="120"/>
+      </w:pPr>
+    </w:p>
+    <w:p>
+      <w:pPr>
+        <w:pStyle w:val="Heading2"/>
+        <w:pBdr>
+          <w:bottom w:val="single" w:color="CAC1B2" w:sz="4" w:space="4"/>
+        </w:pBdr>
+        <w:spacing w:after="100" w:before="300"/>
+      </w:pPr>
+      <w:r>
+        <w:rPr>
+          <w:rFonts w:ascii="Arial" w:cs="Arial" w:eastAsia="Arial" w:hAnsi="Arial"/>
+          <w:b/>
+          <w:bCs/>
+          <w:color w:val="023344"/>
+          <w:sz w:val="28"/>
+          <w:szCs w:val="28"/>
+        </w:rPr>
+        <w:t xml:space="preserve">7.1 Waarom Dropbox niet volstaat voor de website</w:t>
+      </w:r>
+    </w:p>
+    <w:p>
+      <w:pPr>
+        <w:spacing w:after="80" w:before="80"/>
+        <w:jc w:val="left"/>
+      </w:pPr>
+      <w:r>
+        <w:rPr>
+          <w:rFonts w:ascii="Arial" w:cs="Arial" w:eastAsia="Arial" w:hAnsi="Arial"/>
+          <w:b w:val="false"/>
+          <w:bCs w:val="false"/>
+          <w:i w:val="false"/>
+          <w:iCs w:val="false"/>
+          <w:color w:val="111827"/>
+          <w:sz w:val="20"/>
+          <w:szCs w:val="20"/>
+        </w:rPr>
+        <w:t xml:space="preserve">Het team gebruikt Dropbox als centrale opslagplaats voor ruwe bestanden — dit blijft zo. Dropbox is echter niet geschikt als directe image-server voor een website:</w:t>
+      </w:r>
+    </w:p>
+    <w:p>
+      <w:pPr>
+        <w:spacing w:after="80" w:before="80"/>
+      </w:pPr>
+    </w:p>
+    <w:tbl>
+      <w:tblPr>
+        <w:tblW w:type="dxa" w:w="9360"/>
+        <w:tblBorders>
+          <w:top w:val="single" w:color="auto" w:sz="4"/>
+          <w:left w:val="single" w:color="auto" w:sz="4"/>
+          <w:bottom w:val="single" w:color="auto" w:sz="4"/>
+          <w:right w:val="single" w:color="auto" w:sz="4"/>
+          <w:insideH w:val="single" w:color="auto" w:sz="4"/>
+          <w:insideV w:val="single" w:color="auto" w:sz="4"/>
+        </w:tblBorders>
+      </w:tblPr>
+      <w:tblGrid>
+        <w:gridCol w:w="3120"/>
+        <w:gridCol w:w="3120"/>
+        <w:gridCol w:w="3120"/>
+      </w:tblGrid>
+      <w:tr>
+        <w:trPr>
+          <w:tblHeader/>
+        </w:trPr>
+        <w:tc>
+          <w:tcPr>
+            <w:tcW w:type="dxa" w:w="3120"/>
+            <w:tcBorders>
+              <w:top w:val="single" w:color="E5E7EB" w:sz="1"/>
+              <w:left w:val="single" w:color="E5E7EB" w:sz="1"/>
+              <w:bottom w:val="single" w:color="E5E7EB" w:sz="1"/>
+              <w:right w:val="single" w:color="E5E7EB" w:sz="1"/>
+            </w:tcBorders>
+            <w:shd w:fill="023344" w:val="clear"/>
+            <w:tcMar>
+              <w:top w:type="dxa" w:w="100"/>
+              <w:left w:type="dxa" w:w="140"/>
+              <w:bottom w:type="dxa" w:w="100"/>
+              <w:right w:type="dxa" w:w="140"/>
+            </w:tcMar>
+            <w:vAlign w:val="center"/>
+          </w:tcPr>
+          <w:p>
+            <w:pPr>
+              <w:jc w:val="left"/>
+            </w:pPr>
+            <w:r>
+              <w:rPr>
+                <w:rFonts w:ascii="Arial" w:cs="Arial" w:eastAsia="Arial" w:hAnsi="Arial"/>
+                <w:b/>
+                <w:bCs/>
+                <w:color w:val="FFFFFF"/>
+                <w:sz w:val="20"/>
+                <w:szCs w:val="20"/>
+              </w:rPr>
+              <w:t xml:space="preserve"/>
+            </w:r>
+          </w:p>
+        </w:tc>
+        <w:tc>
+          <w:tcPr>
+            <w:tcW w:type="dxa" w:w="3120"/>
+            <w:tcBorders>
+              <w:top w:val="single" w:color="E5E7EB" w:sz="1"/>
+              <w:left w:val="single" w:color="E5E7EB" w:sz="1"/>
+              <w:bottom w:val="single" w:color="E5E7EB" w:sz="1"/>
+              <w:right w:val="single" w:color="E5E7EB" w:sz="1"/>
+            </w:tcBorders>
+            <w:shd w:fill="023344" w:val="clear"/>
+            <w:tcMar>
+              <w:top w:type="dxa" w:w="100"/>
+              <w:left w:type="dxa" w:w="140"/>
+              <w:bottom w:type="dxa" w:w="100"/>
+              <w:right w:type="dxa" w:w="140"/>
+            </w:tcMar>
+            <w:vAlign w:val="center"/>
+          </w:tcPr>
+          <w:p>
+            <w:pPr>
+              <w:jc w:val="left"/>
+            </w:pPr>
+            <w:r>
+              <w:rPr>
+                <w:rFonts w:ascii="Arial" w:cs="Arial" w:eastAsia="Arial" w:hAnsi="Arial"/>
+                <w:b/>
+                <w:bCs/>
+                <w:color w:val="FFFFFF"/>
+                <w:sz w:val="20"/>
+                <w:szCs w:val="20"/>
+              </w:rPr>
+              <w:t xml:space="preserve">Dropbox (direct)</w:t>
+            </w:r>
+          </w:p>
+        </w:tc>
+        <w:tc>
+          <w:tcPr>
+            <w:tcW w:type="dxa" w:w="3120"/>
+            <w:tcBorders>
+              <w:top w:val="single" w:color="E5E7EB" w:sz="1"/>
+              <w:left w:val="single" w:color="E5E7EB" w:sz="1"/>
+              <w:bottom w:val="single" w:color="E5E7EB" w:sz="1"/>
+              <w:right w:val="single" w:color="E5E7EB" w:sz="1"/>
+            </w:tcBorders>
+            <w:shd w:fill="023344" w:val="clear"/>
+            <w:tcMar>
+              <w:top w:type="dxa" w:w="100"/>
+              <w:left w:type="dxa" w:w="140"/>
+              <w:bottom w:type="dxa" w:w="100"/>
+              <w:right w:type="dxa" w:w="140"/>
+            </w:tcMar>
+            <w:vAlign w:val="center"/>
+          </w:tcPr>
+          <w:p>
+            <w:pPr>
+              <w:jc w:val="left"/>
+            </w:pPr>
+            <w:r>
+              <w:rPr>
+                <w:rFonts w:ascii="Arial" w:cs="Arial" w:eastAsia="Arial" w:hAnsi="Arial"/>
+                <w:b/>
+                <w:bCs/>
+                <w:color w:val="FFFFFF"/>
+                <w:sz w:val="20"/>
+                <w:szCs w:val="20"/>
+              </w:rPr>
+              <w:t xml:space="preserve">Cloudinary (CDN)</w:t>
+            </w:r>
+          </w:p>
+        </w:tc>
+      </w:tr>
+      <w:tr>
+        <w:tc>
+          <w:tcPr>
+            <w:tcW w:type="dxa" w:w="3120"/>
+            <w:tcBorders>
+              <w:top w:val="single" w:color="E5E7EB" w:sz="1"/>
+              <w:left w:val="single" w:color="E5E7EB" w:sz="1"/>
+              <w:bottom w:val="single" w:color="E5E7EB" w:sz="1"/>
+              <w:right w:val="single" w:color="E5E7EB" w:sz="1"/>
+            </w:tcBorders>
+            <w:shd w:fill="FFFFFF" w:val="clear"/>
+            <w:tcMar>
+              <w:top w:type="dxa" w:w="100"/>
+              <w:left w:type="dxa" w:w="140"/>
+              <w:bottom w:type="dxa" w:w="100"/>
+              <w:right w:type="dxa" w:w="140"/>
+            </w:tcMar>
+            <w:vAlign w:val="center"/>
+          </w:tcPr>
+          <w:p>
+            <w:pPr>
+              <w:jc w:val="left"/>
+            </w:pPr>
+            <w:r>
+              <w:rPr>
+                <w:rFonts w:ascii="Arial" w:cs="Arial" w:eastAsia="Arial" w:hAnsi="Arial"/>
+                <w:b/>
+                <w:bCs/>
+                <w:color w:val="023344"/>
+                <w:sz w:val="20"/>
+                <w:szCs w:val="20"/>
+              </w:rPr>
+              <w:t xml:space="preserve">Laadsnelheid</w:t>
+            </w:r>
+          </w:p>
+        </w:tc>
+        <w:tc>
+          <w:tcPr>
+            <w:tcW w:type="dxa" w:w="3120"/>
+            <w:tcBorders>
+              <w:top w:val="single" w:color="E5E7EB" w:sz="1"/>
+              <w:left w:val="single" w:color="E5E7EB" w:sz="1"/>
+              <w:bottom w:val="single" w:color="E5E7EB" w:sz="1"/>
+              <w:right w:val="single" w:color="E5E7EB" w:sz="1"/>
+            </w:tcBorders>
+            <w:shd w:fill="FFFFFF" w:val="clear"/>
+            <w:tcMar>
+              <w:top w:type="dxa" w:w="100"/>
+              <w:left w:type="dxa" w:w="140"/>
+              <w:bottom w:type="dxa" w:w="100"/>
+              <w:right w:type="dxa" w:w="140"/>
+            </w:tcMar>
+            <w:vAlign w:val="center"/>
+          </w:tcPr>
+          <w:p>
+            <w:pPr>
+              <w:jc w:val="left"/>
+            </w:pPr>
+            <w:r>
+              <w:rPr>
+                <w:rFonts w:ascii="Arial" w:cs="Arial" w:eastAsia="Arial" w:hAnsi="Arial"/>
+                <w:b w:val="false"/>
+                <w:bCs w:val="false"/>
+                <w:color w:val="111827"/>
+                <w:sz w:val="20"/>
+                <w:szCs w:val="20"/>
+              </w:rPr>
+              <w:t xml:space="preserve">Traag, geen CDN</w:t>
+            </w:r>
+          </w:p>
+        </w:tc>
+        <w:tc>
+          <w:tcPr>
+            <w:tcW w:type="dxa" w:w="3120"/>
+            <w:tcBorders>
+              <w:top w:val="single" w:color="E5E7EB" w:sz="1"/>
+              <w:left w:val="single" w:color="E5E7EB" w:sz="1"/>
+              <w:bottom w:val="single" w:color="E5E7EB" w:sz="1"/>
+              <w:right w:val="single" w:color="E5E7EB" w:sz="1"/>
+            </w:tcBorders>
+            <w:shd w:fill="FFFFFF" w:val="clear"/>
+            <w:tcMar>
+              <w:top w:type="dxa" w:w="100"/>
+              <w:left w:type="dxa" w:w="140"/>
+              <w:bottom w:type="dxa" w:w="100"/>
+              <w:right w:type="dxa" w:w="140"/>
+            </w:tcMar>
+            <w:vAlign w:val="center"/>
+          </w:tcPr>
+          <w:p>
+            <w:pPr>
+              <w:jc w:val="left"/>
+            </w:pPr>
+            <w:r>
+              <w:rPr>
+                <w:rFonts w:ascii="Arial" w:cs="Arial" w:eastAsia="Arial" w:hAnsi="Arial"/>
+                <w:b w:val="false"/>
+                <w:bCs w:val="false"/>
+                <w:color w:val="111827"/>
+                <w:sz w:val="20"/>
+                <w:szCs w:val="20"/>
+              </w:rPr>
+              <w:t xml:space="preserve">Wereldwijd snel (&lt;100ms)</w:t>
+            </w:r>
+          </w:p>
+        </w:tc>
+      </w:tr>
+      <w:tr>
+        <w:tc>
+          <w:tcPr>
+            <w:tcW w:type="dxa" w:w="3120"/>
+            <w:tcBorders>
+              <w:top w:val="single" w:color="E5E7EB" w:sz="1"/>
+              <w:left w:val="single" w:color="E5E7EB" w:sz="1"/>
+              <w:bottom w:val="single" w:color="E5E7EB" w:sz="1"/>
+              <w:right w:val="single" w:color="E5E7EB" w:sz="1"/>
+            </w:tcBorders>
+            <w:shd w:fill="F5F3F0" w:val="clear"/>
+            <w:tcMar>
+              <w:top w:type="dxa" w:w="100"/>
+              <w:left w:type="dxa" w:w="140"/>
+              <w:bottom w:type="dxa" w:w="100"/>
+              <w:right w:type="dxa" w:w="140"/>
+            </w:tcMar>
+            <w:vAlign w:val="center"/>
+          </w:tcPr>
+          <w:p>
+            <w:pPr>
+              <w:jc w:val="left"/>
+            </w:pPr>
+            <w:r>
+              <w:rPr>
+                <w:rFonts w:ascii="Arial" w:cs="Arial" w:eastAsia="Arial" w:hAnsi="Arial"/>
+                <w:b/>
+                <w:bCs/>
+                <w:color w:val="023344"/>
+                <w:sz w:val="20"/>
+                <w:szCs w:val="20"/>
+              </w:rPr>
+              <w:t xml:space="preserve">Beeldoptimalisatie</w:t>
+            </w:r>
+          </w:p>
+        </w:tc>
+        <w:tc>
+          <w:tcPr>
+            <w:tcW w:type="dxa" w:w="3120"/>
+            <w:tcBorders>
+              <w:top w:val="single" w:color="E5E7EB" w:sz="1"/>
+              <w:left w:val="single" w:color="E5E7EB" w:sz="1"/>
+              <w:bottom w:val="single" w:color="E5E7EB" w:sz="1"/>
+              <w:right w:val="single" w:color="E5E7EB" w:sz="1"/>
+            </w:tcBorders>
+            <w:shd w:fill="F5F3F0" w:val="clear"/>
+            <w:tcMar>
+              <w:top w:type="dxa" w:w="100"/>
+              <w:left w:type="dxa" w:w="140"/>
+              <w:bottom w:type="dxa" w:w="100"/>
+              <w:right w:type="dxa" w:w="140"/>
+            </w:tcMar>
+            <w:vAlign w:val="center"/>
+          </w:tcPr>
+          <w:p>
+            <w:pPr>
+              <w:jc w:val="left"/>
+            </w:pPr>
+            <w:r>
+              <w:rPr>
+                <w:rFonts w:ascii="Arial" w:cs="Arial" w:eastAsia="Arial" w:hAnsi="Arial"/>
+                <w:b w:val="false"/>
+                <w:bCs w:val="false"/>
+                <w:color w:val="111827"/>
+                <w:sz w:val="20"/>
+                <w:szCs w:val="20"/>
+              </w:rPr>
+              <w:t xml:space="preserve">Geen (rauwe bestanden)</w:t>
+            </w:r>
+          </w:p>
+        </w:tc>
+        <w:tc>
+          <w:tcPr>
+            <w:tcW w:type="dxa" w:w="3120"/>
+            <w:tcBorders>
+              <w:top w:val="single" w:color="E5E7EB" w:sz="1"/>
+              <w:left w:val="single" w:color="E5E7EB" w:sz="1"/>
+              <w:bottom w:val="single" w:color="E5E7EB" w:sz="1"/>
+              <w:right w:val="single" w:color="E5E7EB" w:sz="1"/>
+            </w:tcBorders>
+            <w:shd w:fill="F5F3F0" w:val="clear"/>
+            <w:tcMar>
+              <w:top w:type="dxa" w:w="100"/>
+              <w:left w:type="dxa" w:w="140"/>
+              <w:bottom w:type="dxa" w:w="100"/>
+              <w:right w:type="dxa" w:w="140"/>
+            </w:tcMar>
+            <w:vAlign w:val="center"/>
+          </w:tcPr>
+          <w:p>
+            <w:pPr>
+              <w:jc w:val="left"/>
+            </w:pPr>
+            <w:r>
+              <w:rPr>
+                <w:rFonts w:ascii="Arial" w:cs="Arial" w:eastAsia="Arial" w:hAnsi="Arial"/>
+                <w:b w:val="false"/>
+                <w:bCs w:val="false"/>
+                <w:color w:val="111827"/>
+                <w:sz w:val="20"/>
+                <w:szCs w:val="20"/>
+              </w:rPr>
+              <w:t xml:space="preserve">Automatisch WebP, 30x kleiner</w:t>
+            </w:r>
+          </w:p>
+        </w:tc>
+      </w:tr>
+      <w:tr>
+        <w:tc>
+          <w:tcPr>
+            <w:tcW w:type="dxa" w:w="3120"/>
+            <w:tcBorders>
+              <w:top w:val="single" w:color="E5E7EB" w:sz="1"/>
+              <w:left w:val="single" w:color="E5E7EB" w:sz="1"/>
+              <w:bottom w:val="single" w:color="E5E7EB" w:sz="1"/>
+              <w:right w:val="single" w:color="E5E7EB" w:sz="1"/>
+            </w:tcBorders>
+            <w:shd w:fill="FFFFFF" w:val="clear"/>
+            <w:tcMar>
+              <w:top w:type="dxa" w:w="100"/>
+              <w:left w:type="dxa" w:w="140"/>
+              <w:bottom w:type="dxa" w:w="100"/>
+              <w:right w:type="dxa" w:w="140"/>
+            </w:tcMar>
+            <w:vAlign w:val="center"/>
+          </w:tcPr>
+          <w:p>
+            <w:pPr>
+              <w:jc w:val="left"/>
+            </w:pPr>
+            <w:r>
+              <w:rPr>
+                <w:rFonts w:ascii="Arial" w:cs="Arial" w:eastAsia="Arial" w:hAnsi="Arial"/>
+                <w:b/>
+                <w:bCs/>
+                <w:color w:val="023344"/>
+                <w:sz w:val="20"/>
+                <w:szCs w:val="20"/>
+              </w:rPr>
+              <w:t xml:space="preserve">Responsive images</w:t>
+            </w:r>
+          </w:p>
+        </w:tc>
+        <w:tc>
+          <w:tcPr>
+            <w:tcW w:type="dxa" w:w="3120"/>
+            <w:tcBorders>
+              <w:top w:val="single" w:color="E5E7EB" w:sz="1"/>
+              <w:left w:val="single" w:color="E5E7EB" w:sz="1"/>
+              <w:bottom w:val="single" w:color="E5E7EB" w:sz="1"/>
+              <w:right w:val="single" w:color="E5E7EB" w:sz="1"/>
+            </w:tcBorders>
+            <w:shd w:fill="FFFFFF" w:val="clear"/>
+            <w:tcMar>
+              <w:top w:type="dxa" w:w="100"/>
+              <w:left w:type="dxa" w:w="140"/>
+              <w:bottom w:type="dxa" w:w="100"/>
+              <w:right w:type="dxa" w:w="140"/>
+            </w:tcMar>
+            <w:vAlign w:val="center"/>
+          </w:tcPr>
+          <w:p>
+            <w:pPr>
+              <w:jc w:val="left"/>
+            </w:pPr>
+            <w:r>
+              <w:rPr>
+                <w:rFonts w:ascii="Arial" w:cs="Arial" w:eastAsia="Arial" w:hAnsi="Arial"/>
+                <w:b w:val="false"/>
+                <w:bCs w:val="false"/>
+                <w:color w:val="111827"/>
+                <w:sz w:val="20"/>
+                <w:szCs w:val="20"/>
+              </w:rPr>
+              <w:t xml:space="preserve">Niet mogelijk</w:t>
+            </w:r>
+          </w:p>
+        </w:tc>
+        <w:tc>
+          <w:tcPr>
+            <w:tcW w:type="dxa" w:w="3120"/>
+            <w:tcBorders>
+              <w:top w:val="single" w:color="E5E7EB" w:sz="1"/>
+              <w:left w:val="single" w:color="E5E7EB" w:sz="1"/>
+              <w:bottom w:val="single" w:color="E5E7EB" w:sz="1"/>
+              <w:right w:val="single" w:color="E5E7EB" w:sz="1"/>
+            </w:tcBorders>
+            <w:shd w:fill="FFFFFF" w:val="clear"/>
+            <w:tcMar>
+              <w:top w:type="dxa" w:w="100"/>
+              <w:left w:type="dxa" w:w="140"/>
+              <w:bottom w:type="dxa" w:w="100"/>
+              <w:right w:type="dxa" w:w="140"/>
+            </w:tcMar>
+            <w:vAlign w:val="center"/>
+          </w:tcPr>
+          <w:p>
+            <w:pPr>
+              <w:jc w:val="left"/>
+            </w:pPr>
+            <w:r>
+              <w:rPr>
+                <w:rFonts w:ascii="Arial" w:cs="Arial" w:eastAsia="Arial" w:hAnsi="Arial"/>
+                <w:b w:val="false"/>
+                <w:bCs w:val="false"/>
+                <w:color w:val="111827"/>
+                <w:sz w:val="20"/>
+                <w:szCs w:val="20"/>
+              </w:rPr>
+              <w:t xml:space="preserve">Automatisch per schermgrootte</w:t>
+            </w:r>
+          </w:p>
+        </w:tc>
+      </w:tr>
+      <w:tr>
+        <w:tc>
+          <w:tcPr>
+            <w:tcW w:type="dxa" w:w="3120"/>
+            <w:tcBorders>
+              <w:top w:val="single" w:color="E5E7EB" w:sz="1"/>
+              <w:left w:val="single" w:color="E5E7EB" w:sz="1"/>
+              <w:bottom w:val="single" w:color="E5E7EB" w:sz="1"/>
+              <w:right w:val="single" w:color="E5E7EB" w:sz="1"/>
+            </w:tcBorders>
+            <w:shd w:fill="F5F3F0" w:val="clear"/>
+            <w:tcMar>
+              <w:top w:type="dxa" w:w="100"/>
+              <w:left w:type="dxa" w:w="140"/>
+              <w:bottom w:type="dxa" w:w="100"/>
+              <w:right w:type="dxa" w:w="140"/>
+            </w:tcMar>
+            <w:vAlign w:val="center"/>
+          </w:tcPr>
+          <w:p>
+            <w:pPr>
+              <w:jc w:val="left"/>
+            </w:pPr>
+            <w:r>
+              <w:rPr>
+                <w:rFonts w:ascii="Arial" w:cs="Arial" w:eastAsia="Arial" w:hAnsi="Arial"/>
+                <w:b/>
+                <w:bCs/>
+                <w:color w:val="023344"/>
+                <w:sz w:val="20"/>
+                <w:szCs w:val="20"/>
+              </w:rPr>
+              <w:t xml:space="preserve">Stabiliteit links</w:t>
+            </w:r>
+          </w:p>
+        </w:tc>
+        <w:tc>
+          <w:tcPr>
+            <w:tcW w:type="dxa" w:w="3120"/>
+            <w:tcBorders>
+              <w:top w:val="single" w:color="E5E7EB" w:sz="1"/>
+              <w:left w:val="single" w:color="E5E7EB" w:sz="1"/>
+              <w:bottom w:val="single" w:color="E5E7EB" w:sz="1"/>
+              <w:right w:val="single" w:color="E5E7EB" w:sz="1"/>
+            </w:tcBorders>
+            <w:shd w:fill="F5F3F0" w:val="clear"/>
+            <w:tcMar>
+              <w:top w:type="dxa" w:w="100"/>
+              <w:left w:type="dxa" w:w="140"/>
+              <w:bottom w:type="dxa" w:w="100"/>
+              <w:right w:type="dxa" w:w="140"/>
+            </w:tcMar>
+            <w:vAlign w:val="center"/>
+          </w:tcPr>
+          <w:p>
+            <w:pPr>
+              <w:jc w:val="left"/>
+            </w:pPr>
+            <w:r>
+              <w:rPr>
+                <w:rFonts w:ascii="Arial" w:cs="Arial" w:eastAsia="Arial" w:hAnsi="Arial"/>
+                <w:b w:val="false"/>
+                <w:bCs w:val="false"/>
+                <w:color w:val="111827"/>
+                <w:sz w:val="20"/>
+                <w:szCs w:val="20"/>
+              </w:rPr>
+              <w:t xml:space="preserve">Links breken bij hernoemen</w:t>
+            </w:r>
+          </w:p>
+        </w:tc>
+        <w:tc>
+          <w:tcPr>
+            <w:tcW w:type="dxa" w:w="3120"/>
+            <w:tcBorders>
+              <w:top w:val="single" w:color="E5E7EB" w:sz="1"/>
+              <w:left w:val="single" w:color="E5E7EB" w:sz="1"/>
+              <w:bottom w:val="single" w:color="E5E7EB" w:sz="1"/>
+              <w:right w:val="single" w:color="E5E7EB" w:sz="1"/>
+            </w:tcBorders>
+            <w:shd w:fill="F5F3F0" w:val="clear"/>
+            <w:tcMar>
+              <w:top w:type="dxa" w:w="100"/>
+              <w:left w:type="dxa" w:w="140"/>
+              <w:bottom w:type="dxa" w:w="100"/>
+              <w:right w:type="dxa" w:w="140"/>
+            </w:tcMar>
+            <w:vAlign w:val="center"/>
+          </w:tcPr>
+          <w:p>
+            <w:pPr>
+              <w:jc w:val="left"/>
+            </w:pPr>
+            <w:r>
+              <w:rPr>
+                <w:rFonts w:ascii="Arial" w:cs="Arial" w:eastAsia="Arial" w:hAnsi="Arial"/>
+                <w:b w:val="false"/>
+                <w:bCs w:val="false"/>
+                <w:color w:val="111827"/>
+                <w:sz w:val="20"/>
+                <w:szCs w:val="20"/>
+              </w:rPr>
+              <w:t xml:space="preserve">Permanente URLs</w:t>
+            </w:r>
+          </w:p>
+        </w:tc>
+      </w:tr>
+      <w:tr>
+        <w:tc>
+          <w:tcPr>
+            <w:tcW w:type="dxa" w:w="3120"/>
+            <w:tcBorders>
+              <w:top w:val="single" w:color="E5E7EB" w:sz="1"/>
+              <w:left w:val="single" w:color="E5E7EB" w:sz="1"/>
+              <w:bottom w:val="single" w:color="E5E7EB" w:sz="1"/>
+              <w:right w:val="single" w:color="E5E7EB" w:sz="1"/>
+            </w:tcBorders>
+            <w:shd w:fill="FFFFFF" w:val="clear"/>
+            <w:tcMar>
+              <w:top w:type="dxa" w:w="100"/>
+              <w:left w:type="dxa" w:w="140"/>
+              <w:bottom w:type="dxa" w:w="100"/>
+              <w:right w:type="dxa" w:w="140"/>
+            </w:tcMar>
+            <w:vAlign w:val="center"/>
+          </w:tcPr>
+          <w:p>
+            <w:pPr>
+              <w:jc w:val="left"/>
+            </w:pPr>
+            <w:r>
+              <w:rPr>
+                <w:rFonts w:ascii="Arial" w:cs="Arial" w:eastAsia="Arial" w:hAnsi="Arial"/>
+                <w:b/>
+                <w:bCs/>
+                <w:color w:val="023344"/>
+                <w:sz w:val="20"/>
+                <w:szCs w:val="20"/>
+              </w:rPr>
+              <w:t xml:space="preserve">Team upload</w:t>
+            </w:r>
+          </w:p>
+        </w:tc>
+        <w:tc>
+          <w:tcPr>
+            <w:tcW w:type="dxa" w:w="3120"/>
+            <w:tcBorders>
+              <w:top w:val="single" w:color="E5E7EB" w:sz="1"/>
+              <w:left w:val="single" w:color="E5E7EB" w:sz="1"/>
+              <w:bottom w:val="single" w:color="E5E7EB" w:sz="1"/>
+              <w:right w:val="single" w:color="E5E7EB" w:sz="1"/>
+            </w:tcBorders>
+            <w:shd w:fill="FFFFFF" w:val="clear"/>
+            <w:tcMar>
+              <w:top w:type="dxa" w:w="100"/>
+              <w:left w:type="dxa" w:w="140"/>
+              <w:bottom w:type="dxa" w:w="100"/>
+              <w:right w:type="dxa" w:w="140"/>
+            </w:tcMar>
+            <w:vAlign w:val="center"/>
+          </w:tcPr>
+          <w:p>
+            <w:pPr>
+              <w:jc w:val="left"/>
+            </w:pPr>
+            <w:r>
+              <w:rPr>
+                <w:rFonts w:ascii="Arial" w:cs="Arial" w:eastAsia="Arial" w:hAnsi="Arial"/>
+                <w:b w:val="false"/>
+                <w:bCs w:val="false"/>
+                <w:color w:val="111827"/>
+                <w:sz w:val="20"/>
+                <w:szCs w:val="20"/>
+              </w:rPr>
+              <w:t xml:space="preserve">Ja (bestaand)</w:t>
+            </w:r>
+          </w:p>
+        </w:tc>
+        <w:tc>
+          <w:tcPr>
+            <w:tcW w:type="dxa" w:w="3120"/>
+            <w:tcBorders>
+              <w:top w:val="single" w:color="E5E7EB" w:sz="1"/>
+              <w:left w:val="single" w:color="E5E7EB" w:sz="1"/>
+              <w:bottom w:val="single" w:color="E5E7EB" w:sz="1"/>
+              <w:right w:val="single" w:color="E5E7EB" w:sz="1"/>
+            </w:tcBorders>
+            <w:shd w:fill="FFFFFF" w:val="clear"/>
+            <w:tcMar>
+              <w:top w:type="dxa" w:w="100"/>
+              <w:left w:type="dxa" w:w="140"/>
+              <w:bottom w:type="dxa" w:w="100"/>
+              <w:right w:type="dxa" w:w="140"/>
+            </w:tcMar>
+            <w:vAlign w:val="center"/>
+          </w:tcPr>
+          <w:p>
+            <w:pPr>
+              <w:jc w:val="left"/>
+            </w:pPr>
+            <w:r>
+              <w:rPr>
+                <w:rFonts w:ascii="Arial" w:cs="Arial" w:eastAsia="Arial" w:hAnsi="Arial"/>
+                <w:b w:val="false"/>
+                <w:bCs w:val="false"/>
+                <w:color w:val="111827"/>
+                <w:sz w:val="20"/>
+                <w:szCs w:val="20"/>
+              </w:rPr>
+              <w:t xml:space="preserve">Via admin portaal</w:t>
+            </w:r>
+          </w:p>
+        </w:tc>
+      </w:tr>
+      <w:tr>
+        <w:tc>
+          <w:tcPr>
+            <w:tcW w:type="dxa" w:w="3120"/>
+            <w:tcBorders>
+              <w:top w:val="single" w:color="E5E7EB" w:sz="1"/>
+              <w:left w:val="single" w:color="E5E7EB" w:sz="1"/>
+              <w:bottom w:val="single" w:color="E5E7EB" w:sz="1"/>
+              <w:right w:val="single" w:color="E5E7EB" w:sz="1"/>
+            </w:tcBorders>
+            <w:shd w:fill="F5F3F0" w:val="clear"/>
+            <w:tcMar>
+              <w:top w:type="dxa" w:w="100"/>
+              <w:left w:type="dxa" w:w="140"/>
+              <w:bottom w:type="dxa" w:w="100"/>
+              <w:right w:type="dxa" w:w="140"/>
+            </w:tcMar>
+            <w:vAlign w:val="center"/>
+          </w:tcPr>
+          <w:p>
+            <w:pPr>
+              <w:jc w:val="left"/>
+            </w:pPr>
+            <w:r>
+              <w:rPr>
+                <w:rFonts w:ascii="Arial" w:cs="Arial" w:eastAsia="Arial" w:hAnsi="Arial"/>
+                <w:b/>
+                <w:bCs/>
+                <w:color w:val="023344"/>
+                <w:sz w:val="20"/>
+                <w:szCs w:val="20"/>
+              </w:rPr>
+              <w:t xml:space="preserve">Conclusie</w:t>
+            </w:r>
+          </w:p>
+        </w:tc>
+        <w:tc>
+          <w:tcPr>
+            <w:tcW w:type="dxa" w:w="3120"/>
+            <w:tcBorders>
+              <w:top w:val="single" w:color="E5E7EB" w:sz="1"/>
+              <w:left w:val="single" w:color="E5E7EB" w:sz="1"/>
+              <w:bottom w:val="single" w:color="E5E7EB" w:sz="1"/>
+              <w:right w:val="single" w:color="E5E7EB" w:sz="1"/>
+            </w:tcBorders>
+            <w:shd w:fill="F5F3F0" w:val="clear"/>
+            <w:tcMar>
+              <w:top w:type="dxa" w:w="100"/>
+              <w:left w:type="dxa" w:w="140"/>
+              <w:bottom w:type="dxa" w:w="100"/>
+              <w:right w:type="dxa" w:w="140"/>
+            </w:tcMar>
+            <w:vAlign w:val="center"/>
+          </w:tcPr>
+          <w:p>
+            <w:pPr>
+              <w:jc w:val="left"/>
+            </w:pPr>
+            <w:r>
+              <w:rPr>
+                <w:rFonts w:ascii="Arial" w:cs="Arial" w:eastAsia="Arial" w:hAnsi="Arial"/>
+                <w:b w:val="false"/>
+                <w:bCs w:val="false"/>
+                <w:color w:val="B91C1C"/>
+                <w:sz w:val="20"/>
+                <w:szCs w:val="20"/>
+              </w:rPr>
+              <w:t xml:space="preserve">Intern opslag — OK</w:t>
+            </w:r>
+          </w:p>
+        </w:tc>
+        <w:tc>
+          <w:tcPr>
+            <w:tcW w:type="dxa" w:w="3120"/>
+            <w:tcBorders>
+              <w:top w:val="single" w:color="E5E7EB" w:sz="1"/>
+              <w:left w:val="single" w:color="E5E7EB" w:sz="1"/>
+              <w:bottom w:val="single" w:color="E5E7EB" w:sz="1"/>
+              <w:right w:val="single" w:color="E5E7EB" w:sz="1"/>
+            </w:tcBorders>
+            <w:shd w:fill="F5F3F0" w:val="clear"/>
+            <w:tcMar>
+              <w:top w:type="dxa" w:w="100"/>
+              <w:left w:type="dxa" w:w="140"/>
+              <w:bottom w:type="dxa" w:w="100"/>
+              <w:right w:type="dxa" w:w="140"/>
+            </w:tcMar>
+            <w:vAlign w:val="center"/>
+          </w:tcPr>
+          <w:p>
+            <w:pPr>
+              <w:jc w:val="left"/>
+            </w:pPr>
+            <w:r>
+              <w:rPr>
+                <w:rFonts w:ascii="Arial" w:cs="Arial" w:eastAsia="Arial" w:hAnsi="Arial"/>
+                <w:b w:val="false"/>
+                <w:bCs w:val="false"/>
+                <w:color w:val="065F46"/>
+                <w:sz w:val="20"/>
+                <w:szCs w:val="20"/>
+              </w:rPr>
+              <w:t xml:space="preserve">Website media — Aanbevolen</w:t>
+            </w:r>
+          </w:p>
+        </w:tc>
+      </w:tr>
+    </w:tbl>
+    <w:p>
+      <w:pPr>
+        <w:spacing w:after="80" w:before="200"/>
+      </w:pPr>
+    </w:p>
+    <w:p>
+      <w:pPr>
+        <w:pStyle w:val="Heading2"/>
+        <w:pBdr>
+          <w:bottom w:val="single" w:color="CAC1B2" w:sz="4" w:space="4"/>
+        </w:pBdr>
+        <w:spacing w:after="100" w:before="300"/>
+      </w:pPr>
+      <w:r>
+        <w:rPr>
+          <w:rFonts w:ascii="Arial" w:cs="Arial" w:eastAsia="Arial" w:hAnsi="Arial"/>
+          <w:b/>
+          <w:bCs/>
+          <w:color w:val="023344"/>
+          <w:sz w:val="28"/>
+          <w:szCs w:val="28"/>
+        </w:rPr>
+        <w:t xml:space="preserve">7.2 Cloudinary — Foto's &amp; Korte Video's</w:t>
+      </w:r>
+    </w:p>
+    <w:p>
+      <w:pPr>
+        <w:spacing w:after="80" w:before="80"/>
+        <w:jc w:val="left"/>
+      </w:pPr>
+      <w:r>
+        <w:rPr>
+          <w:rFonts w:ascii="Arial" w:cs="Arial" w:eastAsia="Arial" w:hAnsi="Arial"/>
+          <w:b w:val="false"/>
+          <w:bCs w:val="false"/>
+          <w:i w:val="false"/>
+          <w:iCs w:val="false"/>
+          <w:color w:val="111827"/>
+          <w:sz w:val="20"/>
+          <w:szCs w:val="20"/>
+        </w:rPr>
+        <w:t xml:space="preserve">Cloudinary is de aanbevolen oplossing voor alle property foto's en korte ambient video's (hero-sectie, sfeerbeelden &lt;30 seconden).</w:t>
+      </w:r>
+    </w:p>
+    <w:p>
+      <w:pPr>
+        <w:spacing w:after="80" w:before="80"/>
+      </w:pPr>
+    </w:p>
+    <w:p>
+      <w:pPr>
+        <w:pStyle w:val="Heading3"/>
+        <w:spacing w:after="80" w:before="200"/>
+      </w:pPr>
+      <w:r>
+        <w:rPr>
+          <w:rFonts w:ascii="Arial" w:cs="Arial" w:eastAsia="Arial" w:hAnsi="Arial"/>
+          <w:b/>
+          <w:bCs/>
+          <w:color w:val="034558"/>
+          <w:sz w:val="22"/>
+          <w:szCs w:val="22"/>
+        </w:rPr>
+        <w:t xml:space="preserve">Hoe het werkt</w:t>
+      </w:r>
+    </w:p>
+    <w:p>
+      <w:pPr>
+        <w:pStyle w:val="ListParagraph"/>
+        <w:numPr>
+          <w:ilvl w:val="0"/>
+          <w:numId w:val="2"/>
+        </w:numPr>
+        <w:spacing w:after="40" w:before="40"/>
+      </w:pPr>
+      <w:r>
+        <w:rPr>
+          <w:rFonts w:ascii="Arial" w:cs="Arial" w:eastAsia="Arial" w:hAnsi="Arial"/>
+          <w:color w:val="111827"/>
+          <w:sz w:val="20"/>
+          <w:szCs w:val="20"/>
+        </w:rPr>
+        <w:t xml:space="preserve">Medewerker uploadt foto in het admin portaal</w:t>
+      </w:r>
+    </w:p>
+    <w:p>
+      <w:pPr>
+        <w:pStyle w:val="ListParagraph"/>
+        <w:numPr>
+          <w:ilvl w:val="0"/>
+          <w:numId w:val="2"/>
+        </w:numPr>
+        <w:spacing w:after="40" w:before="40"/>
+      </w:pPr>
+      <w:r>
+        <w:rPr>
+          <w:rFonts w:ascii="Arial" w:cs="Arial" w:eastAsia="Arial" w:hAnsi="Arial"/>
+          <w:color w:val="111827"/>
+          <w:sz w:val="20"/>
+          <w:szCs w:val="20"/>
+        </w:rPr>
+        <w:t xml:space="preserve">Foto gaat rechtstreeks naar Cloudinary (geen tussenserver nodig)</w:t>
+      </w:r>
+    </w:p>
+    <w:p>
+      <w:pPr>
+        <w:pStyle w:val="ListParagraph"/>
+        <w:numPr>
+          <w:ilvl w:val="0"/>
+          <w:numId w:val="2"/>
+        </w:numPr>
+        <w:spacing w:after="40" w:before="40"/>
+      </w:pPr>
+      <w:r>
+        <w:rPr>
+          <w:rFonts w:ascii="Arial" w:cs="Arial" w:eastAsia="Arial" w:hAnsi="Arial"/>
+          <w:color w:val="111827"/>
+          <w:sz w:val="20"/>
+          <w:szCs w:val="20"/>
+        </w:rPr>
+        <w:t xml:space="preserve">Cloudinary converteert automatisch naar WebP formaat</w:t>
+      </w:r>
+    </w:p>
+    <w:p>
+      <w:pPr>
+        <w:pStyle w:val="ListParagraph"/>
+        <w:numPr>
+          <w:ilvl w:val="0"/>
+          <w:numId w:val="2"/>
+        </w:numPr>
+        <w:spacing w:after="40" w:before="40"/>
+      </w:pPr>
+      <w:r>
+        <w:rPr>
+          <w:rFonts w:ascii="Arial" w:cs="Arial" w:eastAsia="Arial" w:hAnsi="Arial"/>
+          <w:color w:val="111827"/>
+          <w:sz w:val="20"/>
+          <w:szCs w:val="20"/>
+        </w:rPr>
+        <w:t xml:space="preserve">URL wordt opgeslagen in Supabase bij de betreffende property</w:t>
+      </w:r>
+    </w:p>
+    <w:p>
+      <w:pPr>
+        <w:pStyle w:val="ListParagraph"/>
+        <w:numPr>
+          <w:ilvl w:val="0"/>
+          <w:numId w:val="2"/>
+        </w:numPr>
+        <w:spacing w:after="40" w:before="40"/>
+      </w:pPr>
+      <w:r>
+        <w:rPr>
+          <w:rFonts w:ascii="Arial" w:cs="Arial" w:eastAsia="Arial" w:hAnsi="Arial"/>
+          <w:color w:val="111827"/>
+          <w:sz w:val="20"/>
+          <w:szCs w:val="20"/>
+        </w:rPr>
+        <w:t xml:space="preserve">Website laadt foto via Cloudinary CDN — wereldwijd snel</w:t>
+      </w:r>
+    </w:p>
+    <w:p>
+      <w:pPr>
+        <w:spacing w:after="80" w:before="120"/>
+      </w:pPr>
+    </w:p>
+    <w:p>
+      <w:pPr>
+        <w:pStyle w:val="Heading3"/>
+        <w:spacing w:after="80" w:before="200"/>
+      </w:pPr>
+      <w:r>
+        <w:rPr>
+          <w:rFonts w:ascii="Arial" w:cs="Arial" w:eastAsia="Arial" w:hAnsi="Arial"/>
+          <w:b/>
+          <w:bCs/>
+          <w:color w:val="034558"/>
+          <w:sz w:val="22"/>
+          <w:szCs w:val="22"/>
+        </w:rPr>
+        <w:t xml:space="preserve">Automatische URL-transformaties</w:t>
+      </w:r>
+    </w:p>
+    <w:p>
+      <w:pPr>
+        <w:spacing w:after="80" w:before="80"/>
+        <w:jc w:val="left"/>
+      </w:pPr>
+      <w:r>
+        <w:rPr>
+          <w:rFonts w:ascii="Arial" w:cs="Arial" w:eastAsia="Arial" w:hAnsi="Arial"/>
+          <w:b w:val="false"/>
+          <w:bCs w:val="false"/>
+          <w:i w:val="false"/>
+          <w:iCs w:val="false"/>
+          <w:color w:val="111827"/>
+          <w:sz w:val="20"/>
+          <w:szCs w:val="20"/>
+        </w:rPr>
+        <w:t xml:space="preserve">Cloudinary laat toe om via de URL de afbeelding te transformeren zonder nieuwe upload:</w:t>
+      </w:r>
+    </w:p>
+    <w:tbl>
+      <w:tblPr>
+        <w:tblW w:type="dxa" w:w="9360"/>
+        <w:tblBorders>
+          <w:top w:val="single" w:color="auto" w:sz="4"/>
+          <w:left w:val="single" w:color="auto" w:sz="4"/>
+          <w:bottom w:val="single" w:color="auto" w:sz="4"/>
+          <w:right w:val="single" w:color="auto" w:sz="4"/>
+          <w:insideH w:val="single" w:color="auto" w:sz="4"/>
+          <w:insideV w:val="single" w:color="auto" w:sz="4"/>
+        </w:tblBorders>
+      </w:tblPr>
+      <w:tblGrid>
+        <w:gridCol w:w="3000"/>
+        <w:gridCol w:w="3000"/>
+        <w:gridCol w:w="3360"/>
+      </w:tblGrid>
+      <w:tr>
+        <w:trPr>
+          <w:tblHeader/>
+        </w:trPr>
+        <w:tc>
+          <w:tcPr>
+            <w:tcW w:type="dxa" w:w="3000"/>
+            <w:tcBorders>
+              <w:top w:val="single" w:color="E5E7EB" w:sz="1"/>
+              <w:left w:val="single" w:color="E5E7EB" w:sz="1"/>
+              <w:bottom w:val="single" w:color="E5E7EB" w:sz="1"/>
+              <w:right w:val="single" w:color="E5E7EB" w:sz="1"/>
+            </w:tcBorders>
+            <w:shd w:fill="023344" w:val="clear"/>
+            <w:tcMar>
+              <w:top w:type="dxa" w:w="100"/>
+              <w:left w:type="dxa" w:w="140"/>
+              <w:bottom w:type="dxa" w:w="100"/>
+              <w:right w:type="dxa" w:w="140"/>
+            </w:tcMar>
+            <w:vAlign w:val="center"/>
+          </w:tcPr>
+          <w:p>
+            <w:pPr>
+              <w:jc w:val="left"/>
+            </w:pPr>
+            <w:r>
+              <w:rPr>
+                <w:rFonts w:ascii="Arial" w:cs="Arial" w:eastAsia="Arial" w:hAnsi="Arial"/>
+                <w:b/>
+                <w:bCs/>
+                <w:color w:val="FFFFFF"/>
+                <w:sz w:val="20"/>
+                <w:szCs w:val="20"/>
+              </w:rPr>
+              <w:t xml:space="preserve">Gebruik</w:t>
+            </w:r>
+          </w:p>
+        </w:tc>
+        <w:tc>
+          <w:tcPr>
+            <w:tcW w:type="dxa" w:w="3000"/>
+            <w:tcBorders>
+              <w:top w:val="single" w:color="E5E7EB" w:sz="1"/>
+              <w:left w:val="single" w:color="E5E7EB" w:sz="1"/>
+              <w:bottom w:val="single" w:color="E5E7EB" w:sz="1"/>
+              <w:right w:val="single" w:color="E5E7EB" w:sz="1"/>
+            </w:tcBorders>
+            <w:shd w:fill="023344" w:val="clear"/>
+            <w:tcMar>
+              <w:top w:type="dxa" w:w="100"/>
+              <w:left w:type="dxa" w:w="140"/>
+              <w:bottom w:type="dxa" w:w="100"/>
+              <w:right w:type="dxa" w:w="140"/>
+            </w:tcMar>
+            <w:vAlign w:val="center"/>
+          </w:tcPr>
+          <w:p>
+            <w:pPr>
+              <w:jc w:val="left"/>
+            </w:pPr>
+            <w:r>
+              <w:rPr>
+                <w:rFonts w:ascii="Arial" w:cs="Arial" w:eastAsia="Arial" w:hAnsi="Arial"/>
+                <w:b/>
+                <w:bCs/>
+                <w:color w:val="FFFFFF"/>
+                <w:sz w:val="20"/>
+                <w:szCs w:val="20"/>
+              </w:rPr>
+              <w:t xml:space="preserve">URL parameter</w:t>
+            </w:r>
+          </w:p>
+        </w:tc>
+        <w:tc>
+          <w:tcPr>
+            <w:tcW w:type="dxa" w:w="3360"/>
+            <w:tcBorders>
+              <w:top w:val="single" w:color="E5E7EB" w:sz="1"/>
+              <w:left w:val="single" w:color="E5E7EB" w:sz="1"/>
+              <w:bottom w:val="single" w:color="E5E7EB" w:sz="1"/>
+              <w:right w:val="single" w:color="E5E7EB" w:sz="1"/>
+            </w:tcBorders>
+            <w:shd w:fill="023344" w:val="clear"/>
+            <w:tcMar>
+              <w:top w:type="dxa" w:w="100"/>
+              <w:left w:type="dxa" w:w="140"/>
+              <w:bottom w:type="dxa" w:w="100"/>
+              <w:right w:type="dxa" w:w="140"/>
+            </w:tcMar>
+            <w:vAlign w:val="center"/>
+          </w:tcPr>
+          <w:p>
+            <w:pPr>
+              <w:jc w:val="left"/>
+            </w:pPr>
+            <w:r>
+              <w:rPr>
+                <w:rFonts w:ascii="Arial" w:cs="Arial" w:eastAsia="Arial" w:hAnsi="Arial"/>
+                <w:b/>
+                <w:bCs/>
+                <w:color w:val="FFFFFF"/>
+                <w:sz w:val="20"/>
+                <w:szCs w:val="20"/>
+              </w:rPr>
+              <w:t xml:space="preserve">Effect</w:t>
+            </w:r>
+          </w:p>
+        </w:tc>
+      </w:tr>
+      <w:tr>
+        <w:tc>
+          <w:tcPr>
+            <w:tcW w:type="dxa" w:w="3000"/>
+            <w:tcBorders>
+              <w:top w:val="single" w:color="E5E7EB" w:sz="1"/>
+              <w:left w:val="single" w:color="E5E7EB" w:sz="1"/>
+              <w:bottom w:val="single" w:color="E5E7EB" w:sz="1"/>
+              <w:right w:val="single" w:color="E5E7EB" w:sz="1"/>
+            </w:tcBorders>
+            <w:shd w:fill="FFFFFF" w:val="clear"/>
+            <w:tcMar>
+              <w:top w:type="dxa" w:w="100"/>
+              <w:left w:type="dxa" w:w="140"/>
+              <w:bottom w:type="dxa" w:w="100"/>
+              <w:right w:type="dxa" w:w="140"/>
+            </w:tcMar>
+            <w:vAlign w:val="center"/>
+          </w:tcPr>
+          <w:p>
+            <w:pPr>
+              <w:jc w:val="left"/>
+            </w:pPr>
+            <w:r>
+              <w:rPr>
+                <w:rFonts w:ascii="Arial" w:cs="Arial" w:eastAsia="Arial" w:hAnsi="Arial"/>
+                <w:b/>
+                <w:bCs/>
+                <w:color w:val="023344"/>
+                <w:sz w:val="20"/>
+                <w:szCs w:val="20"/>
+              </w:rPr>
+              <w:t xml:space="preserve">Hero sectie (groot)</w:t>
+            </w:r>
+          </w:p>
+        </w:tc>
+        <w:tc>
+          <w:tcPr>
+            <w:tcW w:type="dxa" w:w="3000"/>
+            <w:tcBorders>
+              <w:top w:val="single" w:color="E5E7EB" w:sz="1"/>
+              <w:left w:val="single" w:color="E5E7EB" w:sz="1"/>
+              <w:bottom w:val="single" w:color="E5E7EB" w:sz="1"/>
+              <w:right w:val="single" w:color="E5E7EB" w:sz="1"/>
+            </w:tcBorders>
+            <w:shd w:fill="FFFFFF" w:val="clear"/>
+            <w:tcMar>
+              <w:top w:type="dxa" w:w="100"/>
+              <w:left w:type="dxa" w:w="140"/>
+              <w:bottom w:type="dxa" w:w="100"/>
+              <w:right w:type="dxa" w:w="140"/>
+            </w:tcMar>
+            <w:vAlign w:val="center"/>
+          </w:tcPr>
+          <w:p>
+            <w:pPr>
+              <w:jc w:val="left"/>
+            </w:pPr>
+            <w:r>
+              <w:rPr>
+                <w:rFonts w:ascii="Arial" w:cs="Arial" w:eastAsia="Arial" w:hAnsi="Arial"/>
+                <w:b w:val="false"/>
+                <w:bCs w:val="false"/>
+                <w:color w:val="111827"/>
+                <w:sz w:val="20"/>
+                <w:szCs w:val="20"/>
+              </w:rPr>
+              <w:t xml:space="preserve">w_1920,q_auto,f_auto</w:t>
+            </w:r>
+          </w:p>
+        </w:tc>
+        <w:tc>
+          <w:tcPr>
+            <w:tcW w:type="dxa" w:w="3360"/>
+            <w:tcBorders>
+              <w:top w:val="single" w:color="E5E7EB" w:sz="1"/>
+              <w:left w:val="single" w:color="E5E7EB" w:sz="1"/>
+              <w:bottom w:val="single" w:color="E5E7EB" w:sz="1"/>
+              <w:right w:val="single" w:color="E5E7EB" w:sz="1"/>
+            </w:tcBorders>
+            <w:shd w:fill="FFFFFF" w:val="clear"/>
+            <w:tcMar>
+              <w:top w:type="dxa" w:w="100"/>
+              <w:left w:type="dxa" w:w="140"/>
+              <w:bottom w:type="dxa" w:w="100"/>
+              <w:right w:type="dxa" w:w="140"/>
+            </w:tcMar>
+            <w:vAlign w:val="center"/>
+          </w:tcPr>
+          <w:p>
+            <w:pPr>
+              <w:jc w:val="left"/>
+            </w:pPr>
+            <w:r>
+              <w:rPr>
+                <w:rFonts w:ascii="Arial" w:cs="Arial" w:eastAsia="Arial" w:hAnsi="Arial"/>
+                <w:b w:val="false"/>
+                <w:bCs w:val="false"/>
+                <w:color w:val="111827"/>
+                <w:sz w:val="20"/>
+                <w:szCs w:val="20"/>
+              </w:rPr>
+              <w:t xml:space="preserve">Breedte 1920px, auto kwaliteit, WebP</w:t>
+            </w:r>
+          </w:p>
+        </w:tc>
+      </w:tr>
+      <w:tr>
+        <w:tc>
+          <w:tcPr>
+            <w:tcW w:type="dxa" w:w="3000"/>
+            <w:tcBorders>
+              <w:top w:val="single" w:color="E5E7EB" w:sz="1"/>
+              <w:left w:val="single" w:color="E5E7EB" w:sz="1"/>
+              <w:bottom w:val="single" w:color="E5E7EB" w:sz="1"/>
+              <w:right w:val="single" w:color="E5E7EB" w:sz="1"/>
+            </w:tcBorders>
+            <w:shd w:fill="F5F3F0" w:val="clear"/>
+            <w:tcMar>
+              <w:top w:type="dxa" w:w="100"/>
+              <w:left w:type="dxa" w:w="140"/>
+              <w:bottom w:type="dxa" w:w="100"/>
+              <w:right w:type="dxa" w:w="140"/>
+            </w:tcMar>
+            <w:vAlign w:val="center"/>
+          </w:tcPr>
+          <w:p>
+            <w:pPr>
+              <w:jc w:val="left"/>
+            </w:pPr>
+            <w:r>
+              <w:rPr>
+                <w:rFonts w:ascii="Arial" w:cs="Arial" w:eastAsia="Arial" w:hAnsi="Arial"/>
+                <w:b/>
+                <w:bCs/>
+                <w:color w:val="023344"/>
+                <w:sz w:val="20"/>
+                <w:szCs w:val="20"/>
+              </w:rPr>
+              <w:t xml:space="preserve">Overzichtspagina</w:t>
+            </w:r>
+          </w:p>
+        </w:tc>
+        <w:tc>
+          <w:tcPr>
+            <w:tcW w:type="dxa" w:w="3000"/>
+            <w:tcBorders>
+              <w:top w:val="single" w:color="E5E7EB" w:sz="1"/>
+              <w:left w:val="single" w:color="E5E7EB" w:sz="1"/>
+              <w:bottom w:val="single" w:color="E5E7EB" w:sz="1"/>
+              <w:right w:val="single" w:color="E5E7EB" w:sz="1"/>
+            </w:tcBorders>
+            <w:shd w:fill="F5F3F0" w:val="clear"/>
+            <w:tcMar>
+              <w:top w:type="dxa" w:w="100"/>
+              <w:left w:type="dxa" w:w="140"/>
+              <w:bottom w:type="dxa" w:w="100"/>
+              <w:right w:type="dxa" w:w="140"/>
+            </w:tcMar>
+            <w:vAlign w:val="center"/>
+          </w:tcPr>
+          <w:p>
+            <w:pPr>
+              <w:jc w:val="left"/>
+            </w:pPr>
+            <w:r>
+              <w:rPr>
+                <w:rFonts w:ascii="Arial" w:cs="Arial" w:eastAsia="Arial" w:hAnsi="Arial"/>
+                <w:b w:val="false"/>
+                <w:bCs w:val="false"/>
+                <w:color w:val="111827"/>
+                <w:sz w:val="20"/>
+                <w:szCs w:val="20"/>
+              </w:rPr>
+              <w:t xml:space="preserve">w_800,q_auto,f_auto</w:t>
+            </w:r>
+          </w:p>
+        </w:tc>
+        <w:tc>
+          <w:tcPr>
+            <w:tcW w:type="dxa" w:w="3360"/>
+            <w:tcBorders>
+              <w:top w:val="single" w:color="E5E7EB" w:sz="1"/>
+              <w:left w:val="single" w:color="E5E7EB" w:sz="1"/>
+              <w:bottom w:val="single" w:color="E5E7EB" w:sz="1"/>
+              <w:right w:val="single" w:color="E5E7EB" w:sz="1"/>
+            </w:tcBorders>
+            <w:shd w:fill="F5F3F0" w:val="clear"/>
+            <w:tcMar>
+              <w:top w:type="dxa" w:w="100"/>
+              <w:left w:type="dxa" w:w="140"/>
+              <w:bottom w:type="dxa" w:w="100"/>
+              <w:right w:type="dxa" w:w="140"/>
+            </w:tcMar>
+            <w:vAlign w:val="center"/>
+          </w:tcPr>
+          <w:p>
+            <w:pPr>
+              <w:jc w:val="left"/>
+            </w:pPr>
+            <w:r>
+              <w:rPr>
+                <w:rFonts w:ascii="Arial" w:cs="Arial" w:eastAsia="Arial" w:hAnsi="Arial"/>
+                <w:b w:val="false"/>
+                <w:bCs w:val="false"/>
+                <w:color w:val="111827"/>
+                <w:sz w:val="20"/>
+                <w:szCs w:val="20"/>
+              </w:rPr>
+              <w:t xml:space="preserve">Breedte 800px, geoptimaliseerd</w:t>
+            </w:r>
+          </w:p>
+        </w:tc>
+      </w:tr>
+      <w:tr>
+        <w:tc>
+          <w:tcPr>
+            <w:tcW w:type="dxa" w:w="3000"/>
+            <w:tcBorders>
+              <w:top w:val="single" w:color="E5E7EB" w:sz="1"/>
+              <w:left w:val="single" w:color="E5E7EB" w:sz="1"/>
+              <w:bottom w:val="single" w:color="E5E7EB" w:sz="1"/>
+              <w:right w:val="single" w:color="E5E7EB" w:sz="1"/>
+            </w:tcBorders>
+            <w:shd w:fill="FFFFFF" w:val="clear"/>
+            <w:tcMar>
+              <w:top w:type="dxa" w:w="100"/>
+              <w:left w:type="dxa" w:w="140"/>
+              <w:bottom w:type="dxa" w:w="100"/>
+              <w:right w:type="dxa" w:w="140"/>
+            </w:tcMar>
+            <w:vAlign w:val="center"/>
+          </w:tcPr>
+          <w:p>
+            <w:pPr>
+              <w:jc w:val="left"/>
+            </w:pPr>
+            <w:r>
+              <w:rPr>
+                <w:rFonts w:ascii="Arial" w:cs="Arial" w:eastAsia="Arial" w:hAnsi="Arial"/>
+                <w:b/>
+                <w:bCs/>
+                <w:color w:val="023344"/>
+                <w:sz w:val="20"/>
+                <w:szCs w:val="20"/>
+              </w:rPr>
+              <w:t xml:space="preserve">Thumbnail</w:t>
+            </w:r>
+          </w:p>
+        </w:tc>
+        <w:tc>
+          <w:tcPr>
+            <w:tcW w:type="dxa" w:w="3000"/>
+            <w:tcBorders>
+              <w:top w:val="single" w:color="E5E7EB" w:sz="1"/>
+              <w:left w:val="single" w:color="E5E7EB" w:sz="1"/>
+              <w:bottom w:val="single" w:color="E5E7EB" w:sz="1"/>
+              <w:right w:val="single" w:color="E5E7EB" w:sz="1"/>
+            </w:tcBorders>
+            <w:shd w:fill="FFFFFF" w:val="clear"/>
+            <w:tcMar>
+              <w:top w:type="dxa" w:w="100"/>
+              <w:left w:type="dxa" w:w="140"/>
+              <w:bottom w:type="dxa" w:w="100"/>
+              <w:right w:type="dxa" w:w="140"/>
+            </w:tcMar>
+            <w:vAlign w:val="center"/>
+          </w:tcPr>
+          <w:p>
+            <w:pPr>
+              <w:jc w:val="left"/>
+            </w:pPr>
+            <w:r>
+              <w:rPr>
+                <w:rFonts w:ascii="Arial" w:cs="Arial" w:eastAsia="Arial" w:hAnsi="Arial"/>
+                <w:b w:val="false"/>
+                <w:bCs w:val="false"/>
+                <w:color w:val="111827"/>
+                <w:sz w:val="20"/>
+                <w:szCs w:val="20"/>
+              </w:rPr>
+              <w:t xml:space="preserve">w_400,h_300,c_fill</w:t>
+            </w:r>
+          </w:p>
+        </w:tc>
+        <w:tc>
+          <w:tcPr>
+            <w:tcW w:type="dxa" w:w="3360"/>
+            <w:tcBorders>
+              <w:top w:val="single" w:color="E5E7EB" w:sz="1"/>
+              <w:left w:val="single" w:color="E5E7EB" w:sz="1"/>
+              <w:bottom w:val="single" w:color="E5E7EB" w:sz="1"/>
+              <w:right w:val="single" w:color="E5E7EB" w:sz="1"/>
+            </w:tcBorders>
+            <w:shd w:fill="FFFFFF" w:val="clear"/>
+            <w:tcMar>
+              <w:top w:type="dxa" w:w="100"/>
+              <w:left w:type="dxa" w:w="140"/>
+              <w:bottom w:type="dxa" w:w="100"/>
+              <w:right w:type="dxa" w:w="140"/>
+            </w:tcMar>
+            <w:vAlign w:val="center"/>
+          </w:tcPr>
+          <w:p>
+            <w:pPr>
+              <w:jc w:val="left"/>
+            </w:pPr>
+            <w:r>
+              <w:rPr>
+                <w:rFonts w:ascii="Arial" w:cs="Arial" w:eastAsia="Arial" w:hAnsi="Arial"/>
+                <w:b w:val="false"/>
+                <w:bCs w:val="false"/>
+                <w:color w:val="111827"/>
+                <w:sz w:val="20"/>
+                <w:szCs w:val="20"/>
+              </w:rPr>
+              <w:t xml:space="preserve">Bijgesneden 400x300px</w:t>
+            </w:r>
+          </w:p>
+        </w:tc>
+      </w:tr>
+      <w:tr>
+        <w:tc>
+          <w:tcPr>
+            <w:tcW w:type="dxa" w:w="3000"/>
+            <w:tcBorders>
+              <w:top w:val="single" w:color="E5E7EB" w:sz="1"/>
+              <w:left w:val="single" w:color="E5E7EB" w:sz="1"/>
+              <w:bottom w:val="single" w:color="E5E7EB" w:sz="1"/>
+              <w:right w:val="single" w:color="E5E7EB" w:sz="1"/>
+            </w:tcBorders>
+            <w:shd w:fill="F5F3F0" w:val="clear"/>
+            <w:tcMar>
+              <w:top w:type="dxa" w:w="100"/>
+              <w:left w:type="dxa" w:w="140"/>
+              <w:bottom w:type="dxa" w:w="100"/>
+              <w:right w:type="dxa" w:w="140"/>
+            </w:tcMar>
+            <w:vAlign w:val="center"/>
+          </w:tcPr>
+          <w:p>
+            <w:pPr>
+              <w:jc w:val="left"/>
+            </w:pPr>
+            <w:r>
+              <w:rPr>
+                <w:rFonts w:ascii="Arial" w:cs="Arial" w:eastAsia="Arial" w:hAnsi="Arial"/>
+                <w:b/>
+                <w:bCs/>
+                <w:color w:val="023344"/>
+                <w:sz w:val="20"/>
+                <w:szCs w:val="20"/>
+              </w:rPr>
+              <w:t xml:space="preserve">Watermark</w:t>
+            </w:r>
+          </w:p>
+        </w:tc>
+        <w:tc>
+          <w:tcPr>
+            <w:tcW w:type="dxa" w:w="3000"/>
+            <w:tcBorders>
+              <w:top w:val="single" w:color="E5E7EB" w:sz="1"/>
+              <w:left w:val="single" w:color="E5E7EB" w:sz="1"/>
+              <w:bottom w:val="single" w:color="E5E7EB" w:sz="1"/>
+              <w:right w:val="single" w:color="E5E7EB" w:sz="1"/>
+            </w:tcBorders>
+            <w:shd w:fill="F5F3F0" w:val="clear"/>
+            <w:tcMar>
+              <w:top w:type="dxa" w:w="100"/>
+              <w:left w:type="dxa" w:w="140"/>
+              <w:bottom w:type="dxa" w:w="100"/>
+              <w:right w:type="dxa" w:w="140"/>
+            </w:tcMar>
+            <w:vAlign w:val="center"/>
+          </w:tcPr>
+          <w:p>
+            <w:pPr>
+              <w:jc w:val="left"/>
+            </w:pPr>
+            <w:r>
+              <w:rPr>
+                <w:rFonts w:ascii="Arial" w:cs="Arial" w:eastAsia="Arial" w:hAnsi="Arial"/>
+                <w:b w:val="false"/>
+                <w:bCs w:val="false"/>
+                <w:color w:val="111827"/>
+                <w:sz w:val="20"/>
+                <w:szCs w:val="20"/>
+              </w:rPr>
+              <w:t xml:space="preserve">l_investinspain-logo</w:t>
+            </w:r>
+          </w:p>
+        </w:tc>
+        <w:tc>
+          <w:tcPr>
+            <w:tcW w:type="dxa" w:w="3360"/>
+            <w:tcBorders>
+              <w:top w:val="single" w:color="E5E7EB" w:sz="1"/>
+              <w:left w:val="single" w:color="E5E7EB" w:sz="1"/>
+              <w:bottom w:val="single" w:color="E5E7EB" w:sz="1"/>
+              <w:right w:val="single" w:color="E5E7EB" w:sz="1"/>
+            </w:tcBorders>
+            <w:shd w:fill="F5F3F0" w:val="clear"/>
+            <w:tcMar>
+              <w:top w:type="dxa" w:w="100"/>
+              <w:left w:type="dxa" w:w="140"/>
+              <w:bottom w:type="dxa" w:w="100"/>
+              <w:right w:type="dxa" w:w="140"/>
+            </w:tcMar>
+            <w:vAlign w:val="center"/>
+          </w:tcPr>
+          <w:p>
+            <w:pPr>
+              <w:jc w:val="left"/>
+            </w:pPr>
+            <w:r>
+              <w:rPr>
+                <w:rFonts w:ascii="Arial" w:cs="Arial" w:eastAsia="Arial" w:hAnsi="Arial"/>
+                <w:b w:val="false"/>
+                <w:bCs w:val="false"/>
+                <w:color w:val="111827"/>
+                <w:sz w:val="20"/>
+                <w:szCs w:val="20"/>
+              </w:rPr>
+              <w:t xml:space="preserve">Logo automatisch toegevoegd</w:t>
+            </w:r>
+          </w:p>
+        </w:tc>
+      </w:tr>
+    </w:tbl>
+    <w:p>
+      <w:pPr>
+        <w:spacing w:after="80" w:before="120"/>
+      </w:pPr>
+    </w:p>
+    <w:p>
+      <w:pPr>
+        <w:pStyle w:val="Heading3"/>
+        <w:spacing w:after="80" w:before="200"/>
+      </w:pPr>
+      <w:r>
+        <w:rPr>
+          <w:rFonts w:ascii="Arial" w:cs="Arial" w:eastAsia="Arial" w:hAnsi="Arial"/>
+          <w:b/>
+          <w:bCs/>
+          <w:color w:val="034558"/>
+          <w:sz w:val="22"/>
+          <w:szCs w:val="22"/>
+        </w:rPr>
+        <w:t xml:space="preserve">Gratis plan — voldoende voor de opstartfase</w:t>
+      </w:r>
+    </w:p>
+    <w:p>
+      <w:pPr>
+        <w:pStyle w:val="ListParagraph"/>
+        <w:numPr>
+          <w:ilvl w:val="0"/>
+          <w:numId w:val="2"/>
+        </w:numPr>
+        <w:spacing w:after="40" w:before="40"/>
+      </w:pPr>
+      <w:r>
+        <w:rPr>
+          <w:rFonts w:ascii="Arial" w:cs="Arial" w:eastAsia="Arial" w:hAnsi="Arial"/>
+          <w:color w:val="111827"/>
+          <w:sz w:val="20"/>
+          <w:szCs w:val="20"/>
+        </w:rPr>
+        <w:t xml:space="preserve">25 GB opslag (ca. 2.500 property foto's op hoge kwaliteit)</w:t>
+      </w:r>
+    </w:p>
+    <w:p>
+      <w:pPr>
+        <w:pStyle w:val="ListParagraph"/>
+        <w:numPr>
+          <w:ilvl w:val="0"/>
+          <w:numId w:val="2"/>
+        </w:numPr>
+        <w:spacing w:after="40" w:before="40"/>
+      </w:pPr>
+      <w:r>
+        <w:rPr>
+          <w:rFonts w:ascii="Arial" w:cs="Arial" w:eastAsia="Arial" w:hAnsi="Arial"/>
+          <w:color w:val="111827"/>
+          <w:sz w:val="20"/>
+          <w:szCs w:val="20"/>
+        </w:rPr>
+        <w:t xml:space="preserve">25 GB bandbreedte per maand</w:t>
+      </w:r>
+    </w:p>
+    <w:p>
+      <w:pPr>
+        <w:pStyle w:val="ListParagraph"/>
+        <w:numPr>
+          <w:ilvl w:val="0"/>
+          <w:numId w:val="2"/>
+        </w:numPr>
+        <w:spacing w:after="40" w:before="40"/>
+      </w:pPr>
+      <w:r>
+        <w:rPr>
+          <w:rFonts w:ascii="Arial" w:cs="Arial" w:eastAsia="Arial" w:hAnsi="Arial"/>
+          <w:color w:val="111827"/>
+          <w:sz w:val="20"/>
+          <w:szCs w:val="20"/>
+        </w:rPr>
+        <w:t xml:space="preserve">Geen creditcard vereist</w:t>
+      </w:r>
+    </w:p>
+    <w:p>
+      <w:pPr>
+        <w:pStyle w:val="ListParagraph"/>
+        <w:numPr>
+          <w:ilvl w:val="0"/>
+          <w:numId w:val="2"/>
+        </w:numPr>
+        <w:spacing w:after="40" w:before="40"/>
+      </w:pPr>
+      <w:r>
+        <w:rPr>
+          <w:rFonts w:ascii="Arial" w:cs="Arial" w:eastAsia="Arial" w:hAnsi="Arial"/>
+          <w:color w:val="111827"/>
+          <w:sz w:val="20"/>
+          <w:szCs w:val="20"/>
+        </w:rPr>
+        <w:t xml:space="preserve">Upgrade mogelijk bij groei (€ 89/maand voor 225GB)</w:t>
+      </w:r>
+    </w:p>
+    <w:p>
+      <w:pPr>
+        <w:spacing w:after="80" w:before="200"/>
+      </w:pPr>
+    </w:p>
+    <w:p>
+      <w:pPr>
+        <w:pStyle w:val="Heading2"/>
+        <w:pBdr>
+          <w:bottom w:val="single" w:color="CAC1B2" w:sz="4" w:space="4"/>
+        </w:pBdr>
+        <w:spacing w:after="100" w:before="300"/>
+      </w:pPr>
+      <w:r>
+        <w:rPr>
+          <w:rFonts w:ascii="Arial" w:cs="Arial" w:eastAsia="Arial" w:hAnsi="Arial"/>
+          <w:b/>
+          <w:bCs/>
+          <w:color w:val="023344"/>
+          <w:sz w:val="28"/>
+          <w:szCs w:val="28"/>
+        </w:rPr>
+        <w:t xml:space="preserve">7.3 Vimeo — Professionele Property Tours</w:t>
+      </w:r>
+    </w:p>
+    <w:p>
+      <w:pPr>
+        <w:spacing w:after="80" w:before="80"/>
+        <w:jc w:val="left"/>
+      </w:pPr>
+      <w:r>
+        <w:rPr>
+          <w:rFonts w:ascii="Arial" w:cs="Arial" w:eastAsia="Arial" w:hAnsi="Arial"/>
+          <w:b w:val="false"/>
+          <w:bCs w:val="false"/>
+          <w:i w:val="false"/>
+          <w:iCs w:val="false"/>
+          <w:color w:val="111827"/>
+          <w:sz w:val="20"/>
+          <w:szCs w:val="20"/>
+        </w:rPr>
+        <w:t xml:space="preserve">Voor langere property tours (2-10 minuten) is Vimeo de professionele standaard in de luxury vastgoedsector.</w:t>
+      </w:r>
+    </w:p>
+    <w:p>
+      <w:pPr>
+        <w:spacing w:after="80" w:before="80"/>
+      </w:pPr>
+    </w:p>
+    <w:tbl>
+      <w:tblPr>
+        <w:tblW w:type="dxa" w:w="9360"/>
+        <w:tblBorders>
+          <w:top w:val="single" w:color="auto" w:sz="4"/>
+          <w:left w:val="single" w:color="auto" w:sz="4"/>
+          <w:bottom w:val="single" w:color="auto" w:sz="4"/>
+          <w:right w:val="single" w:color="auto" w:sz="4"/>
+          <w:insideH w:val="single" w:color="auto" w:sz="4"/>
+          <w:insideV w:val="single" w:color="auto" w:sz="4"/>
+        </w:tblBorders>
+      </w:tblPr>
+      <w:tblGrid>
+        <w:gridCol w:w="3120"/>
+        <w:gridCol w:w="3120"/>
+        <w:gridCol w:w="3120"/>
+      </w:tblGrid>
+      <w:tr>
+        <w:trPr>
+          <w:tblHeader/>
+        </w:trPr>
+        <w:tc>
+          <w:tcPr>
+            <w:tcW w:type="dxa" w:w="3120"/>
+            <w:tcBorders>
+              <w:top w:val="single" w:color="E5E7EB" w:sz="1"/>
+              <w:left w:val="single" w:color="E5E7EB" w:sz="1"/>
+              <w:bottom w:val="single" w:color="E5E7EB" w:sz="1"/>
+              <w:right w:val="single" w:color="E5E7EB" w:sz="1"/>
+            </w:tcBorders>
+            <w:shd w:fill="023344" w:val="clear"/>
+            <w:tcMar>
+              <w:top w:type="dxa" w:w="100"/>
+              <w:left w:type="dxa" w:w="140"/>
+              <w:bottom w:type="dxa" w:w="100"/>
+              <w:right w:type="dxa" w:w="140"/>
+            </w:tcMar>
+            <w:vAlign w:val="center"/>
+          </w:tcPr>
+          <w:p>
+            <w:pPr>
+              <w:jc w:val="left"/>
+            </w:pPr>
+            <w:r>
+              <w:rPr>
+                <w:rFonts w:ascii="Arial" w:cs="Arial" w:eastAsia="Arial" w:hAnsi="Arial"/>
+                <w:b/>
+                <w:bCs/>
+                <w:color w:val="FFFFFF"/>
+                <w:sz w:val="20"/>
+                <w:szCs w:val="20"/>
+              </w:rPr>
+              <w:t xml:space="preserve">Vergelijking</w:t>
+            </w:r>
+          </w:p>
+        </w:tc>
+        <w:tc>
+          <w:tcPr>
+            <w:tcW w:type="dxa" w:w="3120"/>
+            <w:tcBorders>
+              <w:top w:val="single" w:color="E5E7EB" w:sz="1"/>
+              <w:left w:val="single" w:color="E5E7EB" w:sz="1"/>
+              <w:bottom w:val="single" w:color="E5E7EB" w:sz="1"/>
+              <w:right w:val="single" w:color="E5E7EB" w:sz="1"/>
+            </w:tcBorders>
+            <w:shd w:fill="023344" w:val="clear"/>
+            <w:tcMar>
+              <w:top w:type="dxa" w:w="100"/>
+              <w:left w:type="dxa" w:w="140"/>
+              <w:bottom w:type="dxa" w:w="100"/>
+              <w:right w:type="dxa" w:w="140"/>
+            </w:tcMar>
+            <w:vAlign w:val="center"/>
+          </w:tcPr>
+          <w:p>
+            <w:pPr>
+              <w:jc w:val="left"/>
+            </w:pPr>
+            <w:r>
+              <w:rPr>
+                <w:rFonts w:ascii="Arial" w:cs="Arial" w:eastAsia="Arial" w:hAnsi="Arial"/>
+                <w:b/>
+                <w:bCs/>
+                <w:color w:val="FFFFFF"/>
+                <w:sz w:val="20"/>
+                <w:szCs w:val="20"/>
+              </w:rPr>
+              <w:t xml:space="preserve">Vimeo Starter (€7/mnd)</w:t>
+            </w:r>
+          </w:p>
+        </w:tc>
+        <w:tc>
+          <w:tcPr>
+            <w:tcW w:type="dxa" w:w="3120"/>
+            <w:tcBorders>
+              <w:top w:val="single" w:color="E5E7EB" w:sz="1"/>
+              <w:left w:val="single" w:color="E5E7EB" w:sz="1"/>
+              <w:bottom w:val="single" w:color="E5E7EB" w:sz="1"/>
+              <w:right w:val="single" w:color="E5E7EB" w:sz="1"/>
+            </w:tcBorders>
+            <w:shd w:fill="023344" w:val="clear"/>
+            <w:tcMar>
+              <w:top w:type="dxa" w:w="100"/>
+              <w:left w:type="dxa" w:w="140"/>
+              <w:bottom w:type="dxa" w:w="100"/>
+              <w:right w:type="dxa" w:w="140"/>
+            </w:tcMar>
+            <w:vAlign w:val="center"/>
+          </w:tcPr>
+          <w:p>
+            <w:pPr>
+              <w:jc w:val="left"/>
+            </w:pPr>
+            <w:r>
+              <w:rPr>
+                <w:rFonts w:ascii="Arial" w:cs="Arial" w:eastAsia="Arial" w:hAnsi="Arial"/>
+                <w:b/>
+                <w:bCs/>
+                <w:color w:val="FFFFFF"/>
+                <w:sz w:val="20"/>
+                <w:szCs w:val="20"/>
+              </w:rPr>
+              <w:t xml:space="preserve">YouTube (gratis)</w:t>
+            </w:r>
+          </w:p>
+        </w:tc>
+      </w:tr>
+      <w:tr>
+        <w:tc>
+          <w:tcPr>
+            <w:tcW w:type="dxa" w:w="3120"/>
+            <w:tcBorders>
+              <w:top w:val="single" w:color="E5E7EB" w:sz="1"/>
+              <w:left w:val="single" w:color="E5E7EB" w:sz="1"/>
+              <w:bottom w:val="single" w:color="E5E7EB" w:sz="1"/>
+              <w:right w:val="single" w:color="E5E7EB" w:sz="1"/>
+            </w:tcBorders>
+            <w:shd w:fill="FFFFFF" w:val="clear"/>
+            <w:tcMar>
+              <w:top w:type="dxa" w:w="100"/>
+              <w:left w:type="dxa" w:w="140"/>
+              <w:bottom w:type="dxa" w:w="100"/>
+              <w:right w:type="dxa" w:w="140"/>
+            </w:tcMar>
+            <w:vAlign w:val="center"/>
+          </w:tcPr>
+          <w:p>
+            <w:pPr>
+              <w:jc w:val="left"/>
+            </w:pPr>
+            <w:r>
+              <w:rPr>
+                <w:rFonts w:ascii="Arial" w:cs="Arial" w:eastAsia="Arial" w:hAnsi="Arial"/>
+                <w:b/>
+                <w:bCs/>
+                <w:color w:val="023344"/>
+                <w:sz w:val="20"/>
+                <w:szCs w:val="20"/>
+              </w:rPr>
+              <w:t xml:space="preserve">Eigen branding</w:t>
+            </w:r>
+          </w:p>
+        </w:tc>
+        <w:tc>
+          <w:tcPr>
+            <w:tcW w:type="dxa" w:w="3120"/>
+            <w:tcBorders>
+              <w:top w:val="single" w:color="E5E7EB" w:sz="1"/>
+              <w:left w:val="single" w:color="E5E7EB" w:sz="1"/>
+              <w:bottom w:val="single" w:color="E5E7EB" w:sz="1"/>
+              <w:right w:val="single" w:color="E5E7EB" w:sz="1"/>
+            </w:tcBorders>
+            <w:shd w:fill="FFFFFF" w:val="clear"/>
+            <w:tcMar>
+              <w:top w:type="dxa" w:w="100"/>
+              <w:left w:type="dxa" w:w="140"/>
+              <w:bottom w:type="dxa" w:w="100"/>
+              <w:right w:type="dxa" w:w="140"/>
+            </w:tcMar>
+            <w:vAlign w:val="center"/>
+          </w:tcPr>
+          <w:p>
+            <w:pPr>
+              <w:jc w:val="left"/>
+            </w:pPr>
+            <w:r>
+              <w:rPr>
+                <w:rFonts w:ascii="Arial" w:cs="Arial" w:eastAsia="Arial" w:hAnsi="Arial"/>
+                <w:b w:val="false"/>
+                <w:bCs w:val="false"/>
+                <w:color w:val="111827"/>
+                <w:sz w:val="20"/>
+                <w:szCs w:val="20"/>
+              </w:rPr>
+              <w:t xml:space="preserve">Volledig — geen Vimeo logo</w:t>
+            </w:r>
+          </w:p>
+        </w:tc>
+        <w:tc>
+          <w:tcPr>
+            <w:tcW w:type="dxa" w:w="3120"/>
+            <w:tcBorders>
+              <w:top w:val="single" w:color="E5E7EB" w:sz="1"/>
+              <w:left w:val="single" w:color="E5E7EB" w:sz="1"/>
+              <w:bottom w:val="single" w:color="E5E7EB" w:sz="1"/>
+              <w:right w:val="single" w:color="E5E7EB" w:sz="1"/>
+            </w:tcBorders>
+            <w:shd w:fill="FFFFFF" w:val="clear"/>
+            <w:tcMar>
+              <w:top w:type="dxa" w:w="100"/>
+              <w:left w:type="dxa" w:w="140"/>
+              <w:bottom w:type="dxa" w:w="100"/>
+              <w:right w:type="dxa" w:w="140"/>
+            </w:tcMar>
+            <w:vAlign w:val="center"/>
+          </w:tcPr>
+          <w:p>
+            <w:pPr>
+              <w:jc w:val="left"/>
+            </w:pPr>
+            <w:r>
+              <w:rPr>
+                <w:rFonts w:ascii="Arial" w:cs="Arial" w:eastAsia="Arial" w:hAnsi="Arial"/>
+                <w:b w:val="false"/>
+                <w:bCs w:val="false"/>
+                <w:color w:val="111827"/>
+                <w:sz w:val="20"/>
+                <w:szCs w:val="20"/>
+              </w:rPr>
+              <w:t xml:space="preserve">YouTube logo zichtbaar</w:t>
+            </w:r>
+          </w:p>
+        </w:tc>
+      </w:tr>
+      <w:tr>
+        <w:tc>
+          <w:tcPr>
+            <w:tcW w:type="dxa" w:w="3120"/>
+            <w:tcBorders>
+              <w:top w:val="single" w:color="E5E7EB" w:sz="1"/>
+              <w:left w:val="single" w:color="E5E7EB" w:sz="1"/>
+              <w:bottom w:val="single" w:color="E5E7EB" w:sz="1"/>
+              <w:right w:val="single" w:color="E5E7EB" w:sz="1"/>
+            </w:tcBorders>
+            <w:shd w:fill="F5F3F0" w:val="clear"/>
+            <w:tcMar>
+              <w:top w:type="dxa" w:w="100"/>
+              <w:left w:type="dxa" w:w="140"/>
+              <w:bottom w:type="dxa" w:w="100"/>
+              <w:right w:type="dxa" w:w="140"/>
+            </w:tcMar>
+            <w:vAlign w:val="center"/>
+          </w:tcPr>
+          <w:p>
+            <w:pPr>
+              <w:jc w:val="left"/>
+            </w:pPr>
+            <w:r>
+              <w:rPr>
+                <w:rFonts w:ascii="Arial" w:cs="Arial" w:eastAsia="Arial" w:hAnsi="Arial"/>
+                <w:b/>
+                <w:bCs/>
+                <w:color w:val="023344"/>
+                <w:sz w:val="20"/>
+                <w:szCs w:val="20"/>
+              </w:rPr>
+              <w:t xml:space="preserve">Privacy / domein-lock</w:t>
+            </w:r>
+          </w:p>
+        </w:tc>
+        <w:tc>
+          <w:tcPr>
+            <w:tcW w:type="dxa" w:w="3120"/>
+            <w:tcBorders>
+              <w:top w:val="single" w:color="E5E7EB" w:sz="1"/>
+              <w:left w:val="single" w:color="E5E7EB" w:sz="1"/>
+              <w:bottom w:val="single" w:color="E5E7EB" w:sz="1"/>
+              <w:right w:val="single" w:color="E5E7EB" w:sz="1"/>
+            </w:tcBorders>
+            <w:shd w:fill="F5F3F0" w:val="clear"/>
+            <w:tcMar>
+              <w:top w:type="dxa" w:w="100"/>
+              <w:left w:type="dxa" w:w="140"/>
+              <w:bottom w:type="dxa" w:w="100"/>
+              <w:right w:type="dxa" w:w="140"/>
+            </w:tcMar>
+            <w:vAlign w:val="center"/>
+          </w:tcPr>
+          <w:p>
+            <w:pPr>
+              <w:jc w:val="left"/>
+            </w:pPr>
+            <w:r>
+              <w:rPr>
+                <w:rFonts w:ascii="Arial" w:cs="Arial" w:eastAsia="Arial" w:hAnsi="Arial"/>
+                <w:b w:val="false"/>
+                <w:bCs w:val="false"/>
+                <w:color w:val="111827"/>
+                <w:sz w:val="20"/>
+                <w:szCs w:val="20"/>
+              </w:rPr>
+              <w:t xml:space="preserve">Alleen op uw domein</w:t>
+            </w:r>
+          </w:p>
+        </w:tc>
+        <w:tc>
+          <w:tcPr>
+            <w:tcW w:type="dxa" w:w="3120"/>
+            <w:tcBorders>
+              <w:top w:val="single" w:color="E5E7EB" w:sz="1"/>
+              <w:left w:val="single" w:color="E5E7EB" w:sz="1"/>
+              <w:bottom w:val="single" w:color="E5E7EB" w:sz="1"/>
+              <w:right w:val="single" w:color="E5E7EB" w:sz="1"/>
+            </w:tcBorders>
+            <w:shd w:fill="F5F3F0" w:val="clear"/>
+            <w:tcMar>
+              <w:top w:type="dxa" w:w="100"/>
+              <w:left w:type="dxa" w:w="140"/>
+              <w:bottom w:type="dxa" w:w="100"/>
+              <w:right w:type="dxa" w:w="140"/>
+            </w:tcMar>
+            <w:vAlign w:val="center"/>
+          </w:tcPr>
+          <w:p>
+            <w:pPr>
+              <w:jc w:val="left"/>
+            </w:pPr>
+            <w:r>
+              <w:rPr>
+                <w:rFonts w:ascii="Arial" w:cs="Arial" w:eastAsia="Arial" w:hAnsi="Arial"/>
+                <w:b w:val="false"/>
+                <w:bCs w:val="false"/>
+                <w:color w:val="111827"/>
+                <w:sz w:val="20"/>
+                <w:szCs w:val="20"/>
+              </w:rPr>
+              <w:t xml:space="preserve">Openbaar of verborgen</w:t>
+            </w:r>
+          </w:p>
+        </w:tc>
+      </w:tr>
+      <w:tr>
+        <w:tc>
+          <w:tcPr>
+            <w:tcW w:type="dxa" w:w="3120"/>
+            <w:tcBorders>
+              <w:top w:val="single" w:color="E5E7EB" w:sz="1"/>
+              <w:left w:val="single" w:color="E5E7EB" w:sz="1"/>
+              <w:bottom w:val="single" w:color="E5E7EB" w:sz="1"/>
+              <w:right w:val="single" w:color="E5E7EB" w:sz="1"/>
+            </w:tcBorders>
+            <w:shd w:fill="FFFFFF" w:val="clear"/>
+            <w:tcMar>
+              <w:top w:type="dxa" w:w="100"/>
+              <w:left w:type="dxa" w:w="140"/>
+              <w:bottom w:type="dxa" w:w="100"/>
+              <w:right w:type="dxa" w:w="140"/>
+            </w:tcMar>
+            <w:vAlign w:val="center"/>
+          </w:tcPr>
+          <w:p>
+            <w:pPr>
+              <w:jc w:val="left"/>
+            </w:pPr>
+            <w:r>
+              <w:rPr>
+                <w:rFonts w:ascii="Arial" w:cs="Arial" w:eastAsia="Arial" w:hAnsi="Arial"/>
+                <w:b/>
+                <w:bCs/>
+                <w:color w:val="023344"/>
+                <w:sz w:val="20"/>
+                <w:szCs w:val="20"/>
+              </w:rPr>
+              <w:t xml:space="preserve">Advertenties</w:t>
+            </w:r>
+          </w:p>
+        </w:tc>
+        <w:tc>
+          <w:tcPr>
+            <w:tcW w:type="dxa" w:w="3120"/>
+            <w:tcBorders>
+              <w:top w:val="single" w:color="E5E7EB" w:sz="1"/>
+              <w:left w:val="single" w:color="E5E7EB" w:sz="1"/>
+              <w:bottom w:val="single" w:color="E5E7EB" w:sz="1"/>
+              <w:right w:val="single" w:color="E5E7EB" w:sz="1"/>
+            </w:tcBorders>
+            <w:shd w:fill="FFFFFF" w:val="clear"/>
+            <w:tcMar>
+              <w:top w:type="dxa" w:w="100"/>
+              <w:left w:type="dxa" w:w="140"/>
+              <w:bottom w:type="dxa" w:w="100"/>
+              <w:right w:type="dxa" w:w="140"/>
+            </w:tcMar>
+            <w:vAlign w:val="center"/>
+          </w:tcPr>
+          <w:p>
+            <w:pPr>
+              <w:jc w:val="left"/>
+            </w:pPr>
+            <w:r>
+              <w:rPr>
+                <w:rFonts w:ascii="Arial" w:cs="Arial" w:eastAsia="Arial" w:hAnsi="Arial"/>
+                <w:b w:val="false"/>
+                <w:bCs w:val="false"/>
+                <w:color w:val="111827"/>
+                <w:sz w:val="20"/>
+                <w:szCs w:val="20"/>
+              </w:rPr>
+              <w:t xml:space="preserve">Geen</w:t>
+            </w:r>
+          </w:p>
+        </w:tc>
+        <w:tc>
+          <w:tcPr>
+            <w:tcW w:type="dxa" w:w="3120"/>
+            <w:tcBorders>
+              <w:top w:val="single" w:color="E5E7EB" w:sz="1"/>
+              <w:left w:val="single" w:color="E5E7EB" w:sz="1"/>
+              <w:bottom w:val="single" w:color="E5E7EB" w:sz="1"/>
+              <w:right w:val="single" w:color="E5E7EB" w:sz="1"/>
+            </w:tcBorders>
+            <w:shd w:fill="FFFFFF" w:val="clear"/>
+            <w:tcMar>
+              <w:top w:type="dxa" w:w="100"/>
+              <w:left w:type="dxa" w:w="140"/>
+              <w:bottom w:type="dxa" w:w="100"/>
+              <w:right w:type="dxa" w:w="140"/>
+            </w:tcMar>
+            <w:vAlign w:val="center"/>
+          </w:tcPr>
+          <w:p>
+            <w:pPr>
+              <w:jc w:val="left"/>
+            </w:pPr>
+            <w:r>
+              <w:rPr>
+                <w:rFonts w:ascii="Arial" w:cs="Arial" w:eastAsia="Arial" w:hAnsi="Arial"/>
+                <w:b w:val="false"/>
+                <w:bCs w:val="false"/>
+                <w:color w:val="111827"/>
+                <w:sz w:val="20"/>
+                <w:szCs w:val="20"/>
+              </w:rPr>
+              <w:t xml:space="preserve">Mogelijk zichtbaar</w:t>
+            </w:r>
+          </w:p>
+        </w:tc>
+      </w:tr>
+      <w:tr>
+        <w:tc>
+          <w:tcPr>
+            <w:tcW w:type="dxa" w:w="3120"/>
+            <w:tcBorders>
+              <w:top w:val="single" w:color="E5E7EB" w:sz="1"/>
+              <w:left w:val="single" w:color="E5E7EB" w:sz="1"/>
+              <w:bottom w:val="single" w:color="E5E7EB" w:sz="1"/>
+              <w:right w:val="single" w:color="E5E7EB" w:sz="1"/>
+            </w:tcBorders>
+            <w:shd w:fill="F5F3F0" w:val="clear"/>
+            <w:tcMar>
+              <w:top w:type="dxa" w:w="100"/>
+              <w:left w:type="dxa" w:w="140"/>
+              <w:bottom w:type="dxa" w:w="100"/>
+              <w:right w:type="dxa" w:w="140"/>
+            </w:tcMar>
+            <w:vAlign w:val="center"/>
+          </w:tcPr>
+          <w:p>
+            <w:pPr>
+              <w:jc w:val="left"/>
+            </w:pPr>
+            <w:r>
+              <w:rPr>
+                <w:rFonts w:ascii="Arial" w:cs="Arial" w:eastAsia="Arial" w:hAnsi="Arial"/>
+                <w:b/>
+                <w:bCs/>
+                <w:color w:val="023344"/>
+                <w:sz w:val="20"/>
+                <w:szCs w:val="20"/>
+              </w:rPr>
+              <w:t xml:space="preserve">Analytics</w:t>
+            </w:r>
+          </w:p>
+        </w:tc>
+        <w:tc>
+          <w:tcPr>
+            <w:tcW w:type="dxa" w:w="3120"/>
+            <w:tcBorders>
+              <w:top w:val="single" w:color="E5E7EB" w:sz="1"/>
+              <w:left w:val="single" w:color="E5E7EB" w:sz="1"/>
+              <w:bottom w:val="single" w:color="E5E7EB" w:sz="1"/>
+              <w:right w:val="single" w:color="E5E7EB" w:sz="1"/>
+            </w:tcBorders>
+            <w:shd w:fill="F5F3F0" w:val="clear"/>
+            <w:tcMar>
+              <w:top w:type="dxa" w:w="100"/>
+              <w:left w:type="dxa" w:w="140"/>
+              <w:bottom w:type="dxa" w:w="100"/>
+              <w:right w:type="dxa" w:w="140"/>
+            </w:tcMar>
+            <w:vAlign w:val="center"/>
+          </w:tcPr>
+          <w:p>
+            <w:pPr>
+              <w:jc w:val="left"/>
+            </w:pPr>
+            <w:r>
+              <w:rPr>
+                <w:rFonts w:ascii="Arial" w:cs="Arial" w:eastAsia="Arial" w:hAnsi="Arial"/>
+                <w:b w:val="false"/>
+                <w:bCs w:val="false"/>
+                <w:color w:val="111827"/>
+                <w:sz w:val="20"/>
+                <w:szCs w:val="20"/>
+              </w:rPr>
+              <w:t xml:space="preserve">Gedetailleerd per video</w:t>
+            </w:r>
+          </w:p>
+        </w:tc>
+        <w:tc>
+          <w:tcPr>
+            <w:tcW w:type="dxa" w:w="3120"/>
+            <w:tcBorders>
+              <w:top w:val="single" w:color="E5E7EB" w:sz="1"/>
+              <w:left w:val="single" w:color="E5E7EB" w:sz="1"/>
+              <w:bottom w:val="single" w:color="E5E7EB" w:sz="1"/>
+              <w:right w:val="single" w:color="E5E7EB" w:sz="1"/>
+            </w:tcBorders>
+            <w:shd w:fill="F5F3F0" w:val="clear"/>
+            <w:tcMar>
+              <w:top w:type="dxa" w:w="100"/>
+              <w:left w:type="dxa" w:w="140"/>
+              <w:bottom w:type="dxa" w:w="100"/>
+              <w:right w:type="dxa" w:w="140"/>
+            </w:tcMar>
+            <w:vAlign w:val="center"/>
+          </w:tcPr>
+          <w:p>
+            <w:pPr>
+              <w:jc w:val="left"/>
+            </w:pPr>
+            <w:r>
+              <w:rPr>
+                <w:rFonts w:ascii="Arial" w:cs="Arial" w:eastAsia="Arial" w:hAnsi="Arial"/>
+                <w:b w:val="false"/>
+                <w:bCs w:val="false"/>
+                <w:color w:val="111827"/>
+                <w:sz w:val="20"/>
+                <w:szCs w:val="20"/>
+              </w:rPr>
+              <w:t xml:space="preserve">Basis</w:t>
+            </w:r>
+          </w:p>
+        </w:tc>
+      </w:tr>
+      <w:tr>
+        <w:tc>
+          <w:tcPr>
+            <w:tcW w:type="dxa" w:w="3120"/>
+            <w:tcBorders>
+              <w:top w:val="single" w:color="E5E7EB" w:sz="1"/>
+              <w:left w:val="single" w:color="E5E7EB" w:sz="1"/>
+              <w:bottom w:val="single" w:color="E5E7EB" w:sz="1"/>
+              <w:right w:val="single" w:color="E5E7EB" w:sz="1"/>
+            </w:tcBorders>
+            <w:shd w:fill="FFFFFF" w:val="clear"/>
+            <w:tcMar>
+              <w:top w:type="dxa" w:w="100"/>
+              <w:left w:type="dxa" w:w="140"/>
+              <w:bottom w:type="dxa" w:w="100"/>
+              <w:right w:type="dxa" w:w="140"/>
+            </w:tcMar>
+            <w:vAlign w:val="center"/>
+          </w:tcPr>
+          <w:p>
+            <w:pPr>
+              <w:jc w:val="left"/>
+            </w:pPr>
+            <w:r>
+              <w:rPr>
+                <w:rFonts w:ascii="Arial" w:cs="Arial" w:eastAsia="Arial" w:hAnsi="Arial"/>
+                <w:b/>
+                <w:bCs/>
+                <w:color w:val="023344"/>
+                <w:sz w:val="20"/>
+                <w:szCs w:val="20"/>
+              </w:rPr>
+              <w:t xml:space="preserve">Kwaliteit</w:t>
+            </w:r>
+          </w:p>
+        </w:tc>
+        <w:tc>
+          <w:tcPr>
+            <w:tcW w:type="dxa" w:w="3120"/>
+            <w:tcBorders>
+              <w:top w:val="single" w:color="E5E7EB" w:sz="1"/>
+              <w:left w:val="single" w:color="E5E7EB" w:sz="1"/>
+              <w:bottom w:val="single" w:color="E5E7EB" w:sz="1"/>
+              <w:right w:val="single" w:color="E5E7EB" w:sz="1"/>
+            </w:tcBorders>
+            <w:shd w:fill="FFFFFF" w:val="clear"/>
+            <w:tcMar>
+              <w:top w:type="dxa" w:w="100"/>
+              <w:left w:type="dxa" w:w="140"/>
+              <w:bottom w:type="dxa" w:w="100"/>
+              <w:right w:type="dxa" w:w="140"/>
+            </w:tcMar>
+            <w:vAlign w:val="center"/>
+          </w:tcPr>
+          <w:p>
+            <w:pPr>
+              <w:jc w:val="left"/>
+            </w:pPr>
+            <w:r>
+              <w:rPr>
+                <w:rFonts w:ascii="Arial" w:cs="Arial" w:eastAsia="Arial" w:hAnsi="Arial"/>
+                <w:b w:val="false"/>
+                <w:bCs w:val="false"/>
+                <w:color w:val="111827"/>
+                <w:sz w:val="20"/>
+                <w:szCs w:val="20"/>
+              </w:rPr>
+              <w:t xml:space="preserve">4K, adaptive streaming</w:t>
+            </w:r>
+          </w:p>
+        </w:tc>
+        <w:tc>
+          <w:tcPr>
+            <w:tcW w:type="dxa" w:w="3120"/>
+            <w:tcBorders>
+              <w:top w:val="single" w:color="E5E7EB" w:sz="1"/>
+              <w:left w:val="single" w:color="E5E7EB" w:sz="1"/>
+              <w:bottom w:val="single" w:color="E5E7EB" w:sz="1"/>
+              <w:right w:val="single" w:color="E5E7EB" w:sz="1"/>
+            </w:tcBorders>
+            <w:shd w:fill="FFFFFF" w:val="clear"/>
+            <w:tcMar>
+              <w:top w:type="dxa" w:w="100"/>
+              <w:left w:type="dxa" w:w="140"/>
+              <w:bottom w:type="dxa" w:w="100"/>
+              <w:right w:type="dxa" w:w="140"/>
+            </w:tcMar>
+            <w:vAlign w:val="center"/>
+          </w:tcPr>
+          <w:p>
+            <w:pPr>
+              <w:jc w:val="left"/>
+            </w:pPr>
+            <w:r>
+              <w:rPr>
+                <w:rFonts w:ascii="Arial" w:cs="Arial" w:eastAsia="Arial" w:hAnsi="Arial"/>
+                <w:b w:val="false"/>
+                <w:bCs w:val="false"/>
+                <w:color w:val="111827"/>
+                <w:sz w:val="20"/>
+                <w:szCs w:val="20"/>
+              </w:rPr>
+              <w:t xml:space="preserve">4K, adaptive streaming</w:t>
+            </w:r>
+          </w:p>
+        </w:tc>
+      </w:tr>
+      <w:tr>
+        <w:tc>
+          <w:tcPr>
+            <w:tcW w:type="dxa" w:w="3120"/>
+            <w:tcBorders>
+              <w:top w:val="single" w:color="E5E7EB" w:sz="1"/>
+              <w:left w:val="single" w:color="E5E7EB" w:sz="1"/>
+              <w:bottom w:val="single" w:color="E5E7EB" w:sz="1"/>
+              <w:right w:val="single" w:color="E5E7EB" w:sz="1"/>
+            </w:tcBorders>
+            <w:shd w:fill="F5F3F0" w:val="clear"/>
+            <w:tcMar>
+              <w:top w:type="dxa" w:w="100"/>
+              <w:left w:type="dxa" w:w="140"/>
+              <w:bottom w:type="dxa" w:w="100"/>
+              <w:right w:type="dxa" w:w="140"/>
+            </w:tcMar>
+            <w:vAlign w:val="center"/>
+          </w:tcPr>
+          <w:p>
+            <w:pPr>
+              <w:jc w:val="left"/>
+            </w:pPr>
+            <w:r>
+              <w:rPr>
+                <w:rFonts w:ascii="Arial" w:cs="Arial" w:eastAsia="Arial" w:hAnsi="Arial"/>
+                <w:b/>
+                <w:bCs/>
+                <w:color w:val="023344"/>
+                <w:sz w:val="20"/>
+                <w:szCs w:val="20"/>
+              </w:rPr>
+              <w:t xml:space="preserve">Conclusie</w:t>
+            </w:r>
+          </w:p>
+        </w:tc>
+        <w:tc>
+          <w:tcPr>
+            <w:tcW w:type="dxa" w:w="3120"/>
+            <w:tcBorders>
+              <w:top w:val="single" w:color="E5E7EB" w:sz="1"/>
+              <w:left w:val="single" w:color="E5E7EB" w:sz="1"/>
+              <w:bottom w:val="single" w:color="E5E7EB" w:sz="1"/>
+              <w:right w:val="single" w:color="E5E7EB" w:sz="1"/>
+            </w:tcBorders>
+            <w:shd w:fill="F5F3F0" w:val="clear"/>
+            <w:tcMar>
+              <w:top w:type="dxa" w:w="100"/>
+              <w:left w:type="dxa" w:w="140"/>
+              <w:bottom w:type="dxa" w:w="100"/>
+              <w:right w:type="dxa" w:w="140"/>
+            </w:tcMar>
+            <w:vAlign w:val="center"/>
+          </w:tcPr>
+          <w:p>
+            <w:pPr>
+              <w:jc w:val="left"/>
+            </w:pPr>
+            <w:r>
+              <w:rPr>
+                <w:rFonts w:ascii="Arial" w:cs="Arial" w:eastAsia="Arial" w:hAnsi="Arial"/>
+                <w:b w:val="false"/>
+                <w:bCs w:val="false"/>
+                <w:color w:val="065F46"/>
+                <w:sz w:val="20"/>
+                <w:szCs w:val="20"/>
+              </w:rPr>
+              <w:t xml:space="preserve">Aanbevolen voor luxury</w:t>
+            </w:r>
+          </w:p>
+        </w:tc>
+        <w:tc>
+          <w:tcPr>
+            <w:tcW w:type="dxa" w:w="3120"/>
+            <w:tcBorders>
+              <w:top w:val="single" w:color="E5E7EB" w:sz="1"/>
+              <w:left w:val="single" w:color="E5E7EB" w:sz="1"/>
+              <w:bottom w:val="single" w:color="E5E7EB" w:sz="1"/>
+              <w:right w:val="single" w:color="E5E7EB" w:sz="1"/>
+            </w:tcBorders>
+            <w:shd w:fill="F5F3F0" w:val="clear"/>
+            <w:tcMar>
+              <w:top w:type="dxa" w:w="100"/>
+              <w:left w:type="dxa" w:w="140"/>
+              <w:bottom w:type="dxa" w:w="100"/>
+              <w:right w:type="dxa" w:w="140"/>
+            </w:tcMar>
+            <w:vAlign w:val="center"/>
+          </w:tcPr>
+          <w:p>
+            <w:pPr>
+              <w:jc w:val="left"/>
+            </w:pPr>
+            <w:r>
+              <w:rPr>
+                <w:rFonts w:ascii="Arial" w:cs="Arial" w:eastAsia="Arial" w:hAnsi="Arial"/>
+                <w:b w:val="false"/>
+                <w:bCs w:val="false"/>
+                <w:color w:val="111827"/>
+                <w:sz w:val="20"/>
+                <w:szCs w:val="20"/>
+              </w:rPr>
+              <w:t xml:space="preserve">Optie voor budget</w:t>
+            </w:r>
+          </w:p>
+        </w:tc>
+      </w:tr>
+    </w:tbl>
+    <w:p>
+      <w:pPr>
+        <w:spacing w:after="80" w:before="200"/>
+      </w:pPr>
+    </w:p>
+    <w:p>
+      <w:pPr>
+        <w:pStyle w:val="Heading2"/>
+        <w:pBdr>
+          <w:bottom w:val="single" w:color="CAC1B2" w:sz="4" w:space="4"/>
+        </w:pBdr>
+        <w:spacing w:after="100" w:before="300"/>
+      </w:pPr>
+      <w:r>
+        <w:rPr>
+          <w:rFonts w:ascii="Arial" w:cs="Arial" w:eastAsia="Arial" w:hAnsi="Arial"/>
+          <w:b/>
+          <w:bCs/>
+          <w:color w:val="023344"/>
+          <w:sz w:val="28"/>
+          <w:szCs w:val="28"/>
+        </w:rPr>
+        <w:t xml:space="preserve">7.4 Koppeling met het Admin Portaal &amp; Supabase</w:t>
+      </w:r>
+    </w:p>
+    <w:p>
+      <w:pPr>
+        <w:spacing w:after="80" w:before="80"/>
+        <w:jc w:val="left"/>
+      </w:pPr>
+      <w:r>
+        <w:rPr>
+          <w:rFonts w:ascii="Arial" w:cs="Arial" w:eastAsia="Arial" w:hAnsi="Arial"/>
+          <w:b w:val="false"/>
+          <w:bCs w:val="false"/>
+          <w:i w:val="false"/>
+          <w:iCs w:val="false"/>
+          <w:color w:val="111827"/>
+          <w:sz w:val="20"/>
+          <w:szCs w:val="20"/>
+        </w:rPr>
+        <w:t xml:space="preserve">Alle media is volledig geïntegreerd in de backend. Wanneer een medewerker een property aanmaakt in het admin portaal, worden foto's en video's automatisch gekoppeld aan de database en gepubliceerd op de website, Idealista en Resales Online.</w:t>
+      </w:r>
+    </w:p>
+    <w:p>
+      <w:pPr>
+        <w:spacing w:after="80" w:before="80"/>
+      </w:pPr>
+    </w:p>
+    <w:p>
+      <w:pPr>
+        <w:pStyle w:val="Heading3"/>
+        <w:spacing w:after="80" w:before="200"/>
+      </w:pPr>
+      <w:r>
+        <w:rPr>
+          <w:rFonts w:ascii="Arial" w:cs="Arial" w:eastAsia="Arial" w:hAnsi="Arial"/>
+          <w:b/>
+          <w:bCs/>
+          <w:color w:val="034558"/>
+          <w:sz w:val="22"/>
+          <w:szCs w:val="22"/>
+        </w:rPr>
+        <w:t xml:space="preserve">Workflow: van upload tot publicatie</w:t>
+      </w:r>
+    </w:p>
+    <w:tbl>
+      <w:tblPr>
+        <w:tblW w:type="dxa" w:w="9360"/>
+        <w:tblBorders>
+          <w:top w:val="single" w:color="auto" w:sz="4"/>
+          <w:left w:val="single" w:color="auto" w:sz="4"/>
+          <w:bottom w:val="single" w:color="auto" w:sz="4"/>
+          <w:right w:val="single" w:color="auto" w:sz="4"/>
+          <w:insideH w:val="single" w:color="auto" w:sz="4"/>
+          <w:insideV w:val="single" w:color="auto" w:sz="4"/>
+        </w:tblBorders>
+      </w:tblPr>
+      <w:tblGrid>
+        <w:gridCol w:w="720"/>
+        <w:gridCol w:w="3200"/>
+        <w:gridCol w:w="2840"/>
+        <w:gridCol w:w="2600"/>
+      </w:tblGrid>
+      <w:tr>
+        <w:trPr>
+          <w:tblHeader/>
+        </w:trPr>
+        <w:tc>
+          <w:tcPr>
+            <w:tcW w:type="dxa" w:w="720"/>
+            <w:tcBorders>
+              <w:top w:val="single" w:color="E5E7EB" w:sz="1"/>
+              <w:left w:val="single" w:color="E5E7EB" w:sz="1"/>
+              <w:bottom w:val="single" w:color="E5E7EB" w:sz="1"/>
+              <w:right w:val="single" w:color="E5E7EB" w:sz="1"/>
+            </w:tcBorders>
+            <w:shd w:fill="023344" w:val="clear"/>
+            <w:tcMar>
+              <w:top w:type="dxa" w:w="100"/>
+              <w:left w:type="dxa" w:w="140"/>
+              <w:bottom w:type="dxa" w:w="100"/>
+              <w:right w:type="dxa" w:w="140"/>
+            </w:tcMar>
+            <w:vAlign w:val="center"/>
+          </w:tcPr>
+          <w:p>
+            <w:pPr>
+              <w:jc w:val="left"/>
+            </w:pPr>
+            <w:r>
+              <w:rPr>
+                <w:rFonts w:ascii="Arial" w:cs="Arial" w:eastAsia="Arial" w:hAnsi="Arial"/>
+                <w:b/>
+                <w:bCs/>
+                <w:color w:val="FFFFFF"/>
+                <w:sz w:val="20"/>
+                <w:szCs w:val="20"/>
+              </w:rPr>
+              <w:t xml:space="preserve">#</w:t>
+            </w:r>
+          </w:p>
+        </w:tc>
+        <w:tc>
+          <w:tcPr>
+            <w:tcW w:type="dxa" w:w="3200"/>
+            <w:tcBorders>
+              <w:top w:val="single" w:color="E5E7EB" w:sz="1"/>
+              <w:left w:val="single" w:color="E5E7EB" w:sz="1"/>
+              <w:bottom w:val="single" w:color="E5E7EB" w:sz="1"/>
+              <w:right w:val="single" w:color="E5E7EB" w:sz="1"/>
+            </w:tcBorders>
+            <w:shd w:fill="023344" w:val="clear"/>
+            <w:tcMar>
+              <w:top w:type="dxa" w:w="100"/>
+              <w:left w:type="dxa" w:w="140"/>
+              <w:bottom w:type="dxa" w:w="100"/>
+              <w:right w:type="dxa" w:w="140"/>
+            </w:tcMar>
+            <w:vAlign w:val="center"/>
+          </w:tcPr>
+          <w:p>
+            <w:pPr>
+              <w:jc w:val="left"/>
+            </w:pPr>
+            <w:r>
+              <w:rPr>
+                <w:rFonts w:ascii="Arial" w:cs="Arial" w:eastAsia="Arial" w:hAnsi="Arial"/>
+                <w:b/>
+                <w:bCs/>
+                <w:color w:val="FFFFFF"/>
+                <w:sz w:val="20"/>
+                <w:szCs w:val="20"/>
+              </w:rPr>
+              <w:t xml:space="preserve">Stap</w:t>
+            </w:r>
+          </w:p>
+        </w:tc>
+        <w:tc>
+          <w:tcPr>
+            <w:tcW w:type="dxa" w:w="2840"/>
+            <w:tcBorders>
+              <w:top w:val="single" w:color="E5E7EB" w:sz="1"/>
+              <w:left w:val="single" w:color="E5E7EB" w:sz="1"/>
+              <w:bottom w:val="single" w:color="E5E7EB" w:sz="1"/>
+              <w:right w:val="single" w:color="E5E7EB" w:sz="1"/>
+            </w:tcBorders>
+            <w:shd w:fill="023344" w:val="clear"/>
+            <w:tcMar>
+              <w:top w:type="dxa" w:w="100"/>
+              <w:left w:type="dxa" w:w="140"/>
+              <w:bottom w:type="dxa" w:w="100"/>
+              <w:right w:type="dxa" w:w="140"/>
+            </w:tcMar>
+            <w:vAlign w:val="center"/>
+          </w:tcPr>
+          <w:p>
+            <w:pPr>
+              <w:jc w:val="left"/>
+            </w:pPr>
+            <w:r>
+              <w:rPr>
+                <w:rFonts w:ascii="Arial" w:cs="Arial" w:eastAsia="Arial" w:hAnsi="Arial"/>
+                <w:b/>
+                <w:bCs/>
+                <w:color w:val="FFFFFF"/>
+                <w:sz w:val="20"/>
+                <w:szCs w:val="20"/>
+              </w:rPr>
+              <w:t xml:space="preserve">Platform</w:t>
+            </w:r>
+          </w:p>
+        </w:tc>
+        <w:tc>
+          <w:tcPr>
+            <w:tcW w:type="dxa" w:w="2600"/>
+            <w:tcBorders>
+              <w:top w:val="single" w:color="E5E7EB" w:sz="1"/>
+              <w:left w:val="single" w:color="E5E7EB" w:sz="1"/>
+              <w:bottom w:val="single" w:color="E5E7EB" w:sz="1"/>
+              <w:right w:val="single" w:color="E5E7EB" w:sz="1"/>
+            </w:tcBorders>
+            <w:shd w:fill="023344" w:val="clear"/>
+            <w:tcMar>
+              <w:top w:type="dxa" w:w="100"/>
+              <w:left w:type="dxa" w:w="140"/>
+              <w:bottom w:type="dxa" w:w="100"/>
+              <w:right w:type="dxa" w:w="140"/>
+            </w:tcMar>
+            <w:vAlign w:val="center"/>
+          </w:tcPr>
+          <w:p>
+            <w:pPr>
+              <w:jc w:val="left"/>
+            </w:pPr>
+            <w:r>
+              <w:rPr>
+                <w:rFonts w:ascii="Arial" w:cs="Arial" w:eastAsia="Arial" w:hAnsi="Arial"/>
+                <w:b/>
+                <w:bCs/>
+                <w:color w:val="FFFFFF"/>
+                <w:sz w:val="20"/>
+                <w:szCs w:val="20"/>
+              </w:rPr>
+              <w:t xml:space="preserve">Resultaat</w:t>
+            </w:r>
+          </w:p>
+        </w:tc>
+      </w:tr>
+      <w:tr>
+        <w:tc>
+          <w:tcPr>
+            <w:tcW w:type="dxa" w:w="720"/>
+            <w:tcBorders>
+              <w:top w:val="single" w:color="E5E7EB" w:sz="1"/>
+              <w:left w:val="single" w:color="E5E7EB" w:sz="1"/>
+              <w:bottom w:val="single" w:color="E5E7EB" w:sz="1"/>
+              <w:right w:val="single" w:color="E5E7EB" w:sz="1"/>
+            </w:tcBorders>
+            <w:shd w:fill="FFFFFF" w:val="clear"/>
+            <w:tcMar>
+              <w:top w:type="dxa" w:w="100"/>
+              <w:left w:type="dxa" w:w="140"/>
+              <w:bottom w:type="dxa" w:w="100"/>
+              <w:right w:type="dxa" w:w="140"/>
+            </w:tcMar>
+            <w:vAlign w:val="center"/>
+          </w:tcPr>
+          <w:p>
+            <w:pPr>
+              <w:jc w:val="center"/>
+            </w:pPr>
+            <w:r>
+              <w:rPr>
+                <w:rFonts w:ascii="Arial" w:cs="Arial" w:eastAsia="Arial" w:hAnsi="Arial"/>
+                <w:b/>
+                <w:bCs/>
+                <w:color w:val="023344"/>
+                <w:sz w:val="20"/>
+                <w:szCs w:val="20"/>
+              </w:rPr>
+              <w:t xml:space="preserve">1</w:t>
+            </w:r>
+          </w:p>
+        </w:tc>
+        <w:tc>
+          <w:tcPr>
+            <w:tcW w:type="dxa" w:w="3200"/>
+            <w:tcBorders>
+              <w:top w:val="single" w:color="E5E7EB" w:sz="1"/>
+              <w:left w:val="single" w:color="E5E7EB" w:sz="1"/>
+              <w:bottom w:val="single" w:color="E5E7EB" w:sz="1"/>
+              <w:right w:val="single" w:color="E5E7EB" w:sz="1"/>
+            </w:tcBorders>
+            <w:shd w:fill="FFFFFF" w:val="clear"/>
+            <w:tcMar>
+              <w:top w:type="dxa" w:w="100"/>
+              <w:left w:type="dxa" w:w="140"/>
+              <w:bottom w:type="dxa" w:w="100"/>
+              <w:right w:type="dxa" w:w="140"/>
+            </w:tcMar>
+            <w:vAlign w:val="center"/>
+          </w:tcPr>
+          <w:p>
+            <w:pPr>
+              <w:jc w:val="left"/>
+            </w:pPr>
+            <w:r>
+              <w:rPr>
+                <w:rFonts w:ascii="Arial" w:cs="Arial" w:eastAsia="Arial" w:hAnsi="Arial"/>
+                <w:b w:val="false"/>
+                <w:bCs w:val="false"/>
+                <w:color w:val="111827"/>
+                <w:sz w:val="20"/>
+                <w:szCs w:val="20"/>
+              </w:rPr>
+              <w:t xml:space="preserve">Fotograaf levert ruwe beelden aan</w:t>
+            </w:r>
+          </w:p>
+        </w:tc>
+        <w:tc>
+          <w:tcPr>
+            <w:tcW w:type="dxa" w:w="2840"/>
+            <w:tcBorders>
+              <w:top w:val="single" w:color="E5E7EB" w:sz="1"/>
+              <w:left w:val="single" w:color="E5E7EB" w:sz="1"/>
+              <w:bottom w:val="single" w:color="E5E7EB" w:sz="1"/>
+              <w:right w:val="single" w:color="E5E7EB" w:sz="1"/>
+            </w:tcBorders>
+            <w:shd w:fill="FFFFFF" w:val="clear"/>
+            <w:tcMar>
+              <w:top w:type="dxa" w:w="100"/>
+              <w:left w:type="dxa" w:w="140"/>
+              <w:bottom w:type="dxa" w:w="100"/>
+              <w:right w:type="dxa" w:w="140"/>
+            </w:tcMar>
+            <w:vAlign w:val="center"/>
+          </w:tcPr>
+          <w:p>
+            <w:pPr>
+              <w:jc w:val="left"/>
+            </w:pPr>
+            <w:r>
+              <w:rPr>
+                <w:rFonts w:ascii="Arial" w:cs="Arial" w:eastAsia="Arial" w:hAnsi="Arial"/>
+                <w:b w:val="false"/>
+                <w:bCs w:val="false"/>
+                <w:color w:val="111827"/>
+                <w:sz w:val="20"/>
+                <w:szCs w:val="20"/>
+              </w:rPr>
+              <w:t xml:space="preserve">Dropbox (teamopslag)</w:t>
+            </w:r>
+          </w:p>
+        </w:tc>
+        <w:tc>
+          <w:tcPr>
+            <w:tcW w:type="dxa" w:w="2600"/>
+            <w:tcBorders>
+              <w:top w:val="single" w:color="E5E7EB" w:sz="1"/>
+              <w:left w:val="single" w:color="E5E7EB" w:sz="1"/>
+              <w:bottom w:val="single" w:color="E5E7EB" w:sz="1"/>
+              <w:right w:val="single" w:color="E5E7EB" w:sz="1"/>
+            </w:tcBorders>
+            <w:shd w:fill="FFFFFF" w:val="clear"/>
+            <w:tcMar>
+              <w:top w:type="dxa" w:w="100"/>
+              <w:left w:type="dxa" w:w="140"/>
+              <w:bottom w:type="dxa" w:w="100"/>
+              <w:right w:type="dxa" w:w="140"/>
+            </w:tcMar>
+            <w:vAlign w:val="center"/>
+          </w:tcPr>
+          <w:p>
+            <w:pPr>
+              <w:jc w:val="left"/>
+            </w:pPr>
+            <w:r>
+              <w:rPr>
+                <w:rFonts w:ascii="Arial" w:cs="Arial" w:eastAsia="Arial" w:hAnsi="Arial"/>
+                <w:b w:val="false"/>
+                <w:bCs w:val="false"/>
+                <w:color w:val="111827"/>
+                <w:sz w:val="20"/>
+                <w:szCs w:val="20"/>
+              </w:rPr>
+              <w:t xml:space="preserve">Centrale bewaarplaats</w:t>
+            </w:r>
+          </w:p>
+        </w:tc>
+      </w:tr>
+      <w:tr>
+        <w:tc>
+          <w:tcPr>
+            <w:tcW w:type="dxa" w:w="720"/>
+            <w:tcBorders>
+              <w:top w:val="single" w:color="E5E7EB" w:sz="1"/>
+              <w:left w:val="single" w:color="E5E7EB" w:sz="1"/>
+              <w:bottom w:val="single" w:color="E5E7EB" w:sz="1"/>
+              <w:right w:val="single" w:color="E5E7EB" w:sz="1"/>
+            </w:tcBorders>
+            <w:shd w:fill="F5F3F0" w:val="clear"/>
+            <w:tcMar>
+              <w:top w:type="dxa" w:w="100"/>
+              <w:left w:type="dxa" w:w="140"/>
+              <w:bottom w:type="dxa" w:w="100"/>
+              <w:right w:type="dxa" w:w="140"/>
+            </w:tcMar>
+            <w:vAlign w:val="center"/>
+          </w:tcPr>
+          <w:p>
+            <w:pPr>
+              <w:jc w:val="center"/>
+            </w:pPr>
+            <w:r>
+              <w:rPr>
+                <w:rFonts w:ascii="Arial" w:cs="Arial" w:eastAsia="Arial" w:hAnsi="Arial"/>
+                <w:b/>
+                <w:bCs/>
+                <w:color w:val="023344"/>
+                <w:sz w:val="20"/>
+                <w:szCs w:val="20"/>
+              </w:rPr>
+              <w:t xml:space="preserve">2</w:t>
+            </w:r>
+          </w:p>
+        </w:tc>
+        <w:tc>
+          <w:tcPr>
+            <w:tcW w:type="dxa" w:w="3200"/>
+            <w:tcBorders>
+              <w:top w:val="single" w:color="E5E7EB" w:sz="1"/>
+              <w:left w:val="single" w:color="E5E7EB" w:sz="1"/>
+              <w:bottom w:val="single" w:color="E5E7EB" w:sz="1"/>
+              <w:right w:val="single" w:color="E5E7EB" w:sz="1"/>
+            </w:tcBorders>
+            <w:shd w:fill="F5F3F0" w:val="clear"/>
+            <w:tcMar>
+              <w:top w:type="dxa" w:w="100"/>
+              <w:left w:type="dxa" w:w="140"/>
+              <w:bottom w:type="dxa" w:w="100"/>
+              <w:right w:type="dxa" w:w="140"/>
+            </w:tcMar>
+            <w:vAlign w:val="center"/>
+          </w:tcPr>
+          <w:p>
+            <w:pPr>
+              <w:jc w:val="left"/>
+            </w:pPr>
+            <w:r>
+              <w:rPr>
+                <w:rFonts w:ascii="Arial" w:cs="Arial" w:eastAsia="Arial" w:hAnsi="Arial"/>
+                <w:b w:val="false"/>
+                <w:bCs w:val="false"/>
+                <w:color w:val="111827"/>
+                <w:sz w:val="20"/>
+                <w:szCs w:val="20"/>
+              </w:rPr>
+              <w:t xml:space="preserve">Team selecteert beste fotos</w:t>
+            </w:r>
+          </w:p>
+        </w:tc>
+        <w:tc>
+          <w:tcPr>
+            <w:tcW w:type="dxa" w:w="2840"/>
+            <w:tcBorders>
+              <w:top w:val="single" w:color="E5E7EB" w:sz="1"/>
+              <w:left w:val="single" w:color="E5E7EB" w:sz="1"/>
+              <w:bottom w:val="single" w:color="E5E7EB" w:sz="1"/>
+              <w:right w:val="single" w:color="E5E7EB" w:sz="1"/>
+            </w:tcBorders>
+            <w:shd w:fill="F5F3F0" w:val="clear"/>
+            <w:tcMar>
+              <w:top w:type="dxa" w:w="100"/>
+              <w:left w:type="dxa" w:w="140"/>
+              <w:bottom w:type="dxa" w:w="100"/>
+              <w:right w:type="dxa" w:w="140"/>
+            </w:tcMar>
+            <w:vAlign w:val="center"/>
+          </w:tcPr>
+          <w:p>
+            <w:pPr>
+              <w:jc w:val="left"/>
+            </w:pPr>
+            <w:r>
+              <w:rPr>
+                <w:rFonts w:ascii="Arial" w:cs="Arial" w:eastAsia="Arial" w:hAnsi="Arial"/>
+                <w:b w:val="false"/>
+                <w:bCs w:val="false"/>
+                <w:color w:val="111827"/>
+                <w:sz w:val="20"/>
+                <w:szCs w:val="20"/>
+              </w:rPr>
+              <w:t xml:space="preserve">Dropbox</w:t>
+            </w:r>
+          </w:p>
+        </w:tc>
+        <w:tc>
+          <w:tcPr>
+            <w:tcW w:type="dxa" w:w="2600"/>
+            <w:tcBorders>
+              <w:top w:val="single" w:color="E5E7EB" w:sz="1"/>
+              <w:left w:val="single" w:color="E5E7EB" w:sz="1"/>
+              <w:bottom w:val="single" w:color="E5E7EB" w:sz="1"/>
+              <w:right w:val="single" w:color="E5E7EB" w:sz="1"/>
+            </w:tcBorders>
+            <w:shd w:fill="F5F3F0" w:val="clear"/>
+            <w:tcMar>
+              <w:top w:type="dxa" w:w="100"/>
+              <w:left w:type="dxa" w:w="140"/>
+              <w:bottom w:type="dxa" w:w="100"/>
+              <w:right w:type="dxa" w:w="140"/>
+            </w:tcMar>
+            <w:vAlign w:val="center"/>
+          </w:tcPr>
+          <w:p>
+            <w:pPr>
+              <w:jc w:val="left"/>
+            </w:pPr>
+            <w:r>
+              <w:rPr>
+                <w:rFonts w:ascii="Arial" w:cs="Arial" w:eastAsia="Arial" w:hAnsi="Arial"/>
+                <w:b w:val="false"/>
+                <w:bCs w:val="false"/>
+                <w:color w:val="111827"/>
+                <w:sz w:val="20"/>
+                <w:szCs w:val="20"/>
+              </w:rPr>
+              <w:t xml:space="preserve">Curated selectie</w:t>
+            </w:r>
+          </w:p>
+        </w:tc>
+      </w:tr>
+      <w:tr>
+        <w:tc>
+          <w:tcPr>
+            <w:tcW w:type="dxa" w:w="720"/>
+            <w:tcBorders>
+              <w:top w:val="single" w:color="E5E7EB" w:sz="1"/>
+              <w:left w:val="single" w:color="E5E7EB" w:sz="1"/>
+              <w:bottom w:val="single" w:color="E5E7EB" w:sz="1"/>
+              <w:right w:val="single" w:color="E5E7EB" w:sz="1"/>
+            </w:tcBorders>
+            <w:shd w:fill="FFFFFF" w:val="clear"/>
+            <w:tcMar>
+              <w:top w:type="dxa" w:w="100"/>
+              <w:left w:type="dxa" w:w="140"/>
+              <w:bottom w:type="dxa" w:w="100"/>
+              <w:right w:type="dxa" w:w="140"/>
+            </w:tcMar>
+            <w:vAlign w:val="center"/>
+          </w:tcPr>
+          <w:p>
+            <w:pPr>
+              <w:jc w:val="center"/>
+            </w:pPr>
+            <w:r>
+              <w:rPr>
+                <w:rFonts w:ascii="Arial" w:cs="Arial" w:eastAsia="Arial" w:hAnsi="Arial"/>
+                <w:b/>
+                <w:bCs/>
+                <w:color w:val="023344"/>
+                <w:sz w:val="20"/>
+                <w:szCs w:val="20"/>
+              </w:rPr>
+              <w:t xml:space="preserve">3</w:t>
+            </w:r>
+          </w:p>
+        </w:tc>
+        <w:tc>
+          <w:tcPr>
+            <w:tcW w:type="dxa" w:w="3200"/>
+            <w:tcBorders>
+              <w:top w:val="single" w:color="E5E7EB" w:sz="1"/>
+              <w:left w:val="single" w:color="E5E7EB" w:sz="1"/>
+              <w:bottom w:val="single" w:color="E5E7EB" w:sz="1"/>
+              <w:right w:val="single" w:color="E5E7EB" w:sz="1"/>
+            </w:tcBorders>
+            <w:shd w:fill="FFFFFF" w:val="clear"/>
+            <w:tcMar>
+              <w:top w:type="dxa" w:w="100"/>
+              <w:left w:type="dxa" w:w="140"/>
+              <w:bottom w:type="dxa" w:w="100"/>
+              <w:right w:type="dxa" w:w="140"/>
+            </w:tcMar>
+            <w:vAlign w:val="center"/>
+          </w:tcPr>
+          <w:p>
+            <w:pPr>
+              <w:jc w:val="left"/>
+            </w:pPr>
+            <w:r>
+              <w:rPr>
+                <w:rFonts w:ascii="Arial" w:cs="Arial" w:eastAsia="Arial" w:hAnsi="Arial"/>
+                <w:b w:val="false"/>
+                <w:bCs w:val="false"/>
+                <w:color w:val="111827"/>
+                <w:sz w:val="20"/>
+                <w:szCs w:val="20"/>
+              </w:rPr>
+              <w:t xml:space="preserve">Upload fotos via admin portaal</w:t>
+            </w:r>
+          </w:p>
+        </w:tc>
+        <w:tc>
+          <w:tcPr>
+            <w:tcW w:type="dxa" w:w="2840"/>
+            <w:tcBorders>
+              <w:top w:val="single" w:color="E5E7EB" w:sz="1"/>
+              <w:left w:val="single" w:color="E5E7EB" w:sz="1"/>
+              <w:bottom w:val="single" w:color="E5E7EB" w:sz="1"/>
+              <w:right w:val="single" w:color="E5E7EB" w:sz="1"/>
+            </w:tcBorders>
+            <w:shd w:fill="FFFFFF" w:val="clear"/>
+            <w:tcMar>
+              <w:top w:type="dxa" w:w="100"/>
+              <w:left w:type="dxa" w:w="140"/>
+              <w:bottom w:type="dxa" w:w="100"/>
+              <w:right w:type="dxa" w:w="140"/>
+            </w:tcMar>
+            <w:vAlign w:val="center"/>
+          </w:tcPr>
+          <w:p>
+            <w:pPr>
+              <w:jc w:val="left"/>
+            </w:pPr>
+            <w:r>
+              <w:rPr>
+                <w:rFonts w:ascii="Arial" w:cs="Arial" w:eastAsia="Arial" w:hAnsi="Arial"/>
+                <w:b w:val="false"/>
+                <w:bCs w:val="false"/>
+                <w:color w:val="111827"/>
+                <w:sz w:val="20"/>
+                <w:szCs w:val="20"/>
+              </w:rPr>
+              <w:t xml:space="preserve">Cloudinary (automatisch)</w:t>
+            </w:r>
+          </w:p>
+        </w:tc>
+        <w:tc>
+          <w:tcPr>
+            <w:tcW w:type="dxa" w:w="2600"/>
+            <w:tcBorders>
+              <w:top w:val="single" w:color="E5E7EB" w:sz="1"/>
+              <w:left w:val="single" w:color="E5E7EB" w:sz="1"/>
+              <w:bottom w:val="single" w:color="E5E7EB" w:sz="1"/>
+              <w:right w:val="single" w:color="E5E7EB" w:sz="1"/>
+            </w:tcBorders>
+            <w:shd w:fill="FFFFFF" w:val="clear"/>
+            <w:tcMar>
+              <w:top w:type="dxa" w:w="100"/>
+              <w:left w:type="dxa" w:w="140"/>
+              <w:bottom w:type="dxa" w:w="100"/>
+              <w:right w:type="dxa" w:w="140"/>
+            </w:tcMar>
+            <w:vAlign w:val="center"/>
+          </w:tcPr>
+          <w:p>
+            <w:pPr>
+              <w:jc w:val="left"/>
+            </w:pPr>
+            <w:r>
+              <w:rPr>
+                <w:rFonts w:ascii="Arial" w:cs="Arial" w:eastAsia="Arial" w:hAnsi="Arial"/>
+                <w:b w:val="false"/>
+                <w:bCs w:val="false"/>
+                <w:color w:val="111827"/>
+                <w:sz w:val="20"/>
+                <w:szCs w:val="20"/>
+              </w:rPr>
+              <w:t xml:space="preserve">WebP, CDN, URL opgeslagen</w:t>
+            </w:r>
+          </w:p>
+        </w:tc>
+      </w:tr>
+      <w:tr>
+        <w:tc>
+          <w:tcPr>
+            <w:tcW w:type="dxa" w:w="720"/>
+            <w:tcBorders>
+              <w:top w:val="single" w:color="E5E7EB" w:sz="1"/>
+              <w:left w:val="single" w:color="E5E7EB" w:sz="1"/>
+              <w:bottom w:val="single" w:color="E5E7EB" w:sz="1"/>
+              <w:right w:val="single" w:color="E5E7EB" w:sz="1"/>
+            </w:tcBorders>
+            <w:shd w:fill="F5F3F0" w:val="clear"/>
+            <w:tcMar>
+              <w:top w:type="dxa" w:w="100"/>
+              <w:left w:type="dxa" w:w="140"/>
+              <w:bottom w:type="dxa" w:w="100"/>
+              <w:right w:type="dxa" w:w="140"/>
+            </w:tcMar>
+            <w:vAlign w:val="center"/>
+          </w:tcPr>
+          <w:p>
+            <w:pPr>
+              <w:jc w:val="center"/>
+            </w:pPr>
+            <w:r>
+              <w:rPr>
+                <w:rFonts w:ascii="Arial" w:cs="Arial" w:eastAsia="Arial" w:hAnsi="Arial"/>
+                <w:b/>
+                <w:bCs/>
+                <w:color w:val="023344"/>
+                <w:sz w:val="20"/>
+                <w:szCs w:val="20"/>
+              </w:rPr>
+              <w:t xml:space="preserve">4</w:t>
+            </w:r>
+          </w:p>
+        </w:tc>
+        <w:tc>
+          <w:tcPr>
+            <w:tcW w:type="dxa" w:w="3200"/>
+            <w:tcBorders>
+              <w:top w:val="single" w:color="E5E7EB" w:sz="1"/>
+              <w:left w:val="single" w:color="E5E7EB" w:sz="1"/>
+              <w:bottom w:val="single" w:color="E5E7EB" w:sz="1"/>
+              <w:right w:val="single" w:color="E5E7EB" w:sz="1"/>
+            </w:tcBorders>
+            <w:shd w:fill="F5F3F0" w:val="clear"/>
+            <w:tcMar>
+              <w:top w:type="dxa" w:w="100"/>
+              <w:left w:type="dxa" w:w="140"/>
+              <w:bottom w:type="dxa" w:w="100"/>
+              <w:right w:type="dxa" w:w="140"/>
+            </w:tcMar>
+            <w:vAlign w:val="center"/>
+          </w:tcPr>
+          <w:p>
+            <w:pPr>
+              <w:jc w:val="left"/>
+            </w:pPr>
+            <w:r>
+              <w:rPr>
+                <w:rFonts w:ascii="Arial" w:cs="Arial" w:eastAsia="Arial" w:hAnsi="Arial"/>
+                <w:b w:val="false"/>
+                <w:bCs w:val="false"/>
+                <w:color w:val="111827"/>
+                <w:sz w:val="20"/>
+                <w:szCs w:val="20"/>
+              </w:rPr>
+              <w:t xml:space="preserve">Property tour uploaden op Vimeo</w:t>
+            </w:r>
+          </w:p>
+        </w:tc>
+        <w:tc>
+          <w:tcPr>
+            <w:tcW w:type="dxa" w:w="2840"/>
+            <w:tcBorders>
+              <w:top w:val="single" w:color="E5E7EB" w:sz="1"/>
+              <w:left w:val="single" w:color="E5E7EB" w:sz="1"/>
+              <w:bottom w:val="single" w:color="E5E7EB" w:sz="1"/>
+              <w:right w:val="single" w:color="E5E7EB" w:sz="1"/>
+            </w:tcBorders>
+            <w:shd w:fill="F5F3F0" w:val="clear"/>
+            <w:tcMar>
+              <w:top w:type="dxa" w:w="100"/>
+              <w:left w:type="dxa" w:w="140"/>
+              <w:bottom w:type="dxa" w:w="100"/>
+              <w:right w:type="dxa" w:w="140"/>
+            </w:tcMar>
+            <w:vAlign w:val="center"/>
+          </w:tcPr>
+          <w:p>
+            <w:pPr>
+              <w:jc w:val="left"/>
+            </w:pPr>
+            <w:r>
+              <w:rPr>
+                <w:rFonts w:ascii="Arial" w:cs="Arial" w:eastAsia="Arial" w:hAnsi="Arial"/>
+                <w:b w:val="false"/>
+                <w:bCs w:val="false"/>
+                <w:color w:val="111827"/>
+                <w:sz w:val="20"/>
+                <w:szCs w:val="20"/>
+              </w:rPr>
+              <w:t xml:space="preserve">Vimeo</w:t>
+            </w:r>
+          </w:p>
+        </w:tc>
+        <w:tc>
+          <w:tcPr>
+            <w:tcW w:type="dxa" w:w="2600"/>
+            <w:tcBorders>
+              <w:top w:val="single" w:color="E5E7EB" w:sz="1"/>
+              <w:left w:val="single" w:color="E5E7EB" w:sz="1"/>
+              <w:bottom w:val="single" w:color="E5E7EB" w:sz="1"/>
+              <w:right w:val="single" w:color="E5E7EB" w:sz="1"/>
+            </w:tcBorders>
+            <w:shd w:fill="F5F3F0" w:val="clear"/>
+            <w:tcMar>
+              <w:top w:type="dxa" w:w="100"/>
+              <w:left w:type="dxa" w:w="140"/>
+              <w:bottom w:type="dxa" w:w="100"/>
+              <w:right w:type="dxa" w:w="140"/>
+            </w:tcMar>
+            <w:vAlign w:val="center"/>
+          </w:tcPr>
+          <w:p>
+            <w:pPr>
+              <w:jc w:val="left"/>
+            </w:pPr>
+            <w:r>
+              <w:rPr>
+                <w:rFonts w:ascii="Arial" w:cs="Arial" w:eastAsia="Arial" w:hAnsi="Arial"/>
+                <w:b w:val="false"/>
+                <w:bCs w:val="false"/>
+                <w:color w:val="111827"/>
+                <w:sz w:val="20"/>
+                <w:szCs w:val="20"/>
+              </w:rPr>
+              <w:t xml:space="preserve">Video ID opgeslagen</w:t>
+            </w:r>
+          </w:p>
+        </w:tc>
+      </w:tr>
+      <w:tr>
+        <w:tc>
+          <w:tcPr>
+            <w:tcW w:type="dxa" w:w="720"/>
+            <w:tcBorders>
+              <w:top w:val="single" w:color="E5E7EB" w:sz="1"/>
+              <w:left w:val="single" w:color="E5E7EB" w:sz="1"/>
+              <w:bottom w:val="single" w:color="E5E7EB" w:sz="1"/>
+              <w:right w:val="single" w:color="E5E7EB" w:sz="1"/>
+            </w:tcBorders>
+            <w:shd w:fill="FFFFFF" w:val="clear"/>
+            <w:tcMar>
+              <w:top w:type="dxa" w:w="100"/>
+              <w:left w:type="dxa" w:w="140"/>
+              <w:bottom w:type="dxa" w:w="100"/>
+              <w:right w:type="dxa" w:w="140"/>
+            </w:tcMar>
+            <w:vAlign w:val="center"/>
+          </w:tcPr>
+          <w:p>
+            <w:pPr>
+              <w:jc w:val="center"/>
+            </w:pPr>
+            <w:r>
+              <w:rPr>
+                <w:rFonts w:ascii="Arial" w:cs="Arial" w:eastAsia="Arial" w:hAnsi="Arial"/>
+                <w:b/>
+                <w:bCs/>
+                <w:color w:val="023344"/>
+                <w:sz w:val="20"/>
+                <w:szCs w:val="20"/>
+              </w:rPr>
+              <w:t xml:space="preserve">5</w:t>
+            </w:r>
+          </w:p>
+        </w:tc>
+        <w:tc>
+          <w:tcPr>
+            <w:tcW w:type="dxa" w:w="3200"/>
+            <w:tcBorders>
+              <w:top w:val="single" w:color="E5E7EB" w:sz="1"/>
+              <w:left w:val="single" w:color="E5E7EB" w:sz="1"/>
+              <w:bottom w:val="single" w:color="E5E7EB" w:sz="1"/>
+              <w:right w:val="single" w:color="E5E7EB" w:sz="1"/>
+            </w:tcBorders>
+            <w:shd w:fill="FFFFFF" w:val="clear"/>
+            <w:tcMar>
+              <w:top w:type="dxa" w:w="100"/>
+              <w:left w:type="dxa" w:w="140"/>
+              <w:bottom w:type="dxa" w:w="100"/>
+              <w:right w:type="dxa" w:w="140"/>
+            </w:tcMar>
+            <w:vAlign w:val="center"/>
+          </w:tcPr>
+          <w:p>
+            <w:pPr>
+              <w:jc w:val="left"/>
+            </w:pPr>
+            <w:r>
+              <w:rPr>
+                <w:rFonts w:ascii="Arial" w:cs="Arial" w:eastAsia="Arial" w:hAnsi="Arial"/>
+                <w:b w:val="false"/>
+                <w:bCs w:val="false"/>
+                <w:color w:val="111827"/>
+                <w:sz w:val="20"/>
+                <w:szCs w:val="20"/>
+              </w:rPr>
+              <w:t xml:space="preserve">Property invullen &amp; opslaan</w:t>
+            </w:r>
+          </w:p>
+        </w:tc>
+        <w:tc>
+          <w:tcPr>
+            <w:tcW w:type="dxa" w:w="2840"/>
+            <w:tcBorders>
+              <w:top w:val="single" w:color="E5E7EB" w:sz="1"/>
+              <w:left w:val="single" w:color="E5E7EB" w:sz="1"/>
+              <w:bottom w:val="single" w:color="E5E7EB" w:sz="1"/>
+              <w:right w:val="single" w:color="E5E7EB" w:sz="1"/>
+            </w:tcBorders>
+            <w:shd w:fill="FFFFFF" w:val="clear"/>
+            <w:tcMar>
+              <w:top w:type="dxa" w:w="100"/>
+              <w:left w:type="dxa" w:w="140"/>
+              <w:bottom w:type="dxa" w:w="100"/>
+              <w:right w:type="dxa" w:w="140"/>
+            </w:tcMar>
+            <w:vAlign w:val="center"/>
+          </w:tcPr>
+          <w:p>
+            <w:pPr>
+              <w:jc w:val="left"/>
+            </w:pPr>
+            <w:r>
+              <w:rPr>
+                <w:rFonts w:ascii="Arial" w:cs="Arial" w:eastAsia="Arial" w:hAnsi="Arial"/>
+                <w:b w:val="false"/>
+                <w:bCs w:val="false"/>
+                <w:color w:val="111827"/>
+                <w:sz w:val="20"/>
+                <w:szCs w:val="20"/>
+              </w:rPr>
+              <w:t xml:space="preserve">Supabase database</w:t>
+            </w:r>
+          </w:p>
+        </w:tc>
+        <w:tc>
+          <w:tcPr>
+            <w:tcW w:type="dxa" w:w="2600"/>
+            <w:tcBorders>
+              <w:top w:val="single" w:color="E5E7EB" w:sz="1"/>
+              <w:left w:val="single" w:color="E5E7EB" w:sz="1"/>
+              <w:bottom w:val="single" w:color="E5E7EB" w:sz="1"/>
+              <w:right w:val="single" w:color="E5E7EB" w:sz="1"/>
+            </w:tcBorders>
+            <w:shd w:fill="FFFFFF" w:val="clear"/>
+            <w:tcMar>
+              <w:top w:type="dxa" w:w="100"/>
+              <w:left w:type="dxa" w:w="140"/>
+              <w:bottom w:type="dxa" w:w="100"/>
+              <w:right w:type="dxa" w:w="140"/>
+            </w:tcMar>
+            <w:vAlign w:val="center"/>
+          </w:tcPr>
+          <w:p>
+            <w:pPr>
+              <w:jc w:val="left"/>
+            </w:pPr>
+            <w:r>
+              <w:rPr>
+                <w:rFonts w:ascii="Arial" w:cs="Arial" w:eastAsia="Arial" w:hAnsi="Arial"/>
+                <w:b w:val="false"/>
+                <w:bCs w:val="false"/>
+                <w:color w:val="111827"/>
+                <w:sz w:val="20"/>
+                <w:szCs w:val="20"/>
+              </w:rPr>
+              <w:t xml:space="preserve">Alle data gecentraliseerd</w:t>
+            </w:r>
+          </w:p>
+        </w:tc>
+      </w:tr>
+      <w:tr>
+        <w:tc>
+          <w:tcPr>
+            <w:tcW w:type="dxa" w:w="720"/>
+            <w:tcBorders>
+              <w:top w:val="single" w:color="E5E7EB" w:sz="1"/>
+              <w:left w:val="single" w:color="E5E7EB" w:sz="1"/>
+              <w:bottom w:val="single" w:color="E5E7EB" w:sz="1"/>
+              <w:right w:val="single" w:color="E5E7EB" w:sz="1"/>
+            </w:tcBorders>
+            <w:shd w:fill="F5F3F0" w:val="clear"/>
+            <w:tcMar>
+              <w:top w:type="dxa" w:w="100"/>
+              <w:left w:type="dxa" w:w="140"/>
+              <w:bottom w:type="dxa" w:w="100"/>
+              <w:right w:type="dxa" w:w="140"/>
+            </w:tcMar>
+            <w:vAlign w:val="center"/>
+          </w:tcPr>
+          <w:p>
+            <w:pPr>
+              <w:jc w:val="center"/>
+            </w:pPr>
+            <w:r>
+              <w:rPr>
+                <w:rFonts w:ascii="Arial" w:cs="Arial" w:eastAsia="Arial" w:hAnsi="Arial"/>
+                <w:b/>
+                <w:bCs/>
+                <w:color w:val="023344"/>
+                <w:sz w:val="20"/>
+                <w:szCs w:val="20"/>
+              </w:rPr>
+              <w:t xml:space="preserve">6</w:t>
+            </w:r>
+          </w:p>
+        </w:tc>
+        <w:tc>
+          <w:tcPr>
+            <w:tcW w:type="dxa" w:w="3200"/>
+            <w:tcBorders>
+              <w:top w:val="single" w:color="E5E7EB" w:sz="1"/>
+              <w:left w:val="single" w:color="E5E7EB" w:sz="1"/>
+              <w:bottom w:val="single" w:color="E5E7EB" w:sz="1"/>
+              <w:right w:val="single" w:color="E5E7EB" w:sz="1"/>
+            </w:tcBorders>
+            <w:shd w:fill="F5F3F0" w:val="clear"/>
+            <w:tcMar>
+              <w:top w:type="dxa" w:w="100"/>
+              <w:left w:type="dxa" w:w="140"/>
+              <w:bottom w:type="dxa" w:w="100"/>
+              <w:right w:type="dxa" w:w="140"/>
+            </w:tcMar>
+            <w:vAlign w:val="center"/>
+          </w:tcPr>
+          <w:p>
+            <w:pPr>
+              <w:jc w:val="left"/>
+            </w:pPr>
+            <w:r>
+              <w:rPr>
+                <w:rFonts w:ascii="Arial" w:cs="Arial" w:eastAsia="Arial" w:hAnsi="Arial"/>
+                <w:b w:val="false"/>
+                <w:bCs w:val="false"/>
+                <w:color w:val="111827"/>
+                <w:sz w:val="20"/>
+                <w:szCs w:val="20"/>
+              </w:rPr>
+              <w:t xml:space="preserve">Status op "Actief" zetten</w:t>
+            </w:r>
+          </w:p>
+        </w:tc>
+        <w:tc>
+          <w:tcPr>
+            <w:tcW w:type="dxa" w:w="2840"/>
+            <w:tcBorders>
+              <w:top w:val="single" w:color="E5E7EB" w:sz="1"/>
+              <w:left w:val="single" w:color="E5E7EB" w:sz="1"/>
+              <w:bottom w:val="single" w:color="E5E7EB" w:sz="1"/>
+              <w:right w:val="single" w:color="E5E7EB" w:sz="1"/>
+            </w:tcBorders>
+            <w:shd w:fill="F5F3F0" w:val="clear"/>
+            <w:tcMar>
+              <w:top w:type="dxa" w:w="100"/>
+              <w:left w:type="dxa" w:w="140"/>
+              <w:bottom w:type="dxa" w:w="100"/>
+              <w:right w:type="dxa" w:w="140"/>
+            </w:tcMar>
+            <w:vAlign w:val="center"/>
+          </w:tcPr>
+          <w:p>
+            <w:pPr>
+              <w:jc w:val="left"/>
+            </w:pPr>
+            <w:r>
+              <w:rPr>
+                <w:rFonts w:ascii="Arial" w:cs="Arial" w:eastAsia="Arial" w:hAnsi="Arial"/>
+                <w:b w:val="false"/>
+                <w:bCs w:val="false"/>
+                <w:color w:val="111827"/>
+                <w:sz w:val="20"/>
+                <w:szCs w:val="20"/>
+              </w:rPr>
+              <w:t xml:space="preserve">Admin portaal</w:t>
+            </w:r>
+          </w:p>
+        </w:tc>
+        <w:tc>
+          <w:tcPr>
+            <w:tcW w:type="dxa" w:w="2600"/>
+            <w:tcBorders>
+              <w:top w:val="single" w:color="E5E7EB" w:sz="1"/>
+              <w:left w:val="single" w:color="E5E7EB" w:sz="1"/>
+              <w:bottom w:val="single" w:color="E5E7EB" w:sz="1"/>
+              <w:right w:val="single" w:color="E5E7EB" w:sz="1"/>
+            </w:tcBorders>
+            <w:shd w:fill="F5F3F0" w:val="clear"/>
+            <w:tcMar>
+              <w:top w:type="dxa" w:w="100"/>
+              <w:left w:type="dxa" w:w="140"/>
+              <w:bottom w:type="dxa" w:w="100"/>
+              <w:right w:type="dxa" w:w="140"/>
+            </w:tcMar>
+            <w:vAlign w:val="center"/>
+          </w:tcPr>
+          <w:p>
+            <w:pPr>
+              <w:jc w:val="left"/>
+            </w:pPr>
+            <w:r>
+              <w:rPr>
+                <w:rFonts w:ascii="Arial" w:cs="Arial" w:eastAsia="Arial" w:hAnsi="Arial"/>
+                <w:b w:val="false"/>
+                <w:bCs w:val="false"/>
+                <w:color w:val="111827"/>
+                <w:sz w:val="20"/>
+                <w:szCs w:val="20"/>
+              </w:rPr>
+              <w:t xml:space="preserve">Triggers publicatie</w:t>
+            </w:r>
+          </w:p>
+        </w:tc>
+      </w:tr>
+      <w:tr>
+        <w:tc>
+          <w:tcPr>
+            <w:tcW w:type="dxa" w:w="720"/>
+            <w:tcBorders>
+              <w:top w:val="single" w:color="E5E7EB" w:sz="1"/>
+              <w:left w:val="single" w:color="E5E7EB" w:sz="1"/>
+              <w:bottom w:val="single" w:color="E5E7EB" w:sz="1"/>
+              <w:right w:val="single" w:color="E5E7EB" w:sz="1"/>
+            </w:tcBorders>
+            <w:shd w:fill="FFFFFF" w:val="clear"/>
+            <w:tcMar>
+              <w:top w:type="dxa" w:w="100"/>
+              <w:left w:type="dxa" w:w="140"/>
+              <w:bottom w:type="dxa" w:w="100"/>
+              <w:right w:type="dxa" w:w="140"/>
+            </w:tcMar>
+            <w:vAlign w:val="center"/>
+          </w:tcPr>
+          <w:p>
+            <w:pPr>
+              <w:jc w:val="center"/>
+            </w:pPr>
+            <w:r>
+              <w:rPr>
+                <w:rFonts w:ascii="Arial" w:cs="Arial" w:eastAsia="Arial" w:hAnsi="Arial"/>
+                <w:b/>
+                <w:bCs/>
+                <w:color w:val="023344"/>
+                <w:sz w:val="20"/>
+                <w:szCs w:val="20"/>
+              </w:rPr>
+              <w:t xml:space="preserve">7</w:t>
+            </w:r>
+          </w:p>
+        </w:tc>
+        <w:tc>
+          <w:tcPr>
+            <w:tcW w:type="dxa" w:w="3200"/>
+            <w:tcBorders>
+              <w:top w:val="single" w:color="E5E7EB" w:sz="1"/>
+              <w:left w:val="single" w:color="E5E7EB" w:sz="1"/>
+              <w:bottom w:val="single" w:color="E5E7EB" w:sz="1"/>
+              <w:right w:val="single" w:color="E5E7EB" w:sz="1"/>
+            </w:tcBorders>
+            <w:shd w:fill="FFFFFF" w:val="clear"/>
+            <w:tcMar>
+              <w:top w:type="dxa" w:w="100"/>
+              <w:left w:type="dxa" w:w="140"/>
+              <w:bottom w:type="dxa" w:w="100"/>
+              <w:right w:type="dxa" w:w="140"/>
+            </w:tcMar>
+            <w:vAlign w:val="center"/>
+          </w:tcPr>
+          <w:p>
+            <w:pPr>
+              <w:jc w:val="left"/>
+            </w:pPr>
+            <w:r>
+              <w:rPr>
+                <w:rFonts w:ascii="Arial" w:cs="Arial" w:eastAsia="Arial" w:hAnsi="Arial"/>
+                <w:b w:val="false"/>
+                <w:bCs w:val="false"/>
+                <w:color w:val="111827"/>
+                <w:sz w:val="20"/>
+                <w:szCs w:val="20"/>
+              </w:rPr>
+              <w:t xml:space="preserve">Automatisch live op website</w:t>
+            </w:r>
+          </w:p>
+        </w:tc>
+        <w:tc>
+          <w:tcPr>
+            <w:tcW w:type="dxa" w:w="2840"/>
+            <w:tcBorders>
+              <w:top w:val="single" w:color="E5E7EB" w:sz="1"/>
+              <w:left w:val="single" w:color="E5E7EB" w:sz="1"/>
+              <w:bottom w:val="single" w:color="E5E7EB" w:sz="1"/>
+              <w:right w:val="single" w:color="E5E7EB" w:sz="1"/>
+            </w:tcBorders>
+            <w:shd w:fill="FFFFFF" w:val="clear"/>
+            <w:tcMar>
+              <w:top w:type="dxa" w:w="100"/>
+              <w:left w:type="dxa" w:w="140"/>
+              <w:bottom w:type="dxa" w:w="100"/>
+              <w:right w:type="dxa" w:w="140"/>
+            </w:tcMar>
+            <w:vAlign w:val="center"/>
+          </w:tcPr>
+          <w:p>
+            <w:pPr>
+              <w:jc w:val="left"/>
+            </w:pPr>
+            <w:r>
+              <w:rPr>
+                <w:rFonts w:ascii="Arial" w:cs="Arial" w:eastAsia="Arial" w:hAnsi="Arial"/>
+                <w:b w:val="false"/>
+                <w:bCs w:val="false"/>
+                <w:color w:val="111827"/>
+                <w:sz w:val="20"/>
+                <w:szCs w:val="20"/>
+              </w:rPr>
+              <w:t xml:space="preserve">Next.js website</w:t>
+            </w:r>
+          </w:p>
+        </w:tc>
+        <w:tc>
+          <w:tcPr>
+            <w:tcW w:type="dxa" w:w="2600"/>
+            <w:tcBorders>
+              <w:top w:val="single" w:color="E5E7EB" w:sz="1"/>
+              <w:left w:val="single" w:color="E5E7EB" w:sz="1"/>
+              <w:bottom w:val="single" w:color="E5E7EB" w:sz="1"/>
+              <w:right w:val="single" w:color="E5E7EB" w:sz="1"/>
+            </w:tcBorders>
+            <w:shd w:fill="FFFFFF" w:val="clear"/>
+            <w:tcMar>
+              <w:top w:type="dxa" w:w="100"/>
+              <w:left w:type="dxa" w:w="140"/>
+              <w:bottom w:type="dxa" w:w="100"/>
+              <w:right w:type="dxa" w:w="140"/>
+            </w:tcMar>
+            <w:vAlign w:val="center"/>
+          </w:tcPr>
+          <w:p>
+            <w:pPr>
+              <w:jc w:val="left"/>
+            </w:pPr>
+            <w:r>
+              <w:rPr>
+                <w:rFonts w:ascii="Arial" w:cs="Arial" w:eastAsia="Arial" w:hAnsi="Arial"/>
+                <w:b w:val="false"/>
+                <w:bCs w:val="false"/>
+                <w:color w:val="111827"/>
+                <w:sz w:val="20"/>
+                <w:szCs w:val="20"/>
+              </w:rPr>
+              <w:t xml:space="preserve">Cloudinary fotos + Vimeo embed</w:t>
+            </w:r>
+          </w:p>
+        </w:tc>
+      </w:tr>
+      <w:tr>
+        <w:tc>
+          <w:tcPr>
+            <w:tcW w:type="dxa" w:w="720"/>
+            <w:tcBorders>
+              <w:top w:val="single" w:color="E5E7EB" w:sz="1"/>
+              <w:left w:val="single" w:color="E5E7EB" w:sz="1"/>
+              <w:bottom w:val="single" w:color="E5E7EB" w:sz="1"/>
+              <w:right w:val="single" w:color="E5E7EB" w:sz="1"/>
+            </w:tcBorders>
+            <w:shd w:fill="F5F3F0" w:val="clear"/>
+            <w:tcMar>
+              <w:top w:type="dxa" w:w="100"/>
+              <w:left w:type="dxa" w:w="140"/>
+              <w:bottom w:type="dxa" w:w="100"/>
+              <w:right w:type="dxa" w:w="140"/>
+            </w:tcMar>
+            <w:vAlign w:val="center"/>
+          </w:tcPr>
+          <w:p>
+            <w:pPr>
+              <w:jc w:val="center"/>
+            </w:pPr>
+            <w:r>
+              <w:rPr>
+                <w:rFonts w:ascii="Arial" w:cs="Arial" w:eastAsia="Arial" w:hAnsi="Arial"/>
+                <w:b/>
+                <w:bCs/>
+                <w:color w:val="023344"/>
+                <w:sz w:val="20"/>
+                <w:szCs w:val="20"/>
+              </w:rPr>
+              <w:t xml:space="preserve">8</w:t>
+            </w:r>
+          </w:p>
+        </w:tc>
+        <w:tc>
+          <w:tcPr>
+            <w:tcW w:type="dxa" w:w="3200"/>
+            <w:tcBorders>
+              <w:top w:val="single" w:color="E5E7EB" w:sz="1"/>
+              <w:left w:val="single" w:color="E5E7EB" w:sz="1"/>
+              <w:bottom w:val="single" w:color="E5E7EB" w:sz="1"/>
+              <w:right w:val="single" w:color="E5E7EB" w:sz="1"/>
+            </w:tcBorders>
+            <w:shd w:fill="F5F3F0" w:val="clear"/>
+            <w:tcMar>
+              <w:top w:type="dxa" w:w="100"/>
+              <w:left w:type="dxa" w:w="140"/>
+              <w:bottom w:type="dxa" w:w="100"/>
+              <w:right w:type="dxa" w:w="140"/>
+            </w:tcMar>
+            <w:vAlign w:val="center"/>
+          </w:tcPr>
+          <w:p>
+            <w:pPr>
+              <w:jc w:val="left"/>
+            </w:pPr>
+            <w:r>
+              <w:rPr>
+                <w:rFonts w:ascii="Arial" w:cs="Arial" w:eastAsia="Arial" w:hAnsi="Arial"/>
+                <w:b w:val="false"/>
+                <w:bCs w:val="false"/>
+                <w:color w:val="111827"/>
+                <w:sz w:val="20"/>
+                <w:szCs w:val="20"/>
+              </w:rPr>
+              <w:t xml:space="preserve">Automatisch naar Idealista</w:t>
+            </w:r>
+          </w:p>
+        </w:tc>
+        <w:tc>
+          <w:tcPr>
+            <w:tcW w:type="dxa" w:w="2840"/>
+            <w:tcBorders>
+              <w:top w:val="single" w:color="E5E7EB" w:sz="1"/>
+              <w:left w:val="single" w:color="E5E7EB" w:sz="1"/>
+              <w:bottom w:val="single" w:color="E5E7EB" w:sz="1"/>
+              <w:right w:val="single" w:color="E5E7EB" w:sz="1"/>
+            </w:tcBorders>
+            <w:shd w:fill="F5F3F0" w:val="clear"/>
+            <w:tcMar>
+              <w:top w:type="dxa" w:w="100"/>
+              <w:left w:type="dxa" w:w="140"/>
+              <w:bottom w:type="dxa" w:w="100"/>
+              <w:right w:type="dxa" w:w="140"/>
+            </w:tcMar>
+            <w:vAlign w:val="center"/>
+          </w:tcPr>
+          <w:p>
+            <w:pPr>
+              <w:jc w:val="left"/>
+            </w:pPr>
+            <w:r>
+              <w:rPr>
+                <w:rFonts w:ascii="Arial" w:cs="Arial" w:eastAsia="Arial" w:hAnsi="Arial"/>
+                <w:b w:val="false"/>
+                <w:bCs w:val="false"/>
+                <w:color w:val="111827"/>
+                <w:sz w:val="20"/>
+                <w:szCs w:val="20"/>
+              </w:rPr>
+              <w:t xml:space="preserve">Idealista API</w:t>
+            </w:r>
+          </w:p>
+        </w:tc>
+        <w:tc>
+          <w:tcPr>
+            <w:tcW w:type="dxa" w:w="2600"/>
+            <w:tcBorders>
+              <w:top w:val="single" w:color="E5E7EB" w:sz="1"/>
+              <w:left w:val="single" w:color="E5E7EB" w:sz="1"/>
+              <w:bottom w:val="single" w:color="E5E7EB" w:sz="1"/>
+              <w:right w:val="single" w:color="E5E7EB" w:sz="1"/>
+            </w:tcBorders>
+            <w:shd w:fill="F5F3F0" w:val="clear"/>
+            <w:tcMar>
+              <w:top w:type="dxa" w:w="100"/>
+              <w:left w:type="dxa" w:w="140"/>
+              <w:bottom w:type="dxa" w:w="100"/>
+              <w:right w:type="dxa" w:w="140"/>
+            </w:tcMar>
+            <w:vAlign w:val="center"/>
+          </w:tcPr>
+          <w:p>
+            <w:pPr>
+              <w:jc w:val="left"/>
+            </w:pPr>
+            <w:r>
+              <w:rPr>
+                <w:rFonts w:ascii="Arial" w:cs="Arial" w:eastAsia="Arial" w:hAnsi="Arial"/>
+                <w:b w:val="false"/>
+                <w:bCs w:val="false"/>
+                <w:color w:val="111827"/>
+                <w:sz w:val="20"/>
+                <w:szCs w:val="20"/>
+              </w:rPr>
+              <w:t xml:space="preserve">Cloudinary URLs meegestuurd</w:t>
+            </w:r>
+          </w:p>
+        </w:tc>
+      </w:tr>
+      <w:tr>
+        <w:tc>
+          <w:tcPr>
+            <w:tcW w:type="dxa" w:w="720"/>
+            <w:tcBorders>
+              <w:top w:val="single" w:color="E5E7EB" w:sz="1"/>
+              <w:left w:val="single" w:color="E5E7EB" w:sz="1"/>
+              <w:bottom w:val="single" w:color="E5E7EB" w:sz="1"/>
+              <w:right w:val="single" w:color="E5E7EB" w:sz="1"/>
+            </w:tcBorders>
+            <w:shd w:fill="FFFFFF" w:val="clear"/>
+            <w:tcMar>
+              <w:top w:type="dxa" w:w="100"/>
+              <w:left w:type="dxa" w:w="140"/>
+              <w:bottom w:type="dxa" w:w="100"/>
+              <w:right w:type="dxa" w:w="140"/>
+            </w:tcMar>
+            <w:vAlign w:val="center"/>
+          </w:tcPr>
+          <w:p>
+            <w:pPr>
+              <w:jc w:val="center"/>
+            </w:pPr>
+            <w:r>
+              <w:rPr>
+                <w:rFonts w:ascii="Arial" w:cs="Arial" w:eastAsia="Arial" w:hAnsi="Arial"/>
+                <w:b/>
+                <w:bCs/>
+                <w:color w:val="023344"/>
+                <w:sz w:val="20"/>
+                <w:szCs w:val="20"/>
+              </w:rPr>
+              <w:t xml:space="preserve">9</w:t>
+            </w:r>
+          </w:p>
+        </w:tc>
+        <w:tc>
+          <w:tcPr>
+            <w:tcW w:type="dxa" w:w="3200"/>
+            <w:tcBorders>
+              <w:top w:val="single" w:color="E5E7EB" w:sz="1"/>
+              <w:left w:val="single" w:color="E5E7EB" w:sz="1"/>
+              <w:bottom w:val="single" w:color="E5E7EB" w:sz="1"/>
+              <w:right w:val="single" w:color="E5E7EB" w:sz="1"/>
+            </w:tcBorders>
+            <w:shd w:fill="FFFFFF" w:val="clear"/>
+            <w:tcMar>
+              <w:top w:type="dxa" w:w="100"/>
+              <w:left w:type="dxa" w:w="140"/>
+              <w:bottom w:type="dxa" w:w="100"/>
+              <w:right w:type="dxa" w:w="140"/>
+            </w:tcMar>
+            <w:vAlign w:val="center"/>
+          </w:tcPr>
+          <w:p>
+            <w:pPr>
+              <w:jc w:val="left"/>
+            </w:pPr>
+            <w:r>
+              <w:rPr>
+                <w:rFonts w:ascii="Arial" w:cs="Arial" w:eastAsia="Arial" w:hAnsi="Arial"/>
+                <w:b w:val="false"/>
+                <w:bCs w:val="false"/>
+                <w:color w:val="111827"/>
+                <w:sz w:val="20"/>
+                <w:szCs w:val="20"/>
+              </w:rPr>
+              <w:t xml:space="preserve">Automatisch naar Resales</w:t>
+            </w:r>
+          </w:p>
+        </w:tc>
+        <w:tc>
+          <w:tcPr>
+            <w:tcW w:type="dxa" w:w="2840"/>
+            <w:tcBorders>
+              <w:top w:val="single" w:color="E5E7EB" w:sz="1"/>
+              <w:left w:val="single" w:color="E5E7EB" w:sz="1"/>
+              <w:bottom w:val="single" w:color="E5E7EB" w:sz="1"/>
+              <w:right w:val="single" w:color="E5E7EB" w:sz="1"/>
+            </w:tcBorders>
+            <w:shd w:fill="FFFFFF" w:val="clear"/>
+            <w:tcMar>
+              <w:top w:type="dxa" w:w="100"/>
+              <w:left w:type="dxa" w:w="140"/>
+              <w:bottom w:type="dxa" w:w="100"/>
+              <w:right w:type="dxa" w:w="140"/>
+            </w:tcMar>
+            <w:vAlign w:val="center"/>
+          </w:tcPr>
+          <w:p>
+            <w:pPr>
+              <w:jc w:val="left"/>
+            </w:pPr>
+            <w:r>
+              <w:rPr>
+                <w:rFonts w:ascii="Arial" w:cs="Arial" w:eastAsia="Arial" w:hAnsi="Arial"/>
+                <w:b w:val="false"/>
+                <w:bCs w:val="false"/>
+                <w:color w:val="111827"/>
+                <w:sz w:val="20"/>
+                <w:szCs w:val="20"/>
+              </w:rPr>
+              <w:t xml:space="preserve">XML feed</w:t>
+            </w:r>
+          </w:p>
+        </w:tc>
+        <w:tc>
+          <w:tcPr>
+            <w:tcW w:type="dxa" w:w="2600"/>
+            <w:tcBorders>
+              <w:top w:val="single" w:color="E5E7EB" w:sz="1"/>
+              <w:left w:val="single" w:color="E5E7EB" w:sz="1"/>
+              <w:bottom w:val="single" w:color="E5E7EB" w:sz="1"/>
+              <w:right w:val="single" w:color="E5E7EB" w:sz="1"/>
+            </w:tcBorders>
+            <w:shd w:fill="FFFFFF" w:val="clear"/>
+            <w:tcMar>
+              <w:top w:type="dxa" w:w="100"/>
+              <w:left w:type="dxa" w:w="140"/>
+              <w:bottom w:type="dxa" w:w="100"/>
+              <w:right w:type="dxa" w:w="140"/>
+            </w:tcMar>
+            <w:vAlign w:val="center"/>
+          </w:tcPr>
+          <w:p>
+            <w:pPr>
+              <w:jc w:val="left"/>
+            </w:pPr>
+            <w:r>
+              <w:rPr>
+                <w:rFonts w:ascii="Arial" w:cs="Arial" w:eastAsia="Arial" w:hAnsi="Arial"/>
+                <w:b w:val="false"/>
+                <w:bCs w:val="false"/>
+                <w:color w:val="111827"/>
+                <w:sz w:val="20"/>
+                <w:szCs w:val="20"/>
+              </w:rPr>
+              <w:t xml:space="preserve">Cloudinary URLs in XML</w:t>
+            </w:r>
+          </w:p>
+        </w:tc>
+      </w:tr>
+    </w:tbl>
+    <w:p>
+      <w:pPr>
+        <w:spacing w:after="80" w:before="200"/>
+      </w:pPr>
+    </w:p>
+    <w:p>
+      <w:pPr>
+        <w:pStyle w:val="Heading3"/>
+        <w:spacing w:after="80" w:before="200"/>
+      </w:pPr>
+      <w:r>
+        <w:rPr>
+          <w:rFonts w:ascii="Arial" w:cs="Arial" w:eastAsia="Arial" w:hAnsi="Arial"/>
+          <w:b/>
+          <w:bCs/>
+          <w:color w:val="034558"/>
+          <w:sz w:val="22"/>
+          <w:szCs w:val="22"/>
+        </w:rPr>
+        <w:t xml:space="preserve">Database velden voor media (Supabase)</w:t>
+      </w:r>
+    </w:p>
+    <w:p>
+      <w:pPr>
+        <w:spacing w:after="80" w:before="80"/>
+        <w:jc w:val="left"/>
+      </w:pPr>
+      <w:r>
+        <w:rPr>
+          <w:rFonts w:ascii="Arial" w:cs="Arial" w:eastAsia="Arial" w:hAnsi="Arial"/>
+          <w:b w:val="false"/>
+          <w:bCs w:val="false"/>
+          <w:i w:val="false"/>
+          <w:iCs w:val="false"/>
+          <w:color w:val="111827"/>
+          <w:sz w:val="20"/>
+          <w:szCs w:val="20"/>
+        </w:rPr>
+        <w:t xml:space="preserve">De properties tabel in Supabase bevat de volgende media-gerelateerde velden:</w:t>
+      </w:r>
+    </w:p>
+    <w:p>
+      <w:pPr>
+        <w:spacing w:after="80" w:before="80"/>
+      </w:pPr>
+    </w:p>
+    <w:tbl>
+      <w:tblPr>
+        <w:tblW w:type="dxa" w:w="9360"/>
+        <w:tblBorders>
+          <w:top w:val="single" w:color="auto" w:sz="4"/>
+          <w:left w:val="single" w:color="auto" w:sz="4"/>
+          <w:bottom w:val="single" w:color="auto" w:sz="4"/>
+          <w:right w:val="single" w:color="auto" w:sz="4"/>
+          <w:insideH w:val="single" w:color="auto" w:sz="4"/>
+          <w:insideV w:val="single" w:color="auto" w:sz="4"/>
+        </w:tblBorders>
+      </w:tblPr>
+      <w:tblGrid>
+        <w:gridCol w:w="2500"/>
+        <w:gridCol w:w="2000"/>
+        <w:gridCol w:w="2360"/>
+        <w:gridCol w:w="2500"/>
+      </w:tblGrid>
+      <w:tr>
+        <w:trPr>
+          <w:tblHeader/>
+        </w:trPr>
+        <w:tc>
+          <w:tcPr>
+            <w:tcW w:type="dxa" w:w="2500"/>
+            <w:tcBorders>
+              <w:top w:val="single" w:color="E5E7EB" w:sz="1"/>
+              <w:left w:val="single" w:color="E5E7EB" w:sz="1"/>
+              <w:bottom w:val="single" w:color="E5E7EB" w:sz="1"/>
+              <w:right w:val="single" w:color="E5E7EB" w:sz="1"/>
+            </w:tcBorders>
+            <w:shd w:fill="023344" w:val="clear"/>
+            <w:tcMar>
+              <w:top w:type="dxa" w:w="100"/>
+              <w:left w:type="dxa" w:w="140"/>
+              <w:bottom w:type="dxa" w:w="100"/>
+              <w:right w:type="dxa" w:w="140"/>
+            </w:tcMar>
+            <w:vAlign w:val="center"/>
+          </w:tcPr>
+          <w:p>
+            <w:pPr>
+              <w:jc w:val="left"/>
+            </w:pPr>
+            <w:r>
+              <w:rPr>
+                <w:rFonts w:ascii="Arial" w:cs="Arial" w:eastAsia="Arial" w:hAnsi="Arial"/>
+                <w:b/>
+                <w:bCs/>
+                <w:color w:val="FFFFFF"/>
+                <w:sz w:val="20"/>
+                <w:szCs w:val="20"/>
+              </w:rPr>
+              <w:t xml:space="preserve">Veld</w:t>
+            </w:r>
+          </w:p>
+        </w:tc>
+        <w:tc>
+          <w:tcPr>
+            <w:tcW w:type="dxa" w:w="2000"/>
+            <w:tcBorders>
+              <w:top w:val="single" w:color="E5E7EB" w:sz="1"/>
+              <w:left w:val="single" w:color="E5E7EB" w:sz="1"/>
+              <w:bottom w:val="single" w:color="E5E7EB" w:sz="1"/>
+              <w:right w:val="single" w:color="E5E7EB" w:sz="1"/>
+            </w:tcBorders>
+            <w:shd w:fill="023344" w:val="clear"/>
+            <w:tcMar>
+              <w:top w:type="dxa" w:w="100"/>
+              <w:left w:type="dxa" w:w="140"/>
+              <w:bottom w:type="dxa" w:w="100"/>
+              <w:right w:type="dxa" w:w="140"/>
+            </w:tcMar>
+            <w:vAlign w:val="center"/>
+          </w:tcPr>
+          <w:p>
+            <w:pPr>
+              <w:jc w:val="left"/>
+            </w:pPr>
+            <w:r>
+              <w:rPr>
+                <w:rFonts w:ascii="Arial" w:cs="Arial" w:eastAsia="Arial" w:hAnsi="Arial"/>
+                <w:b/>
+                <w:bCs/>
+                <w:color w:val="FFFFFF"/>
+                <w:sz w:val="20"/>
+                <w:szCs w:val="20"/>
+              </w:rPr>
+              <w:t xml:space="preserve">Type</w:t>
+            </w:r>
+          </w:p>
+        </w:tc>
+        <w:tc>
+          <w:tcPr>
+            <w:tcW w:type="dxa" w:w="2360"/>
+            <w:tcBorders>
+              <w:top w:val="single" w:color="E5E7EB" w:sz="1"/>
+              <w:left w:val="single" w:color="E5E7EB" w:sz="1"/>
+              <w:bottom w:val="single" w:color="E5E7EB" w:sz="1"/>
+              <w:right w:val="single" w:color="E5E7EB" w:sz="1"/>
+            </w:tcBorders>
+            <w:shd w:fill="023344" w:val="clear"/>
+            <w:tcMar>
+              <w:top w:type="dxa" w:w="100"/>
+              <w:left w:type="dxa" w:w="140"/>
+              <w:bottom w:type="dxa" w:w="100"/>
+              <w:right w:type="dxa" w:w="140"/>
+            </w:tcMar>
+            <w:vAlign w:val="center"/>
+          </w:tcPr>
+          <w:p>
+            <w:pPr>
+              <w:jc w:val="left"/>
+            </w:pPr>
+            <w:r>
+              <w:rPr>
+                <w:rFonts w:ascii="Arial" w:cs="Arial" w:eastAsia="Arial" w:hAnsi="Arial"/>
+                <w:b/>
+                <w:bCs/>
+                <w:color w:val="FFFFFF"/>
+                <w:sz w:val="20"/>
+                <w:szCs w:val="20"/>
+              </w:rPr>
+              <w:t xml:space="preserve">Platform</w:t>
+            </w:r>
+          </w:p>
+        </w:tc>
+        <w:tc>
+          <w:tcPr>
+            <w:tcW w:type="dxa" w:w="2500"/>
+            <w:tcBorders>
+              <w:top w:val="single" w:color="E5E7EB" w:sz="1"/>
+              <w:left w:val="single" w:color="E5E7EB" w:sz="1"/>
+              <w:bottom w:val="single" w:color="E5E7EB" w:sz="1"/>
+              <w:right w:val="single" w:color="E5E7EB" w:sz="1"/>
+            </w:tcBorders>
+            <w:shd w:fill="023344" w:val="clear"/>
+            <w:tcMar>
+              <w:top w:type="dxa" w:w="100"/>
+              <w:left w:type="dxa" w:w="140"/>
+              <w:bottom w:type="dxa" w:w="100"/>
+              <w:right w:type="dxa" w:w="140"/>
+            </w:tcMar>
+            <w:vAlign w:val="center"/>
+          </w:tcPr>
+          <w:p>
+            <w:pPr>
+              <w:jc w:val="left"/>
+            </w:pPr>
+            <w:r>
+              <w:rPr>
+                <w:rFonts w:ascii="Arial" w:cs="Arial" w:eastAsia="Arial" w:hAnsi="Arial"/>
+                <w:b/>
+                <w:bCs/>
+                <w:color w:val="FFFFFF"/>
+                <w:sz w:val="20"/>
+                <w:szCs w:val="20"/>
+              </w:rPr>
+              <w:t xml:space="preserve">Voorbeeld</w:t>
+            </w:r>
+          </w:p>
+        </w:tc>
+      </w:tr>
+      <w:tr>
+        <w:tc>
+          <w:tcPr>
+            <w:tcW w:type="dxa" w:w="2500"/>
+            <w:tcBorders>
+              <w:top w:val="single" w:color="E5E7EB" w:sz="1"/>
+              <w:left w:val="single" w:color="E5E7EB" w:sz="1"/>
+              <w:bottom w:val="single" w:color="E5E7EB" w:sz="1"/>
+              <w:right w:val="single" w:color="E5E7EB" w:sz="1"/>
+            </w:tcBorders>
+            <w:shd w:fill="FFFFFF" w:val="clear"/>
+            <w:tcMar>
+              <w:top w:type="dxa" w:w="100"/>
+              <w:left w:type="dxa" w:w="140"/>
+              <w:bottom w:type="dxa" w:w="100"/>
+              <w:right w:type="dxa" w:w="140"/>
+            </w:tcMar>
+            <w:vAlign w:val="center"/>
+          </w:tcPr>
+          <w:p>
+            <w:pPr>
+              <w:jc w:val="left"/>
+            </w:pPr>
+            <w:r>
+              <w:rPr>
+                <w:rFonts w:ascii="Arial" w:cs="Arial" w:eastAsia="Arial" w:hAnsi="Arial"/>
+                <w:b/>
+                <w:bCs/>
+                <w:color w:val="023344"/>
+                <w:sz w:val="20"/>
+                <w:szCs w:val="20"/>
+              </w:rPr>
+              <w:t xml:space="preserve">hoofdfoto</w:t>
+            </w:r>
+          </w:p>
+        </w:tc>
+        <w:tc>
+          <w:tcPr>
+            <w:tcW w:type="dxa" w:w="2000"/>
+            <w:tcBorders>
+              <w:top w:val="single" w:color="E5E7EB" w:sz="1"/>
+              <w:left w:val="single" w:color="E5E7EB" w:sz="1"/>
+              <w:bottom w:val="single" w:color="E5E7EB" w:sz="1"/>
+              <w:right w:val="single" w:color="E5E7EB" w:sz="1"/>
+            </w:tcBorders>
+            <w:shd w:fill="FFFFFF" w:val="clear"/>
+            <w:tcMar>
+              <w:top w:type="dxa" w:w="100"/>
+              <w:left w:type="dxa" w:w="140"/>
+              <w:bottom w:type="dxa" w:w="100"/>
+              <w:right w:type="dxa" w:w="140"/>
+            </w:tcMar>
+            <w:vAlign w:val="center"/>
+          </w:tcPr>
+          <w:p>
+            <w:pPr>
+              <w:jc w:val="left"/>
+            </w:pPr>
+            <w:r>
+              <w:rPr>
+                <w:rFonts w:ascii="Arial" w:cs="Arial" w:eastAsia="Arial" w:hAnsi="Arial"/>
+                <w:b w:val="false"/>
+                <w:bCs w:val="false"/>
+                <w:color w:val="111827"/>
+                <w:sz w:val="20"/>
+                <w:szCs w:val="20"/>
+              </w:rPr>
+              <w:t xml:space="preserve">URL (tekst)</w:t>
+            </w:r>
+          </w:p>
+        </w:tc>
+        <w:tc>
+          <w:tcPr>
+            <w:tcW w:type="dxa" w:w="2360"/>
+            <w:tcBorders>
+              <w:top w:val="single" w:color="E5E7EB" w:sz="1"/>
+              <w:left w:val="single" w:color="E5E7EB" w:sz="1"/>
+              <w:bottom w:val="single" w:color="E5E7EB" w:sz="1"/>
+              <w:right w:val="single" w:color="E5E7EB" w:sz="1"/>
+            </w:tcBorders>
+            <w:shd w:fill="FFFFFF" w:val="clear"/>
+            <w:tcMar>
+              <w:top w:type="dxa" w:w="100"/>
+              <w:left w:type="dxa" w:w="140"/>
+              <w:bottom w:type="dxa" w:w="100"/>
+              <w:right w:type="dxa" w:w="140"/>
+            </w:tcMar>
+            <w:vAlign w:val="center"/>
+          </w:tcPr>
+          <w:p>
+            <w:pPr>
+              <w:jc w:val="left"/>
+            </w:pPr>
+            <w:r>
+              <w:rPr>
+                <w:rFonts w:ascii="Arial" w:cs="Arial" w:eastAsia="Arial" w:hAnsi="Arial"/>
+                <w:b w:val="false"/>
+                <w:bCs w:val="false"/>
+                <w:color w:val="111827"/>
+                <w:sz w:val="20"/>
+                <w:szCs w:val="20"/>
+              </w:rPr>
+              <w:t xml:space="preserve">Cloudinary</w:t>
+            </w:r>
+          </w:p>
+        </w:tc>
+        <w:tc>
+          <w:tcPr>
+            <w:tcW w:type="dxa" w:w="2500"/>
+            <w:tcBorders>
+              <w:top w:val="single" w:color="E5E7EB" w:sz="1"/>
+              <w:left w:val="single" w:color="E5E7EB" w:sz="1"/>
+              <w:bottom w:val="single" w:color="E5E7EB" w:sz="1"/>
+              <w:right w:val="single" w:color="E5E7EB" w:sz="1"/>
+            </w:tcBorders>
+            <w:shd w:fill="FFFFFF" w:val="clear"/>
+            <w:tcMar>
+              <w:top w:type="dxa" w:w="100"/>
+              <w:left w:type="dxa" w:w="140"/>
+              <w:bottom w:type="dxa" w:w="100"/>
+              <w:right w:type="dxa" w:w="140"/>
+            </w:tcMar>
+            <w:vAlign w:val="center"/>
+          </w:tcPr>
+          <w:p>
+            <w:pPr>
+              <w:jc w:val="left"/>
+            </w:pPr>
+            <w:r>
+              <w:rPr>
+                <w:rFonts w:ascii="Arial" w:cs="Arial" w:eastAsia="Arial" w:hAnsi="Arial"/>
+                <w:b w:val="false"/>
+                <w:bCs w:val="false"/>
+                <w:color w:val="111827"/>
+                <w:sz w:val="20"/>
+                <w:szCs w:val="20"/>
+              </w:rPr>
+              <w:t xml:space="preserve">res.cloudinary.com/.../main.jpg</w:t>
+            </w:r>
+          </w:p>
+        </w:tc>
+      </w:tr>
+      <w:tr>
+        <w:tc>
+          <w:tcPr>
+            <w:tcW w:type="dxa" w:w="2500"/>
+            <w:tcBorders>
+              <w:top w:val="single" w:color="E5E7EB" w:sz="1"/>
+              <w:left w:val="single" w:color="E5E7EB" w:sz="1"/>
+              <w:bottom w:val="single" w:color="E5E7EB" w:sz="1"/>
+              <w:right w:val="single" w:color="E5E7EB" w:sz="1"/>
+            </w:tcBorders>
+            <w:shd w:fill="F5F3F0" w:val="clear"/>
+            <w:tcMar>
+              <w:top w:type="dxa" w:w="100"/>
+              <w:left w:type="dxa" w:w="140"/>
+              <w:bottom w:type="dxa" w:w="100"/>
+              <w:right w:type="dxa" w:w="140"/>
+            </w:tcMar>
+            <w:vAlign w:val="center"/>
+          </w:tcPr>
+          <w:p>
+            <w:pPr>
+              <w:jc w:val="left"/>
+            </w:pPr>
+            <w:r>
+              <w:rPr>
+                <w:rFonts w:ascii="Arial" w:cs="Arial" w:eastAsia="Arial" w:hAnsi="Arial"/>
+                <w:b/>
+                <w:bCs/>
+                <w:color w:val="023344"/>
+                <w:sz w:val="20"/>
+                <w:szCs w:val="20"/>
+              </w:rPr>
+              <w:t xml:space="preserve">fotos</w:t>
+            </w:r>
+          </w:p>
+        </w:tc>
+        <w:tc>
+          <w:tcPr>
+            <w:tcW w:type="dxa" w:w="2000"/>
+            <w:tcBorders>
+              <w:top w:val="single" w:color="E5E7EB" w:sz="1"/>
+              <w:left w:val="single" w:color="E5E7EB" w:sz="1"/>
+              <w:bottom w:val="single" w:color="E5E7EB" w:sz="1"/>
+              <w:right w:val="single" w:color="E5E7EB" w:sz="1"/>
+            </w:tcBorders>
+            <w:shd w:fill="F5F3F0" w:val="clear"/>
+            <w:tcMar>
+              <w:top w:type="dxa" w:w="100"/>
+              <w:left w:type="dxa" w:w="140"/>
+              <w:bottom w:type="dxa" w:w="100"/>
+              <w:right w:type="dxa" w:w="140"/>
+            </w:tcMar>
+            <w:vAlign w:val="center"/>
+          </w:tcPr>
+          <w:p>
+            <w:pPr>
+              <w:jc w:val="left"/>
+            </w:pPr>
+            <w:r>
+              <w:rPr>
+                <w:rFonts w:ascii="Arial" w:cs="Arial" w:eastAsia="Arial" w:hAnsi="Arial"/>
+                <w:b w:val="false"/>
+                <w:bCs w:val="false"/>
+                <w:color w:val="111827"/>
+                <w:sz w:val="20"/>
+                <w:szCs w:val="20"/>
+              </w:rPr>
+              <w:t xml:space="preserve">Array van URLs</w:t>
+            </w:r>
+          </w:p>
+        </w:tc>
+        <w:tc>
+          <w:tcPr>
+            <w:tcW w:type="dxa" w:w="2360"/>
+            <w:tcBorders>
+              <w:top w:val="single" w:color="E5E7EB" w:sz="1"/>
+              <w:left w:val="single" w:color="E5E7EB" w:sz="1"/>
+              <w:bottom w:val="single" w:color="E5E7EB" w:sz="1"/>
+              <w:right w:val="single" w:color="E5E7EB" w:sz="1"/>
+            </w:tcBorders>
+            <w:shd w:fill="F5F3F0" w:val="clear"/>
+            <w:tcMar>
+              <w:top w:type="dxa" w:w="100"/>
+              <w:left w:type="dxa" w:w="140"/>
+              <w:bottom w:type="dxa" w:w="100"/>
+              <w:right w:type="dxa" w:w="140"/>
+            </w:tcMar>
+            <w:vAlign w:val="center"/>
+          </w:tcPr>
+          <w:p>
+            <w:pPr>
+              <w:jc w:val="left"/>
+            </w:pPr>
+            <w:r>
+              <w:rPr>
+                <w:rFonts w:ascii="Arial" w:cs="Arial" w:eastAsia="Arial" w:hAnsi="Arial"/>
+                <w:b w:val="false"/>
+                <w:bCs w:val="false"/>
+                <w:color w:val="111827"/>
+                <w:sz w:val="20"/>
+                <w:szCs w:val="20"/>
+              </w:rPr>
+              <w:t xml:space="preserve">Cloudinary</w:t>
+            </w:r>
+          </w:p>
+        </w:tc>
+        <w:tc>
+          <w:tcPr>
+            <w:tcW w:type="dxa" w:w="2500"/>
+            <w:tcBorders>
+              <w:top w:val="single" w:color="E5E7EB" w:sz="1"/>
+              <w:left w:val="single" w:color="E5E7EB" w:sz="1"/>
+              <w:bottom w:val="single" w:color="E5E7EB" w:sz="1"/>
+              <w:right w:val="single" w:color="E5E7EB" w:sz="1"/>
+            </w:tcBorders>
+            <w:shd w:fill="F5F3F0" w:val="clear"/>
+            <w:tcMar>
+              <w:top w:type="dxa" w:w="100"/>
+              <w:left w:type="dxa" w:w="140"/>
+              <w:bottom w:type="dxa" w:w="100"/>
+              <w:right w:type="dxa" w:w="140"/>
+            </w:tcMar>
+            <w:vAlign w:val="center"/>
+          </w:tcPr>
+          <w:p>
+            <w:pPr>
+              <w:jc w:val="left"/>
+            </w:pPr>
+            <w:r>
+              <w:rPr>
+                <w:rFonts w:ascii="Arial" w:cs="Arial" w:eastAsia="Arial" w:hAnsi="Arial"/>
+                <w:b w:val="false"/>
+                <w:bCs w:val="false"/>
+                <w:color w:val="111827"/>
+                <w:sz w:val="20"/>
+                <w:szCs w:val="20"/>
+              </w:rPr>
+              <w:t xml:space="preserve">["url1", "url2", ...]</w:t>
+            </w:r>
+          </w:p>
+        </w:tc>
+      </w:tr>
+      <w:tr>
+        <w:tc>
+          <w:tcPr>
+            <w:tcW w:type="dxa" w:w="2500"/>
+            <w:tcBorders>
+              <w:top w:val="single" w:color="E5E7EB" w:sz="1"/>
+              <w:left w:val="single" w:color="E5E7EB" w:sz="1"/>
+              <w:bottom w:val="single" w:color="E5E7EB" w:sz="1"/>
+              <w:right w:val="single" w:color="E5E7EB" w:sz="1"/>
+            </w:tcBorders>
+            <w:shd w:fill="FFFFFF" w:val="clear"/>
+            <w:tcMar>
+              <w:top w:type="dxa" w:w="100"/>
+              <w:left w:type="dxa" w:w="140"/>
+              <w:bottom w:type="dxa" w:w="100"/>
+              <w:right w:type="dxa" w:w="140"/>
+            </w:tcMar>
+            <w:vAlign w:val="center"/>
+          </w:tcPr>
+          <w:p>
+            <w:pPr>
+              <w:jc w:val="left"/>
+            </w:pPr>
+            <w:r>
+              <w:rPr>
+                <w:rFonts w:ascii="Arial" w:cs="Arial" w:eastAsia="Arial" w:hAnsi="Arial"/>
+                <w:b/>
+                <w:bCs/>
+                <w:color w:val="023344"/>
+                <w:sz w:val="20"/>
+                <w:szCs w:val="20"/>
+              </w:rPr>
+              <w:t xml:space="preserve">hero_video</w:t>
+            </w:r>
+          </w:p>
+        </w:tc>
+        <w:tc>
+          <w:tcPr>
+            <w:tcW w:type="dxa" w:w="2000"/>
+            <w:tcBorders>
+              <w:top w:val="single" w:color="E5E7EB" w:sz="1"/>
+              <w:left w:val="single" w:color="E5E7EB" w:sz="1"/>
+              <w:bottom w:val="single" w:color="E5E7EB" w:sz="1"/>
+              <w:right w:val="single" w:color="E5E7EB" w:sz="1"/>
+            </w:tcBorders>
+            <w:shd w:fill="FFFFFF" w:val="clear"/>
+            <w:tcMar>
+              <w:top w:type="dxa" w:w="100"/>
+              <w:left w:type="dxa" w:w="140"/>
+              <w:bottom w:type="dxa" w:w="100"/>
+              <w:right w:type="dxa" w:w="140"/>
+            </w:tcMar>
+            <w:vAlign w:val="center"/>
+          </w:tcPr>
+          <w:p>
+            <w:pPr>
+              <w:jc w:val="left"/>
+            </w:pPr>
+            <w:r>
+              <w:rPr>
+                <w:rFonts w:ascii="Arial" w:cs="Arial" w:eastAsia="Arial" w:hAnsi="Arial"/>
+                <w:b w:val="false"/>
+                <w:bCs w:val="false"/>
+                <w:color w:val="111827"/>
+                <w:sz w:val="20"/>
+                <w:szCs w:val="20"/>
+              </w:rPr>
+              <w:t xml:space="preserve">URL (tekst)</w:t>
+            </w:r>
+          </w:p>
+        </w:tc>
+        <w:tc>
+          <w:tcPr>
+            <w:tcW w:type="dxa" w:w="2360"/>
+            <w:tcBorders>
+              <w:top w:val="single" w:color="E5E7EB" w:sz="1"/>
+              <w:left w:val="single" w:color="E5E7EB" w:sz="1"/>
+              <w:bottom w:val="single" w:color="E5E7EB" w:sz="1"/>
+              <w:right w:val="single" w:color="E5E7EB" w:sz="1"/>
+            </w:tcBorders>
+            <w:shd w:fill="FFFFFF" w:val="clear"/>
+            <w:tcMar>
+              <w:top w:type="dxa" w:w="100"/>
+              <w:left w:type="dxa" w:w="140"/>
+              <w:bottom w:type="dxa" w:w="100"/>
+              <w:right w:type="dxa" w:w="140"/>
+            </w:tcMar>
+            <w:vAlign w:val="center"/>
+          </w:tcPr>
+          <w:p>
+            <w:pPr>
+              <w:jc w:val="left"/>
+            </w:pPr>
+            <w:r>
+              <w:rPr>
+                <w:rFonts w:ascii="Arial" w:cs="Arial" w:eastAsia="Arial" w:hAnsi="Arial"/>
+                <w:b w:val="false"/>
+                <w:bCs w:val="false"/>
+                <w:color w:val="111827"/>
+                <w:sz w:val="20"/>
+                <w:szCs w:val="20"/>
+              </w:rPr>
+              <w:t xml:space="preserve">Cloudinary</w:t>
+            </w:r>
+          </w:p>
+        </w:tc>
+        <w:tc>
+          <w:tcPr>
+            <w:tcW w:type="dxa" w:w="2500"/>
+            <w:tcBorders>
+              <w:top w:val="single" w:color="E5E7EB" w:sz="1"/>
+              <w:left w:val="single" w:color="E5E7EB" w:sz="1"/>
+              <w:bottom w:val="single" w:color="E5E7EB" w:sz="1"/>
+              <w:right w:val="single" w:color="E5E7EB" w:sz="1"/>
+            </w:tcBorders>
+            <w:shd w:fill="FFFFFF" w:val="clear"/>
+            <w:tcMar>
+              <w:top w:type="dxa" w:w="100"/>
+              <w:left w:type="dxa" w:w="140"/>
+              <w:bottom w:type="dxa" w:w="100"/>
+              <w:right w:type="dxa" w:w="140"/>
+            </w:tcMar>
+            <w:vAlign w:val="center"/>
+          </w:tcPr>
+          <w:p>
+            <w:pPr>
+              <w:jc w:val="left"/>
+            </w:pPr>
+            <w:r>
+              <w:rPr>
+                <w:rFonts w:ascii="Arial" w:cs="Arial" w:eastAsia="Arial" w:hAnsi="Arial"/>
+                <w:b w:val="false"/>
+                <w:bCs w:val="false"/>
+                <w:color w:val="111827"/>
+                <w:sz w:val="20"/>
+                <w:szCs w:val="20"/>
+              </w:rPr>
+              <w:t xml:space="preserve">res.cloudinary.com/.../clip.mp4</w:t>
+            </w:r>
+          </w:p>
+        </w:tc>
+      </w:tr>
+      <w:tr>
+        <w:tc>
+          <w:tcPr>
+            <w:tcW w:type="dxa" w:w="2500"/>
+            <w:tcBorders>
+              <w:top w:val="single" w:color="E5E7EB" w:sz="1"/>
+              <w:left w:val="single" w:color="E5E7EB" w:sz="1"/>
+              <w:bottom w:val="single" w:color="E5E7EB" w:sz="1"/>
+              <w:right w:val="single" w:color="E5E7EB" w:sz="1"/>
+            </w:tcBorders>
+            <w:shd w:fill="F5F3F0" w:val="clear"/>
+            <w:tcMar>
+              <w:top w:type="dxa" w:w="100"/>
+              <w:left w:type="dxa" w:w="140"/>
+              <w:bottom w:type="dxa" w:w="100"/>
+              <w:right w:type="dxa" w:w="140"/>
+            </w:tcMar>
+            <w:vAlign w:val="center"/>
+          </w:tcPr>
+          <w:p>
+            <w:pPr>
+              <w:jc w:val="left"/>
+            </w:pPr>
+            <w:r>
+              <w:rPr>
+                <w:rFonts w:ascii="Arial" w:cs="Arial" w:eastAsia="Arial" w:hAnsi="Arial"/>
+                <w:b/>
+                <w:bCs/>
+                <w:color w:val="023344"/>
+                <w:sz w:val="20"/>
+                <w:szCs w:val="20"/>
+              </w:rPr>
+              <w:t xml:space="preserve">vimeo_id</w:t>
+            </w:r>
+          </w:p>
+        </w:tc>
+        <w:tc>
+          <w:tcPr>
+            <w:tcW w:type="dxa" w:w="2000"/>
+            <w:tcBorders>
+              <w:top w:val="single" w:color="E5E7EB" w:sz="1"/>
+              <w:left w:val="single" w:color="E5E7EB" w:sz="1"/>
+              <w:bottom w:val="single" w:color="E5E7EB" w:sz="1"/>
+              <w:right w:val="single" w:color="E5E7EB" w:sz="1"/>
+            </w:tcBorders>
+            <w:shd w:fill="F5F3F0" w:val="clear"/>
+            <w:tcMar>
+              <w:top w:type="dxa" w:w="100"/>
+              <w:left w:type="dxa" w:w="140"/>
+              <w:bottom w:type="dxa" w:w="100"/>
+              <w:right w:type="dxa" w:w="140"/>
+            </w:tcMar>
+            <w:vAlign w:val="center"/>
+          </w:tcPr>
+          <w:p>
+            <w:pPr>
+              <w:jc w:val="left"/>
+            </w:pPr>
+            <w:r>
+              <w:rPr>
+                <w:rFonts w:ascii="Arial" w:cs="Arial" w:eastAsia="Arial" w:hAnsi="Arial"/>
+                <w:b w:val="false"/>
+                <w:bCs w:val="false"/>
+                <w:color w:val="111827"/>
+                <w:sz w:val="20"/>
+                <w:szCs w:val="20"/>
+              </w:rPr>
+              <w:t xml:space="preserve">Tekst (ID)</w:t>
+            </w:r>
+          </w:p>
+        </w:tc>
+        <w:tc>
+          <w:tcPr>
+            <w:tcW w:type="dxa" w:w="2360"/>
+            <w:tcBorders>
+              <w:top w:val="single" w:color="E5E7EB" w:sz="1"/>
+              <w:left w:val="single" w:color="E5E7EB" w:sz="1"/>
+              <w:bottom w:val="single" w:color="E5E7EB" w:sz="1"/>
+              <w:right w:val="single" w:color="E5E7EB" w:sz="1"/>
+            </w:tcBorders>
+            <w:shd w:fill="F5F3F0" w:val="clear"/>
+            <w:tcMar>
+              <w:top w:type="dxa" w:w="100"/>
+              <w:left w:type="dxa" w:w="140"/>
+              <w:bottom w:type="dxa" w:w="100"/>
+              <w:right w:type="dxa" w:w="140"/>
+            </w:tcMar>
+            <w:vAlign w:val="center"/>
+          </w:tcPr>
+          <w:p>
+            <w:pPr>
+              <w:jc w:val="left"/>
+            </w:pPr>
+            <w:r>
+              <w:rPr>
+                <w:rFonts w:ascii="Arial" w:cs="Arial" w:eastAsia="Arial" w:hAnsi="Arial"/>
+                <w:b w:val="false"/>
+                <w:bCs w:val="false"/>
+                <w:color w:val="111827"/>
+                <w:sz w:val="20"/>
+                <w:szCs w:val="20"/>
+              </w:rPr>
+              <w:t xml:space="preserve">Vimeo</w:t>
+            </w:r>
+          </w:p>
+        </w:tc>
+        <w:tc>
+          <w:tcPr>
+            <w:tcW w:type="dxa" w:w="2500"/>
+            <w:tcBorders>
+              <w:top w:val="single" w:color="E5E7EB" w:sz="1"/>
+              <w:left w:val="single" w:color="E5E7EB" w:sz="1"/>
+              <w:bottom w:val="single" w:color="E5E7EB" w:sz="1"/>
+              <w:right w:val="single" w:color="E5E7EB" w:sz="1"/>
+            </w:tcBorders>
+            <w:shd w:fill="F5F3F0" w:val="clear"/>
+            <w:tcMar>
+              <w:top w:type="dxa" w:w="100"/>
+              <w:left w:type="dxa" w:w="140"/>
+              <w:bottom w:type="dxa" w:w="100"/>
+              <w:right w:type="dxa" w:w="140"/>
+            </w:tcMar>
+            <w:vAlign w:val="center"/>
+          </w:tcPr>
+          <w:p>
+            <w:pPr>
+              <w:jc w:val="left"/>
+            </w:pPr>
+            <w:r>
+              <w:rPr>
+                <w:rFonts w:ascii="Arial" w:cs="Arial" w:eastAsia="Arial" w:hAnsi="Arial"/>
+                <w:b w:val="false"/>
+                <w:bCs w:val="false"/>
+                <w:color w:val="111827"/>
+                <w:sz w:val="20"/>
+                <w:szCs w:val="20"/>
+              </w:rPr>
+              <w:t xml:space="preserve">"845123456"</w:t>
+            </w:r>
+          </w:p>
+        </w:tc>
+      </w:tr>
+      <w:tr>
+        <w:tc>
+          <w:tcPr>
+            <w:tcW w:type="dxa" w:w="2500"/>
+            <w:tcBorders>
+              <w:top w:val="single" w:color="E5E7EB" w:sz="1"/>
+              <w:left w:val="single" w:color="E5E7EB" w:sz="1"/>
+              <w:bottom w:val="single" w:color="E5E7EB" w:sz="1"/>
+              <w:right w:val="single" w:color="E5E7EB" w:sz="1"/>
+            </w:tcBorders>
+            <w:shd w:fill="FFFFFF" w:val="clear"/>
+            <w:tcMar>
+              <w:top w:type="dxa" w:w="100"/>
+              <w:left w:type="dxa" w:w="140"/>
+              <w:bottom w:type="dxa" w:w="100"/>
+              <w:right w:type="dxa" w:w="140"/>
+            </w:tcMar>
+            <w:vAlign w:val="center"/>
+          </w:tcPr>
+          <w:p>
+            <w:pPr>
+              <w:jc w:val="left"/>
+            </w:pPr>
+            <w:r>
+              <w:rPr>
+                <w:rFonts w:ascii="Arial" w:cs="Arial" w:eastAsia="Arial" w:hAnsi="Arial"/>
+                <w:b/>
+                <w:bCs/>
+                <w:color w:val="023344"/>
+                <w:sz w:val="20"/>
+                <w:szCs w:val="20"/>
+              </w:rPr>
+              <w:t xml:space="preserve">vimeo_url</w:t>
+            </w:r>
+          </w:p>
+        </w:tc>
+        <w:tc>
+          <w:tcPr>
+            <w:tcW w:type="dxa" w:w="2000"/>
+            <w:tcBorders>
+              <w:top w:val="single" w:color="E5E7EB" w:sz="1"/>
+              <w:left w:val="single" w:color="E5E7EB" w:sz="1"/>
+              <w:bottom w:val="single" w:color="E5E7EB" w:sz="1"/>
+              <w:right w:val="single" w:color="E5E7EB" w:sz="1"/>
+            </w:tcBorders>
+            <w:shd w:fill="FFFFFF" w:val="clear"/>
+            <w:tcMar>
+              <w:top w:type="dxa" w:w="100"/>
+              <w:left w:type="dxa" w:w="140"/>
+              <w:bottom w:type="dxa" w:w="100"/>
+              <w:right w:type="dxa" w:w="140"/>
+            </w:tcMar>
+            <w:vAlign w:val="center"/>
+          </w:tcPr>
+          <w:p>
+            <w:pPr>
+              <w:jc w:val="left"/>
+            </w:pPr>
+            <w:r>
+              <w:rPr>
+                <w:rFonts w:ascii="Arial" w:cs="Arial" w:eastAsia="Arial" w:hAnsi="Arial"/>
+                <w:b w:val="false"/>
+                <w:bCs w:val="false"/>
+                <w:color w:val="111827"/>
+                <w:sz w:val="20"/>
+                <w:szCs w:val="20"/>
+              </w:rPr>
+              <w:t xml:space="preserve">URL (tekst)</w:t>
+            </w:r>
+          </w:p>
+        </w:tc>
+        <w:tc>
+          <w:tcPr>
+            <w:tcW w:type="dxa" w:w="2360"/>
+            <w:tcBorders>
+              <w:top w:val="single" w:color="E5E7EB" w:sz="1"/>
+              <w:left w:val="single" w:color="E5E7EB" w:sz="1"/>
+              <w:bottom w:val="single" w:color="E5E7EB" w:sz="1"/>
+              <w:right w:val="single" w:color="E5E7EB" w:sz="1"/>
+            </w:tcBorders>
+            <w:shd w:fill="FFFFFF" w:val="clear"/>
+            <w:tcMar>
+              <w:top w:type="dxa" w:w="100"/>
+              <w:left w:type="dxa" w:w="140"/>
+              <w:bottom w:type="dxa" w:w="100"/>
+              <w:right w:type="dxa" w:w="140"/>
+            </w:tcMar>
+            <w:vAlign w:val="center"/>
+          </w:tcPr>
+          <w:p>
+            <w:pPr>
+              <w:jc w:val="left"/>
+            </w:pPr>
+            <w:r>
+              <w:rPr>
+                <w:rFonts w:ascii="Arial" w:cs="Arial" w:eastAsia="Arial" w:hAnsi="Arial"/>
+                <w:b w:val="false"/>
+                <w:bCs w:val="false"/>
+                <w:color w:val="111827"/>
+                <w:sz w:val="20"/>
+                <w:szCs w:val="20"/>
+              </w:rPr>
+              <w:t xml:space="preserve">Vimeo</w:t>
+            </w:r>
+          </w:p>
+        </w:tc>
+        <w:tc>
+          <w:tcPr>
+            <w:tcW w:type="dxa" w:w="2500"/>
+            <w:tcBorders>
+              <w:top w:val="single" w:color="E5E7EB" w:sz="1"/>
+              <w:left w:val="single" w:color="E5E7EB" w:sz="1"/>
+              <w:bottom w:val="single" w:color="E5E7EB" w:sz="1"/>
+              <w:right w:val="single" w:color="E5E7EB" w:sz="1"/>
+            </w:tcBorders>
+            <w:shd w:fill="FFFFFF" w:val="clear"/>
+            <w:tcMar>
+              <w:top w:type="dxa" w:w="100"/>
+              <w:left w:type="dxa" w:w="140"/>
+              <w:bottom w:type="dxa" w:w="100"/>
+              <w:right w:type="dxa" w:w="140"/>
+            </w:tcMar>
+            <w:vAlign w:val="center"/>
+          </w:tcPr>
+          <w:p>
+            <w:pPr>
+              <w:jc w:val="left"/>
+            </w:pPr>
+            <w:r>
+              <w:rPr>
+                <w:rFonts w:ascii="Arial" w:cs="Arial" w:eastAsia="Arial" w:hAnsi="Arial"/>
+                <w:b w:val="false"/>
+                <w:bCs w:val="false"/>
+                <w:color w:val="111827"/>
+                <w:sz w:val="20"/>
+                <w:szCs w:val="20"/>
+              </w:rPr>
+              <w:t xml:space="preserve">player.vimeo.com/video/845123456</w:t>
+            </w:r>
+          </w:p>
+        </w:tc>
+      </w:tr>
+    </w:tbl>
+    <w:p>
+      <w:pPr>
+        <w:spacing w:after="80" w:before="200"/>
+      </w:pPr>
+    </w:p>
+    <w:p>
+      <w:pPr>
+        <w:pStyle w:val="Heading2"/>
+        <w:pBdr>
+          <w:bottom w:val="single" w:color="CAC1B2" w:sz="4" w:space="4"/>
+        </w:pBdr>
+        <w:spacing w:after="100" w:before="300"/>
+      </w:pPr>
+      <w:r>
+        <w:rPr>
+          <w:rFonts w:ascii="Arial" w:cs="Arial" w:eastAsia="Arial" w:hAnsi="Arial"/>
+          <w:b/>
+          <w:bCs/>
+          <w:color w:val="023344"/>
+          <w:sz w:val="28"/>
+          <w:szCs w:val="28"/>
+        </w:rPr>
+        <w:t xml:space="preserve">7.5 Verwachte snelheidsverbetering</w:t>
+      </w:r>
+    </w:p>
+    <w:p>
+      <w:pPr>
+        <w:spacing w:after="80" w:before="80"/>
+        <w:jc w:val="left"/>
+      </w:pPr>
+      <w:r>
+        <w:rPr>
+          <w:rFonts w:ascii="Arial" w:cs="Arial" w:eastAsia="Arial" w:hAnsi="Arial"/>
+          <w:b w:val="false"/>
+          <w:bCs w:val="false"/>
+          <w:i w:val="false"/>
+          <w:iCs w:val="false"/>
+          <w:color w:val="111827"/>
+          <w:sz w:val="20"/>
+          <w:szCs w:val="20"/>
+        </w:rPr>
+        <w:t xml:space="preserve">De combinatie van Cloudinary, Vimeo en Next.js zorgt voor een drastische verbetering ten opzichte van de huidige WordPress site:</w:t>
+      </w:r>
+    </w:p>
+    <w:p>
+      <w:pPr>
+        <w:spacing w:after="80" w:before="80"/>
+      </w:pPr>
+    </w:p>
+    <w:tbl>
+      <w:tblPr>
+        <w:tblW w:type="dxa" w:w="9360"/>
+        <w:tblBorders>
+          <w:top w:val="single" w:color="auto" w:sz="4"/>
+          <w:left w:val="single" w:color="auto" w:sz="4"/>
+          <w:bottom w:val="single" w:color="auto" w:sz="4"/>
+          <w:right w:val="single" w:color="auto" w:sz="4"/>
+          <w:insideH w:val="single" w:color="auto" w:sz="4"/>
+          <w:insideV w:val="single" w:color="auto" w:sz="4"/>
+        </w:tblBorders>
+      </w:tblPr>
+      <w:tblGrid>
+        <w:gridCol w:w="3120"/>
+        <w:gridCol w:w="3120"/>
+        <w:gridCol w:w="3120"/>
+      </w:tblGrid>
+      <w:tr>
+        <w:trPr>
+          <w:tblHeader/>
+        </w:trPr>
+        <w:tc>
+          <w:tcPr>
+            <w:tcW w:type="dxa" w:w="3120"/>
+            <w:tcBorders>
+              <w:top w:val="single" w:color="E5E7EB" w:sz="1"/>
+              <w:left w:val="single" w:color="E5E7EB" w:sz="1"/>
+              <w:bottom w:val="single" w:color="E5E7EB" w:sz="1"/>
+              <w:right w:val="single" w:color="E5E7EB" w:sz="1"/>
+            </w:tcBorders>
+            <w:shd w:fill="023344" w:val="clear"/>
+            <w:tcMar>
+              <w:top w:type="dxa" w:w="100"/>
+              <w:left w:type="dxa" w:w="140"/>
+              <w:bottom w:type="dxa" w:w="100"/>
+              <w:right w:type="dxa" w:w="140"/>
+            </w:tcMar>
+            <w:vAlign w:val="center"/>
+          </w:tcPr>
+          <w:p>
+            <w:pPr>
+              <w:jc w:val="left"/>
+            </w:pPr>
+            <w:r>
+              <w:rPr>
+                <w:rFonts w:ascii="Arial" w:cs="Arial" w:eastAsia="Arial" w:hAnsi="Arial"/>
+                <w:b/>
+                <w:bCs/>
+                <w:color w:val="FFFFFF"/>
+                <w:sz w:val="20"/>
+                <w:szCs w:val="20"/>
+              </w:rPr>
+              <w:t xml:space="preserve">Meting</w:t>
+            </w:r>
+          </w:p>
+        </w:tc>
+        <w:tc>
+          <w:tcPr>
+            <w:tcW w:type="dxa" w:w="3120"/>
+            <w:tcBorders>
+              <w:top w:val="single" w:color="E5E7EB" w:sz="1"/>
+              <w:left w:val="single" w:color="E5E7EB" w:sz="1"/>
+              <w:bottom w:val="single" w:color="E5E7EB" w:sz="1"/>
+              <w:right w:val="single" w:color="E5E7EB" w:sz="1"/>
+            </w:tcBorders>
+            <w:shd w:fill="023344" w:val="clear"/>
+            <w:tcMar>
+              <w:top w:type="dxa" w:w="100"/>
+              <w:left w:type="dxa" w:w="140"/>
+              <w:bottom w:type="dxa" w:w="100"/>
+              <w:right w:type="dxa" w:w="140"/>
+            </w:tcMar>
+            <w:vAlign w:val="center"/>
+          </w:tcPr>
+          <w:p>
+            <w:pPr>
+              <w:jc w:val="left"/>
+            </w:pPr>
+            <w:r>
+              <w:rPr>
+                <w:rFonts w:ascii="Arial" w:cs="Arial" w:eastAsia="Arial" w:hAnsi="Arial"/>
+                <w:b/>
+                <w:bCs/>
+                <w:color w:val="FFFFFF"/>
+                <w:sz w:val="20"/>
+                <w:szCs w:val="20"/>
+              </w:rPr>
+              <w:t xml:space="preserve">Huidige WordPress site</w:t>
+            </w:r>
+          </w:p>
+        </w:tc>
+        <w:tc>
+          <w:tcPr>
+            <w:tcW w:type="dxa" w:w="3120"/>
+            <w:tcBorders>
+              <w:top w:val="single" w:color="E5E7EB" w:sz="1"/>
+              <w:left w:val="single" w:color="E5E7EB" w:sz="1"/>
+              <w:bottom w:val="single" w:color="E5E7EB" w:sz="1"/>
+              <w:right w:val="single" w:color="E5E7EB" w:sz="1"/>
+            </w:tcBorders>
+            <w:shd w:fill="023344" w:val="clear"/>
+            <w:tcMar>
+              <w:top w:type="dxa" w:w="100"/>
+              <w:left w:type="dxa" w:w="140"/>
+              <w:bottom w:type="dxa" w:w="100"/>
+              <w:right w:type="dxa" w:w="140"/>
+            </w:tcMar>
+            <w:vAlign w:val="center"/>
+          </w:tcPr>
+          <w:p>
+            <w:pPr>
+              <w:jc w:val="left"/>
+            </w:pPr>
+            <w:r>
+              <w:rPr>
+                <w:rFonts w:ascii="Arial" w:cs="Arial" w:eastAsia="Arial" w:hAnsi="Arial"/>
+                <w:b/>
+                <w:bCs/>
+                <w:color w:val="FFFFFF"/>
+                <w:sz w:val="20"/>
+                <w:szCs w:val="20"/>
+              </w:rPr>
+              <w:t xml:space="preserve">Nieuwe stack</w:t>
+            </w:r>
+          </w:p>
+        </w:tc>
+      </w:tr>
+      <w:tr>
+        <w:tc>
+          <w:tcPr>
+            <w:tcW w:type="dxa" w:w="3120"/>
+            <w:tcBorders>
+              <w:top w:val="single" w:color="E5E7EB" w:sz="1"/>
+              <w:left w:val="single" w:color="E5E7EB" w:sz="1"/>
+              <w:bottom w:val="single" w:color="E5E7EB" w:sz="1"/>
+              <w:right w:val="single" w:color="E5E7EB" w:sz="1"/>
+            </w:tcBorders>
+            <w:shd w:fill="FFFFFF" w:val="clear"/>
+            <w:tcMar>
+              <w:top w:type="dxa" w:w="100"/>
+              <w:left w:type="dxa" w:w="140"/>
+              <w:bottom w:type="dxa" w:w="100"/>
+              <w:right w:type="dxa" w:w="140"/>
+            </w:tcMar>
+            <w:vAlign w:val="center"/>
+          </w:tcPr>
+          <w:p>
+            <w:pPr>
+              <w:jc w:val="left"/>
+            </w:pPr>
+            <w:r>
+              <w:rPr>
+                <w:rFonts w:ascii="Arial" w:cs="Arial" w:eastAsia="Arial" w:hAnsi="Arial"/>
+                <w:b/>
+                <w:bCs/>
+                <w:color w:val="023344"/>
+                <w:sz w:val="20"/>
+                <w:szCs w:val="20"/>
+              </w:rPr>
+              <w:t xml:space="preserve">Google Lighthouse score</w:t>
+            </w:r>
+          </w:p>
+        </w:tc>
+        <w:tc>
+          <w:tcPr>
+            <w:tcW w:type="dxa" w:w="3120"/>
+            <w:tcBorders>
+              <w:top w:val="single" w:color="E5E7EB" w:sz="1"/>
+              <w:left w:val="single" w:color="E5E7EB" w:sz="1"/>
+              <w:bottom w:val="single" w:color="E5E7EB" w:sz="1"/>
+              <w:right w:val="single" w:color="E5E7EB" w:sz="1"/>
+            </w:tcBorders>
+            <w:shd w:fill="FFFFFF" w:val="clear"/>
+            <w:tcMar>
+              <w:top w:type="dxa" w:w="100"/>
+              <w:left w:type="dxa" w:w="140"/>
+              <w:bottom w:type="dxa" w:w="100"/>
+              <w:right w:type="dxa" w:w="140"/>
+            </w:tcMar>
+            <w:vAlign w:val="center"/>
+          </w:tcPr>
+          <w:p>
+            <w:pPr>
+              <w:jc w:val="left"/>
+            </w:pPr>
+            <w:r>
+              <w:rPr>
+                <w:rFonts w:ascii="Arial" w:cs="Arial" w:eastAsia="Arial" w:hAnsi="Arial"/>
+                <w:b w:val="false"/>
+                <w:bCs w:val="false"/>
+                <w:color w:val="B91C1C"/>
+                <w:sz w:val="20"/>
+                <w:szCs w:val="20"/>
+              </w:rPr>
+              <w:t xml:space="preserve">40 – 55 / 100</w:t>
+            </w:r>
+          </w:p>
+        </w:tc>
+        <w:tc>
+          <w:tcPr>
+            <w:tcW w:type="dxa" w:w="3120"/>
+            <w:tcBorders>
+              <w:top w:val="single" w:color="E5E7EB" w:sz="1"/>
+              <w:left w:val="single" w:color="E5E7EB" w:sz="1"/>
+              <w:bottom w:val="single" w:color="E5E7EB" w:sz="1"/>
+              <w:right w:val="single" w:color="E5E7EB" w:sz="1"/>
+            </w:tcBorders>
+            <w:shd w:fill="FFFFFF" w:val="clear"/>
+            <w:tcMar>
+              <w:top w:type="dxa" w:w="100"/>
+              <w:left w:type="dxa" w:w="140"/>
+              <w:bottom w:type="dxa" w:w="100"/>
+              <w:right w:type="dxa" w:w="140"/>
+            </w:tcMar>
+            <w:vAlign w:val="center"/>
+          </w:tcPr>
+          <w:p>
+            <w:pPr>
+              <w:jc w:val="left"/>
+            </w:pPr>
+            <w:r>
+              <w:rPr>
+                <w:rFonts w:ascii="Arial" w:cs="Arial" w:eastAsia="Arial" w:hAnsi="Arial"/>
+                <w:b w:val="false"/>
+                <w:bCs w:val="false"/>
+                <w:color w:val="065F46"/>
+                <w:sz w:val="20"/>
+                <w:szCs w:val="20"/>
+              </w:rPr>
+              <w:t xml:space="preserve">90 – 98 / 100</w:t>
+            </w:r>
+          </w:p>
+        </w:tc>
+      </w:tr>
+      <w:tr>
+        <w:tc>
+          <w:tcPr>
+            <w:tcW w:type="dxa" w:w="3120"/>
+            <w:tcBorders>
+              <w:top w:val="single" w:color="E5E7EB" w:sz="1"/>
+              <w:left w:val="single" w:color="E5E7EB" w:sz="1"/>
+              <w:bottom w:val="single" w:color="E5E7EB" w:sz="1"/>
+              <w:right w:val="single" w:color="E5E7EB" w:sz="1"/>
+            </w:tcBorders>
+            <w:shd w:fill="F5F3F0" w:val="clear"/>
+            <w:tcMar>
+              <w:top w:type="dxa" w:w="100"/>
+              <w:left w:type="dxa" w:w="140"/>
+              <w:bottom w:type="dxa" w:w="100"/>
+              <w:right w:type="dxa" w:w="140"/>
+            </w:tcMar>
+            <w:vAlign w:val="center"/>
+          </w:tcPr>
+          <w:p>
+            <w:pPr>
+              <w:jc w:val="left"/>
+            </w:pPr>
+            <w:r>
+              <w:rPr>
+                <w:rFonts w:ascii="Arial" w:cs="Arial" w:eastAsia="Arial" w:hAnsi="Arial"/>
+                <w:b/>
+                <w:bCs/>
+                <w:color w:val="023344"/>
+                <w:sz w:val="20"/>
+                <w:szCs w:val="20"/>
+              </w:rPr>
+              <w:t xml:space="preserve">Laadtijd (desktop)</w:t>
+            </w:r>
+          </w:p>
+        </w:tc>
+        <w:tc>
+          <w:tcPr>
+            <w:tcW w:type="dxa" w:w="3120"/>
+            <w:tcBorders>
+              <w:top w:val="single" w:color="E5E7EB" w:sz="1"/>
+              <w:left w:val="single" w:color="E5E7EB" w:sz="1"/>
+              <w:bottom w:val="single" w:color="E5E7EB" w:sz="1"/>
+              <w:right w:val="single" w:color="E5E7EB" w:sz="1"/>
+            </w:tcBorders>
+            <w:shd w:fill="F5F3F0" w:val="clear"/>
+            <w:tcMar>
+              <w:top w:type="dxa" w:w="100"/>
+              <w:left w:type="dxa" w:w="140"/>
+              <w:bottom w:type="dxa" w:w="100"/>
+              <w:right w:type="dxa" w:w="140"/>
+            </w:tcMar>
+            <w:vAlign w:val="center"/>
+          </w:tcPr>
+          <w:p>
+            <w:pPr>
+              <w:jc w:val="left"/>
+            </w:pPr>
+            <w:r>
+              <w:rPr>
+                <w:rFonts w:ascii="Arial" w:cs="Arial" w:eastAsia="Arial" w:hAnsi="Arial"/>
+                <w:b w:val="false"/>
+                <w:bCs w:val="false"/>
+                <w:color w:val="B91C1C"/>
+                <w:sz w:val="20"/>
+                <w:szCs w:val="20"/>
+              </w:rPr>
+              <w:t xml:space="preserve">4 – 8 seconden</w:t>
+            </w:r>
+          </w:p>
+        </w:tc>
+        <w:tc>
+          <w:tcPr>
+            <w:tcW w:type="dxa" w:w="3120"/>
+            <w:tcBorders>
+              <w:top w:val="single" w:color="E5E7EB" w:sz="1"/>
+              <w:left w:val="single" w:color="E5E7EB" w:sz="1"/>
+              <w:bottom w:val="single" w:color="E5E7EB" w:sz="1"/>
+              <w:right w:val="single" w:color="E5E7EB" w:sz="1"/>
+            </w:tcBorders>
+            <w:shd w:fill="F5F3F0" w:val="clear"/>
+            <w:tcMar>
+              <w:top w:type="dxa" w:w="100"/>
+              <w:left w:type="dxa" w:w="140"/>
+              <w:bottom w:type="dxa" w:w="100"/>
+              <w:right w:type="dxa" w:w="140"/>
+            </w:tcMar>
+            <w:vAlign w:val="center"/>
+          </w:tcPr>
+          <w:p>
+            <w:pPr>
+              <w:jc w:val="left"/>
+            </w:pPr>
+            <w:r>
+              <w:rPr>
+                <w:rFonts w:ascii="Arial" w:cs="Arial" w:eastAsia="Arial" w:hAnsi="Arial"/>
+                <w:b w:val="false"/>
+                <w:bCs w:val="false"/>
+                <w:color w:val="065F46"/>
+                <w:sz w:val="20"/>
+                <w:szCs w:val="20"/>
+              </w:rPr>
+              <w:t xml:space="preserve">&lt; 1 seconde</w:t>
+            </w:r>
+          </w:p>
+        </w:tc>
+      </w:tr>
+      <w:tr>
+        <w:tc>
+          <w:tcPr>
+            <w:tcW w:type="dxa" w:w="3120"/>
+            <w:tcBorders>
+              <w:top w:val="single" w:color="E5E7EB" w:sz="1"/>
+              <w:left w:val="single" w:color="E5E7EB" w:sz="1"/>
+              <w:bottom w:val="single" w:color="E5E7EB" w:sz="1"/>
+              <w:right w:val="single" w:color="E5E7EB" w:sz="1"/>
+            </w:tcBorders>
+            <w:shd w:fill="FFFFFF" w:val="clear"/>
+            <w:tcMar>
+              <w:top w:type="dxa" w:w="100"/>
+              <w:left w:type="dxa" w:w="140"/>
+              <w:bottom w:type="dxa" w:w="100"/>
+              <w:right w:type="dxa" w:w="140"/>
+            </w:tcMar>
+            <w:vAlign w:val="center"/>
+          </w:tcPr>
+          <w:p>
+            <w:pPr>
+              <w:jc w:val="left"/>
+            </w:pPr>
+            <w:r>
+              <w:rPr>
+                <w:rFonts w:ascii="Arial" w:cs="Arial" w:eastAsia="Arial" w:hAnsi="Arial"/>
+                <w:b/>
+                <w:bCs/>
+                <w:color w:val="023344"/>
+                <w:sz w:val="20"/>
+                <w:szCs w:val="20"/>
+              </w:rPr>
+              <w:t xml:space="preserve">Laadtijd (mobiel)</w:t>
+            </w:r>
+          </w:p>
+        </w:tc>
+        <w:tc>
+          <w:tcPr>
+            <w:tcW w:type="dxa" w:w="3120"/>
+            <w:tcBorders>
+              <w:top w:val="single" w:color="E5E7EB" w:sz="1"/>
+              <w:left w:val="single" w:color="E5E7EB" w:sz="1"/>
+              <w:bottom w:val="single" w:color="E5E7EB" w:sz="1"/>
+              <w:right w:val="single" w:color="E5E7EB" w:sz="1"/>
+            </w:tcBorders>
+            <w:shd w:fill="FFFFFF" w:val="clear"/>
+            <w:tcMar>
+              <w:top w:type="dxa" w:w="100"/>
+              <w:left w:type="dxa" w:w="140"/>
+              <w:bottom w:type="dxa" w:w="100"/>
+              <w:right w:type="dxa" w:w="140"/>
+            </w:tcMar>
+            <w:vAlign w:val="center"/>
+          </w:tcPr>
+          <w:p>
+            <w:pPr>
+              <w:jc w:val="left"/>
+            </w:pPr>
+            <w:r>
+              <w:rPr>
+                <w:rFonts w:ascii="Arial" w:cs="Arial" w:eastAsia="Arial" w:hAnsi="Arial"/>
+                <w:b w:val="false"/>
+                <w:bCs w:val="false"/>
+                <w:color w:val="B91C1C"/>
+                <w:sz w:val="20"/>
+                <w:szCs w:val="20"/>
+              </w:rPr>
+              <w:t xml:space="preserve">6 – 12 seconden</w:t>
+            </w:r>
+          </w:p>
+        </w:tc>
+        <w:tc>
+          <w:tcPr>
+            <w:tcW w:type="dxa" w:w="3120"/>
+            <w:tcBorders>
+              <w:top w:val="single" w:color="E5E7EB" w:sz="1"/>
+              <w:left w:val="single" w:color="E5E7EB" w:sz="1"/>
+              <w:bottom w:val="single" w:color="E5E7EB" w:sz="1"/>
+              <w:right w:val="single" w:color="E5E7EB" w:sz="1"/>
+            </w:tcBorders>
+            <w:shd w:fill="FFFFFF" w:val="clear"/>
+            <w:tcMar>
+              <w:top w:type="dxa" w:w="100"/>
+              <w:left w:type="dxa" w:w="140"/>
+              <w:bottom w:type="dxa" w:w="100"/>
+              <w:right w:type="dxa" w:w="140"/>
+            </w:tcMar>
+            <w:vAlign w:val="center"/>
+          </w:tcPr>
+          <w:p>
+            <w:pPr>
+              <w:jc w:val="left"/>
+            </w:pPr>
+            <w:r>
+              <w:rPr>
+                <w:rFonts w:ascii="Arial" w:cs="Arial" w:eastAsia="Arial" w:hAnsi="Arial"/>
+                <w:b w:val="false"/>
+                <w:bCs w:val="false"/>
+                <w:color w:val="065F46"/>
+                <w:sz w:val="20"/>
+                <w:szCs w:val="20"/>
+              </w:rPr>
+              <w:t xml:space="preserve">&lt; 2 seconden</w:t>
+            </w:r>
+          </w:p>
+        </w:tc>
+      </w:tr>
+      <w:tr>
+        <w:tc>
+          <w:tcPr>
+            <w:tcW w:type="dxa" w:w="3120"/>
+            <w:tcBorders>
+              <w:top w:val="single" w:color="E5E7EB" w:sz="1"/>
+              <w:left w:val="single" w:color="E5E7EB" w:sz="1"/>
+              <w:bottom w:val="single" w:color="E5E7EB" w:sz="1"/>
+              <w:right w:val="single" w:color="E5E7EB" w:sz="1"/>
+            </w:tcBorders>
+            <w:shd w:fill="F5F3F0" w:val="clear"/>
+            <w:tcMar>
+              <w:top w:type="dxa" w:w="100"/>
+              <w:left w:type="dxa" w:w="140"/>
+              <w:bottom w:type="dxa" w:w="100"/>
+              <w:right w:type="dxa" w:w="140"/>
+            </w:tcMar>
+            <w:vAlign w:val="center"/>
+          </w:tcPr>
+          <w:p>
+            <w:pPr>
+              <w:jc w:val="left"/>
+            </w:pPr>
+            <w:r>
+              <w:rPr>
+                <w:rFonts w:ascii="Arial" w:cs="Arial" w:eastAsia="Arial" w:hAnsi="Arial"/>
+                <w:b/>
+                <w:bCs/>
+                <w:color w:val="023344"/>
+                <w:sz w:val="20"/>
+                <w:szCs w:val="20"/>
+              </w:rPr>
+              <w:t xml:space="preserve">Foto grootte (per stuk)</w:t>
+            </w:r>
+          </w:p>
+        </w:tc>
+        <w:tc>
+          <w:tcPr>
+            <w:tcW w:type="dxa" w:w="3120"/>
+            <w:tcBorders>
+              <w:top w:val="single" w:color="E5E7EB" w:sz="1"/>
+              <w:left w:val="single" w:color="E5E7EB" w:sz="1"/>
+              <w:bottom w:val="single" w:color="E5E7EB" w:sz="1"/>
+              <w:right w:val="single" w:color="E5E7EB" w:sz="1"/>
+            </w:tcBorders>
+            <w:shd w:fill="F5F3F0" w:val="clear"/>
+            <w:tcMar>
+              <w:top w:type="dxa" w:w="100"/>
+              <w:left w:type="dxa" w:w="140"/>
+              <w:bottom w:type="dxa" w:w="100"/>
+              <w:right w:type="dxa" w:w="140"/>
+            </w:tcMar>
+            <w:vAlign w:val="center"/>
+          </w:tcPr>
+          <w:p>
+            <w:pPr>
+              <w:jc w:val="left"/>
+            </w:pPr>
+            <w:r>
+              <w:rPr>
+                <w:rFonts w:ascii="Arial" w:cs="Arial" w:eastAsia="Arial" w:hAnsi="Arial"/>
+                <w:b w:val="false"/>
+                <w:bCs w:val="false"/>
+                <w:color w:val="B91C1C"/>
+                <w:sz w:val="20"/>
+                <w:szCs w:val="20"/>
+              </w:rPr>
+              <w:t xml:space="preserve">3 – 8 MB (origineel)</w:t>
+            </w:r>
+          </w:p>
+        </w:tc>
+        <w:tc>
+          <w:tcPr>
+            <w:tcW w:type="dxa" w:w="3120"/>
+            <w:tcBorders>
+              <w:top w:val="single" w:color="E5E7EB" w:sz="1"/>
+              <w:left w:val="single" w:color="E5E7EB" w:sz="1"/>
+              <w:bottom w:val="single" w:color="E5E7EB" w:sz="1"/>
+              <w:right w:val="single" w:color="E5E7EB" w:sz="1"/>
+            </w:tcBorders>
+            <w:shd w:fill="F5F3F0" w:val="clear"/>
+            <w:tcMar>
+              <w:top w:type="dxa" w:w="100"/>
+              <w:left w:type="dxa" w:w="140"/>
+              <w:bottom w:type="dxa" w:w="100"/>
+              <w:right w:type="dxa" w:w="140"/>
+            </w:tcMar>
+            <w:vAlign w:val="center"/>
+          </w:tcPr>
+          <w:p>
+            <w:pPr>
+              <w:jc w:val="left"/>
+            </w:pPr>
+            <w:r>
+              <w:rPr>
+                <w:rFonts w:ascii="Arial" w:cs="Arial" w:eastAsia="Arial" w:hAnsi="Arial"/>
+                <w:b w:val="false"/>
+                <w:bCs w:val="false"/>
+                <w:color w:val="065F46"/>
+                <w:sz w:val="20"/>
+                <w:szCs w:val="20"/>
+              </w:rPr>
+              <w:t xml:space="preserve">80 – 200 KB (WebP)</w:t>
+            </w:r>
+          </w:p>
+        </w:tc>
+      </w:tr>
+      <w:tr>
+        <w:tc>
+          <w:tcPr>
+            <w:tcW w:type="dxa" w:w="3120"/>
+            <w:tcBorders>
+              <w:top w:val="single" w:color="E5E7EB" w:sz="1"/>
+              <w:left w:val="single" w:color="E5E7EB" w:sz="1"/>
+              <w:bottom w:val="single" w:color="E5E7EB" w:sz="1"/>
+              <w:right w:val="single" w:color="E5E7EB" w:sz="1"/>
+            </w:tcBorders>
+            <w:shd w:fill="FFFFFF" w:val="clear"/>
+            <w:tcMar>
+              <w:top w:type="dxa" w:w="100"/>
+              <w:left w:type="dxa" w:w="140"/>
+              <w:bottom w:type="dxa" w:w="100"/>
+              <w:right w:type="dxa" w:w="140"/>
+            </w:tcMar>
+            <w:vAlign w:val="center"/>
+          </w:tcPr>
+          <w:p>
+            <w:pPr>
+              <w:jc w:val="left"/>
+            </w:pPr>
+            <w:r>
+              <w:rPr>
+                <w:rFonts w:ascii="Arial" w:cs="Arial" w:eastAsia="Arial" w:hAnsi="Arial"/>
+                <w:b/>
+                <w:bCs/>
+                <w:color w:val="023344"/>
+                <w:sz w:val="20"/>
+                <w:szCs w:val="20"/>
+              </w:rPr>
+              <w:t xml:space="preserve">Google SEO impact</w:t>
+            </w:r>
+          </w:p>
+        </w:tc>
+        <w:tc>
+          <w:tcPr>
+            <w:tcW w:type="dxa" w:w="3120"/>
+            <w:tcBorders>
+              <w:top w:val="single" w:color="E5E7EB" w:sz="1"/>
+              <w:left w:val="single" w:color="E5E7EB" w:sz="1"/>
+              <w:bottom w:val="single" w:color="E5E7EB" w:sz="1"/>
+              <w:right w:val="single" w:color="E5E7EB" w:sz="1"/>
+            </w:tcBorders>
+            <w:shd w:fill="FFFFFF" w:val="clear"/>
+            <w:tcMar>
+              <w:top w:type="dxa" w:w="100"/>
+              <w:left w:type="dxa" w:w="140"/>
+              <w:bottom w:type="dxa" w:w="100"/>
+              <w:right w:type="dxa" w:w="140"/>
+            </w:tcMar>
+            <w:vAlign w:val="center"/>
+          </w:tcPr>
+          <w:p>
+            <w:pPr>
+              <w:jc w:val="left"/>
+            </w:pPr>
+            <w:r>
+              <w:rPr>
+                <w:rFonts w:ascii="Arial" w:cs="Arial" w:eastAsia="Arial" w:hAnsi="Arial"/>
+                <w:b w:val="false"/>
+                <w:bCs w:val="false"/>
+                <w:color w:val="B91C1C"/>
+                <w:sz w:val="20"/>
+                <w:szCs w:val="20"/>
+              </w:rPr>
+              <w:t xml:space="preserve">Negatief (trage site)</w:t>
+            </w:r>
+          </w:p>
+        </w:tc>
+        <w:tc>
+          <w:tcPr>
+            <w:tcW w:type="dxa" w:w="3120"/>
+            <w:tcBorders>
+              <w:top w:val="single" w:color="E5E7EB" w:sz="1"/>
+              <w:left w:val="single" w:color="E5E7EB" w:sz="1"/>
+              <w:bottom w:val="single" w:color="E5E7EB" w:sz="1"/>
+              <w:right w:val="single" w:color="E5E7EB" w:sz="1"/>
+            </w:tcBorders>
+            <w:shd w:fill="FFFFFF" w:val="clear"/>
+            <w:tcMar>
+              <w:top w:type="dxa" w:w="100"/>
+              <w:left w:type="dxa" w:w="140"/>
+              <w:bottom w:type="dxa" w:w="100"/>
+              <w:right w:type="dxa" w:w="140"/>
+            </w:tcMar>
+            <w:vAlign w:val="center"/>
+          </w:tcPr>
+          <w:p>
+            <w:pPr>
+              <w:jc w:val="left"/>
+            </w:pPr>
+            <w:r>
+              <w:rPr>
+                <w:rFonts w:ascii="Arial" w:cs="Arial" w:eastAsia="Arial" w:hAnsi="Arial"/>
+                <w:b w:val="false"/>
+                <w:bCs w:val="false"/>
+                <w:color w:val="065F46"/>
+                <w:sz w:val="20"/>
+                <w:szCs w:val="20"/>
+              </w:rPr>
+              <w:t xml:space="preserve">Positief (Core Web Vitals)</w:t>
+            </w:r>
+          </w:p>
+        </w:tc>
+      </w:tr>
+      <w:tr>
+        <w:tc>
+          <w:tcPr>
+            <w:tcW w:type="dxa" w:w="3120"/>
+            <w:tcBorders>
+              <w:top w:val="single" w:color="E5E7EB" w:sz="1"/>
+              <w:left w:val="single" w:color="E5E7EB" w:sz="1"/>
+              <w:bottom w:val="single" w:color="E5E7EB" w:sz="1"/>
+              <w:right w:val="single" w:color="E5E7EB" w:sz="1"/>
+            </w:tcBorders>
+            <w:shd w:fill="F5F3F0" w:val="clear"/>
+            <w:tcMar>
+              <w:top w:type="dxa" w:w="100"/>
+              <w:left w:type="dxa" w:w="140"/>
+              <w:bottom w:type="dxa" w:w="100"/>
+              <w:right w:type="dxa" w:w="140"/>
+            </w:tcMar>
+            <w:vAlign w:val="center"/>
+          </w:tcPr>
+          <w:p>
+            <w:pPr>
+              <w:jc w:val="left"/>
+            </w:pPr>
+            <w:r>
+              <w:rPr>
+                <w:rFonts w:ascii="Arial" w:cs="Arial" w:eastAsia="Arial" w:hAnsi="Arial"/>
+                <w:b/>
+                <w:bCs/>
+                <w:color w:val="023344"/>
+                <w:sz w:val="20"/>
+                <w:szCs w:val="20"/>
+              </w:rPr>
+              <w:t xml:space="preserve">Conversie impact</w:t>
+            </w:r>
+          </w:p>
+        </w:tc>
+        <w:tc>
+          <w:tcPr>
+            <w:tcW w:type="dxa" w:w="3120"/>
+            <w:tcBorders>
+              <w:top w:val="single" w:color="E5E7EB" w:sz="1"/>
+              <w:left w:val="single" w:color="E5E7EB" w:sz="1"/>
+              <w:bottom w:val="single" w:color="E5E7EB" w:sz="1"/>
+              <w:right w:val="single" w:color="E5E7EB" w:sz="1"/>
+            </w:tcBorders>
+            <w:shd w:fill="F5F3F0" w:val="clear"/>
+            <w:tcMar>
+              <w:top w:type="dxa" w:w="100"/>
+              <w:left w:type="dxa" w:w="140"/>
+              <w:bottom w:type="dxa" w:w="100"/>
+              <w:right w:type="dxa" w:w="140"/>
+            </w:tcMar>
+            <w:vAlign w:val="center"/>
+          </w:tcPr>
+          <w:p>
+            <w:pPr>
+              <w:jc w:val="left"/>
+            </w:pPr>
+            <w:r>
+              <w:rPr>
+                <w:rFonts w:ascii="Arial" w:cs="Arial" w:eastAsia="Arial" w:hAnsi="Arial"/>
+                <w:b w:val="false"/>
+                <w:bCs w:val="false"/>
+                <w:color w:val="B91C1C"/>
+                <w:sz w:val="20"/>
+                <w:szCs w:val="20"/>
+              </w:rPr>
+              <w:t xml:space="preserve">Hoog verlies bij &gt; 3s</w:t>
+            </w:r>
+          </w:p>
+        </w:tc>
+        <w:tc>
+          <w:tcPr>
+            <w:tcW w:type="dxa" w:w="3120"/>
+            <w:tcBorders>
+              <w:top w:val="single" w:color="E5E7EB" w:sz="1"/>
+              <w:left w:val="single" w:color="E5E7EB" w:sz="1"/>
+              <w:bottom w:val="single" w:color="E5E7EB" w:sz="1"/>
+              <w:right w:val="single" w:color="E5E7EB" w:sz="1"/>
+            </w:tcBorders>
+            <w:shd w:fill="F5F3F0" w:val="clear"/>
+            <w:tcMar>
+              <w:top w:type="dxa" w:w="100"/>
+              <w:left w:type="dxa" w:w="140"/>
+              <w:bottom w:type="dxa" w:w="100"/>
+              <w:right w:type="dxa" w:w="140"/>
+            </w:tcMar>
+            <w:vAlign w:val="center"/>
+          </w:tcPr>
+          <w:p>
+            <w:pPr>
+              <w:jc w:val="left"/>
+            </w:pPr>
+            <w:r>
+              <w:rPr>
+                <w:rFonts w:ascii="Arial" w:cs="Arial" w:eastAsia="Arial" w:hAnsi="Arial"/>
+                <w:b w:val="false"/>
+                <w:bCs w:val="false"/>
+                <w:color w:val="065F46"/>
+                <w:sz w:val="20"/>
+                <w:szCs w:val="20"/>
+              </w:rPr>
+              <w:t xml:space="preserve">Maximale conversie</w:t>
+            </w:r>
+          </w:p>
+        </w:tc>
+      </w:tr>
+    </w:tbl>
+    <w:p>
+      <w:pPr>
+        <w:pBdr>
+          <w:bottom w:val="single" w:color="EDE8E1" w:sz="2" w:space="1"/>
+        </w:pBdr>
+        <w:spacing w:after="160" w:before="160"/>
+      </w:pPr>
+    </w:p>
+    <w:p>
+      <w:r>
+        <w:br w:type="page"/>
+      </w:r>
+    </w:p>
+    <w:p>
+      <w:pPr>
+        <w:pStyle w:val="Heading1"/>
+        <w:spacing w:after="120" w:before="360"/>
+      </w:pPr>
+      <w:r>
+        <w:rPr>
+          <w:rFonts w:ascii="Arial" w:cs="Arial" w:eastAsia="Arial" w:hAnsi="Arial"/>
+          <w:b/>
+          <w:bCs/>
+          <w:color w:val="023344"/>
+          <w:sz w:val="36"/>
+          <w:szCs w:val="36"/>
+        </w:rPr>
+        <w:t xml:space="preserve">8. Kostenoverzicht</w:t>
+      </w:r>
+    </w:p>
+    <w:p>
+      <w:pPr>
+        <w:spacing w:after="80" w:before="80"/>
+        <w:jc w:val="left"/>
+      </w:pPr>
+      <w:r>
+        <w:rPr>
+          <w:rFonts w:ascii="Arial" w:cs="Arial" w:eastAsia="Arial" w:hAnsi="Arial"/>
+          <w:b w:val="false"/>
+          <w:bCs w:val="false"/>
+          <w:i w:val="false"/>
+          <w:iCs w:val="false"/>
+          <w:color w:val="111827"/>
+          <w:sz w:val="20"/>
+          <w:szCs w:val="20"/>
+        </w:rPr>
+        <w:t xml:space="preserve">Het grote voordeel van de gekozen tech stack: de basisinfrastructuur is volledig gratis of zeer goedkoop. Kosten ontstaan pas bij groei.</w:t>
       </w:r>
     </w:p>
     <w:p>
@@ -12199,7 +17989,7 @@
                 <w:sz w:val="20"/>
                 <w:szCs w:val="20"/>
               </w:rPr>
-              <w:t xml:space="preserve">Supabase foto opslag</w:t>
+              <w:t xml:space="preserve">Cloudinary (fotos &amp; video)</w:t>
             </w:r>
           </w:p>
         </w:tc>
@@ -12234,7 +18024,7 @@
                 <w:sz w:val="20"/>
                 <w:szCs w:val="20"/>
               </w:rPr>
-              <w:t xml:space="preserve">Gratis (1GB)</w:t>
+              <w:t xml:space="preserve">Gratis (25GB, 25GB/mnd)</w:t>
             </w:r>
           </w:p>
         </w:tc>
@@ -12269,7 +18059,7 @@
                 <w:sz w:val="20"/>
                 <w:szCs w:val="20"/>
               </w:rPr>
-              <w:t xml:space="preserve">€ 25/maand (pro)</w:t>
+              <w:t xml:space="preserve">€ 89/maand (225GB)</w:t>
             </w:r>
           </w:p>
         </w:tc>
@@ -12304,7 +18094,7 @@
                 <w:sz w:val="20"/>
                 <w:szCs w:val="20"/>
               </w:rPr>
-              <w:t xml:space="preserve">Bij &gt; 500 fotos</w:t>
+              <w:t xml:space="preserve">Gratis voldoende jaar 1</w:t>
             </w:r>
           </w:p>
         </w:tc>
@@ -12341,7 +18131,7 @@
                 <w:sz w:val="20"/>
                 <w:szCs w:val="20"/>
               </w:rPr>
-              <w:t xml:space="preserve">Domein (investinspain.be)</w:t>
+              <w:t xml:space="preserve">Vimeo (property tours)</w:t>
             </w:r>
           </w:p>
         </w:tc>
@@ -12411,7 +18201,7 @@
                 <w:sz w:val="20"/>
                 <w:szCs w:val="20"/>
               </w:rPr>
-              <w:t xml:space="preserve">€ 15/jaar</w:t>
+              <w:t xml:space="preserve">€ 7/maand (Starter)</w:t>
             </w:r>
           </w:p>
         </w:tc>
@@ -12446,7 +18236,7 @@
                 <w:sz w:val="20"/>
                 <w:szCs w:val="20"/>
               </w:rPr>
-              <w:t xml:space="preserve">Vernieuwen</w:t>
+              <w:t xml:space="preserve">Zodra video's klaar zijn</w:t>
             </w:r>
           </w:p>
         </w:tc>
@@ -12483,7 +18273,7 @@
                 <w:sz w:val="20"/>
                 <w:szCs w:val="20"/>
               </w:rPr>
-              <w:t xml:space="preserve">Idealista Partner API</w:t>
+              <w:t xml:space="preserve">Domein (investinspain.be)</w:t>
             </w:r>
           </w:p>
         </w:tc>
@@ -12518,7 +18308,7 @@
                 <w:sz w:val="20"/>
                 <w:szCs w:val="20"/>
               </w:rPr>
-              <w:t xml:space="preserve">Inbegrepen in partner account</w:t>
+              <w:t xml:space="preserve">—</w:t>
             </w:r>
           </w:p>
         </w:tc>
@@ -12553,7 +18343,7 @@
                 <w:sz w:val="20"/>
                 <w:szCs w:val="20"/>
               </w:rPr>
-              <w:t xml:space="preserve">—</w:t>
+              <w:t xml:space="preserve">€ 15/jaar</w:t>
             </w:r>
           </w:p>
         </w:tc>
@@ -12588,7 +18378,7 @@
                 <w:sz w:val="20"/>
                 <w:szCs w:val="20"/>
               </w:rPr>
-              <w:t xml:space="preserve">Nu beschikbaar</w:t>
+              <w:t xml:space="preserve">Vernieuwen</w:t>
             </w:r>
           </w:p>
         </w:tc>
@@ -12625,7 +18415,7 @@
                 <w:sz w:val="20"/>
                 <w:szCs w:val="20"/>
               </w:rPr>
-              <w:t xml:space="preserve">Resales Online</w:t>
+              <w:t xml:space="preserve">Idealista Partner API</w:t>
             </w:r>
           </w:p>
         </w:tc>
@@ -12660,7 +18450,7 @@
                 <w:sz w:val="20"/>
                 <w:szCs w:val="20"/>
               </w:rPr>
-              <w:t xml:space="preserve">Inbegrepen in abonnement</w:t>
+              <w:t xml:space="preserve">Inbegrepen in partner account</w:t>
             </w:r>
           </w:p>
         </w:tc>
@@ -12767,7 +18557,7 @@
                 <w:sz w:val="20"/>
                 <w:szCs w:val="20"/>
               </w:rPr>
-              <w:t xml:space="preserve">TOTAAL opstartfase</w:t>
+              <w:t xml:space="preserve">Resales Online</w:t>
             </w:r>
           </w:p>
         </w:tc>
@@ -12802,7 +18592,7 @@
                 <w:sz w:val="20"/>
                 <w:szCs w:val="20"/>
               </w:rPr>
-              <w:t xml:space="preserve">ca. € 0/maand</w:t>
+              <w:t xml:space="preserve">Inbegrepen in abonnement</w:t>
             </w:r>
           </w:p>
         </w:tc>
@@ -12869,6 +18659,148 @@
                 <w:b/>
                 <w:bCs/>
                 <w:color w:val="FFFFFF"/>
+                <w:sz w:val="20"/>
+                <w:szCs w:val="20"/>
+              </w:rPr>
+              <w:t xml:space="preserve">Nu beschikbaar</w:t>
+            </w:r>
+          </w:p>
+        </w:tc>
+      </w:tr>
+      <w:tr>
+        <w:tc>
+          <w:tcPr>
+            <w:tcW w:type="dxa" w:w="3000"/>
+            <w:tcBorders>
+              <w:top w:val="single" w:color="E5E7EB" w:sz="1"/>
+              <w:left w:val="single" w:color="E5E7EB" w:sz="1"/>
+              <w:bottom w:val="single" w:color="E5E7EB" w:sz="1"/>
+              <w:right w:val="single" w:color="E5E7EB" w:sz="1"/>
+            </w:tcBorders>
+            <w:shd w:fill="FFFFFF" w:val="clear"/>
+            <w:tcMar>
+              <w:top w:type="dxa" w:w="100"/>
+              <w:left w:type="dxa" w:w="140"/>
+              <w:bottom w:type="dxa" w:w="100"/>
+              <w:right w:type="dxa" w:w="140"/>
+            </w:tcMar>
+            <w:vAlign w:val="center"/>
+          </w:tcPr>
+          <w:p>
+            <w:pPr>
+              <w:jc w:val="left"/>
+            </w:pPr>
+            <w:r>
+              <w:rPr>
+                <w:rFonts w:ascii="Arial" w:cs="Arial" w:eastAsia="Arial" w:hAnsi="Arial"/>
+                <w:b/>
+                <w:bCs/>
+                <w:color w:val="023344"/>
+                <w:sz w:val="20"/>
+                <w:szCs w:val="20"/>
+              </w:rPr>
+              <w:t xml:space="preserve">TOTAAL opstartfase</w:t>
+            </w:r>
+          </w:p>
+        </w:tc>
+        <w:tc>
+          <w:tcPr>
+            <w:tcW w:type="dxa" w:w="2000"/>
+            <w:tcBorders>
+              <w:top w:val="single" w:color="E5E7EB" w:sz="1"/>
+              <w:left w:val="single" w:color="E5E7EB" w:sz="1"/>
+              <w:bottom w:val="single" w:color="E5E7EB" w:sz="1"/>
+              <w:right w:val="single" w:color="E5E7EB" w:sz="1"/>
+            </w:tcBorders>
+            <w:shd w:fill="FFFFFF" w:val="clear"/>
+            <w:tcMar>
+              <w:top w:type="dxa" w:w="100"/>
+              <w:left w:type="dxa" w:w="140"/>
+              <w:bottom w:type="dxa" w:w="100"/>
+              <w:right w:type="dxa" w:w="140"/>
+            </w:tcMar>
+            <w:vAlign w:val="center"/>
+          </w:tcPr>
+          <w:p>
+            <w:pPr>
+              <w:jc w:val="left"/>
+            </w:pPr>
+            <w:r>
+              <w:rPr>
+                <w:rFonts w:ascii="Arial" w:cs="Arial" w:eastAsia="Arial" w:hAnsi="Arial"/>
+                <w:b w:val="false"/>
+                <w:bCs w:val="false"/>
+                <w:color w:val="111827"/>
+                <w:sz w:val="20"/>
+                <w:szCs w:val="20"/>
+              </w:rPr>
+              <w:t xml:space="preserve">ca. € 7/maand</w:t>
+            </w:r>
+          </w:p>
+        </w:tc>
+        <w:tc>
+          <w:tcPr>
+            <w:tcW w:type="dxa" w:w="2000"/>
+            <w:tcBorders>
+              <w:top w:val="single" w:color="E5E7EB" w:sz="1"/>
+              <w:left w:val="single" w:color="E5E7EB" w:sz="1"/>
+              <w:bottom w:val="single" w:color="E5E7EB" w:sz="1"/>
+              <w:right w:val="single" w:color="E5E7EB" w:sz="1"/>
+            </w:tcBorders>
+            <w:shd w:fill="FFFFFF" w:val="clear"/>
+            <w:tcMar>
+              <w:top w:type="dxa" w:w="100"/>
+              <w:left w:type="dxa" w:w="140"/>
+              <w:bottom w:type="dxa" w:w="100"/>
+              <w:right w:type="dxa" w:w="140"/>
+            </w:tcMar>
+            <w:vAlign w:val="center"/>
+          </w:tcPr>
+          <w:p>
+            <w:pPr>
+              <w:jc w:val="left"/>
+            </w:pPr>
+            <w:r>
+              <w:rPr>
+                <w:rFonts w:ascii="Arial" w:cs="Arial" w:eastAsia="Arial" w:hAnsi="Arial"/>
+                <w:b w:val="false"/>
+                <w:bCs w:val="false"/>
+                <w:color w:val="111827"/>
+                <w:sz w:val="20"/>
+                <w:szCs w:val="20"/>
+              </w:rPr>
+              <w:t xml:space="preserve">—</w:t>
+            </w:r>
+          </w:p>
+        </w:tc>
+        <w:tc>
+          <w:tcPr>
+            <w:tcW w:type="dxa" w:w="2360"/>
+            <w:tcBorders>
+              <w:top w:val="single" w:color="E5E7EB" w:sz="1"/>
+              <w:left w:val="single" w:color="E5E7EB" w:sz="1"/>
+              <w:bottom w:val="single" w:color="E5E7EB" w:sz="1"/>
+              <w:right w:val="single" w:color="E5E7EB" w:sz="1"/>
+            </w:tcBorders>
+            <w:shd w:fill="FFFFFF" w:val="clear"/>
+            <w:tcMar>
+              <w:top w:type="dxa" w:w="100"/>
+              <w:left w:type="dxa" w:w="140"/>
+              <w:bottom w:type="dxa" w:w="100"/>
+              <w:right w:type="dxa" w:w="140"/>
+            </w:tcMar>
+            <w:vAlign w:val="center"/>
+          </w:tcPr>
+          <w:p>
+            <w:pPr>
+              <w:jc w:val="left"/>
+            </w:pPr>
+            <w:r>
+              <w:rPr>
+                <w:rFonts w:ascii="Arial" w:cs="Arial" w:eastAsia="Arial" w:hAnsi="Arial"/>
+                <w:b w:val="false"/>
+                <w:bCs w:val="false"/>
+                <w:color w:val="111827"/>
                 <w:sz w:val="20"/>
                 <w:szCs w:val="20"/>
               </w:rPr>
@@ -12900,7 +18832,7 @@
           <w:sz w:val="36"/>
           <w:szCs w:val="36"/>
         </w:rPr>
-        <w:t xml:space="preserve">8. Volgende Stappen — Actieplan</w:t>
+        <w:t xml:space="preserve">9. Volgende Stappen — Actieplan</w:t>
       </w:r>
     </w:p>
     <w:tbl>
@@ -13275,7 +19207,7 @@
                 <w:sz w:val="20"/>
                 <w:szCs w:val="20"/>
               </w:rPr>
-              <w:t xml:space="preserve">Supabase account aanmaken op supabase.com</w:t>
+              <w:t xml:space="preserve">Cloudinary account aanmaken (cloudinary.com — gratis)</w:t>
             </w:r>
           </w:p>
         </w:tc>
@@ -13417,7 +19349,7 @@
                 <w:sz w:val="20"/>
                 <w:szCs w:val="20"/>
               </w:rPr>
-              <w:t xml:space="preserve">Idealista API key opzoeken in partner dashboard</w:t>
+              <w:t xml:space="preserve">Vimeo Starter account aanmaken (€7/mnd)</w:t>
             </w:r>
           </w:p>
         </w:tc>
@@ -13559,7 +19491,7 @@
                 <w:sz w:val="20"/>
                 <w:szCs w:val="20"/>
               </w:rPr>
-              <w:t xml:space="preserve">Resales Online contacteren voor feed URL formaat</w:t>
+              <w:t xml:space="preserve">Supabase account aanmaken op supabase.com</w:t>
             </w:r>
           </w:p>
         </w:tc>
@@ -13594,7 +19526,7 @@
                 <w:sz w:val="20"/>
                 <w:szCs w:val="20"/>
               </w:rPr>
-              <w:t xml:space="preserve">Sofie of Gunther</w:t>
+              <w:t xml:space="preserve">Sam (developer)</w:t>
             </w:r>
           </w:p>
         </w:tc>
@@ -13629,7 +19561,7 @@
                 <w:sz w:val="20"/>
                 <w:szCs w:val="20"/>
               </w:rPr>
-              <w:t xml:space="preserve">Week 1-2</w:t>
+              <w:t xml:space="preserve">Week 1</w:t>
             </w:r>
           </w:p>
         </w:tc>
@@ -13701,7 +19633,7 @@
                 <w:sz w:val="20"/>
                 <w:szCs w:val="20"/>
               </w:rPr>
-              <w:t xml:space="preserve">Echte fotos aanleveren voor de properties</w:t>
+              <w:t xml:space="preserve">Idealista API key opzoeken in partner dashboard</w:t>
             </w:r>
           </w:p>
         </w:tc>
@@ -13736,7 +19668,7 @@
                 <w:sz w:val="20"/>
                 <w:szCs w:val="20"/>
               </w:rPr>
-              <w:t xml:space="preserve">Sofie &amp; Gunther</w:t>
+              <w:t xml:space="preserve">Sofie of Gunther</w:t>
             </w:r>
           </w:p>
         </w:tc>
@@ -13771,7 +19703,7 @@
                 <w:sz w:val="20"/>
                 <w:szCs w:val="20"/>
               </w:rPr>
-              <w:t xml:space="preserve">Week 2</w:t>
+              <w:t xml:space="preserve">Week 1</w:t>
             </w:r>
           </w:p>
         </w:tc>
@@ -13843,7 +19775,7 @@
                 <w:sz w:val="20"/>
                 <w:szCs w:val="20"/>
               </w:rPr>
-              <w:t xml:space="preserve">Logo in SVG formaat aanleveren</w:t>
+              <w:t xml:space="preserve">Resales Online contacteren voor feed URL formaat</w:t>
             </w:r>
           </w:p>
         </w:tc>
@@ -13878,7 +19810,7 @@
                 <w:sz w:val="20"/>
                 <w:szCs w:val="20"/>
               </w:rPr>
-              <w:t xml:space="preserve">Sofie &amp; Gunther</w:t>
+              <w:t xml:space="preserve">Sofie of Gunther</w:t>
             </w:r>
           </w:p>
         </w:tc>
@@ -13913,7 +19845,7 @@
                 <w:sz w:val="20"/>
                 <w:szCs w:val="20"/>
               </w:rPr>
-              <w:t xml:space="preserve">Week 2</w:t>
+              <w:t xml:space="preserve">Week 1-2</w:t>
             </w:r>
           </w:p>
         </w:tc>
@@ -13985,7 +19917,7 @@
                 <w:sz w:val="20"/>
                 <w:szCs w:val="20"/>
               </w:rPr>
-              <w:t xml:space="preserve">Next.js project opzetten + database structuur</w:t>
+              <w:t xml:space="preserve">Fotos aanleveren via Dropbox (ruw materiaal)</w:t>
             </w:r>
           </w:p>
         </w:tc>
@@ -14020,7 +19952,7 @@
                 <w:sz w:val="20"/>
                 <w:szCs w:val="20"/>
               </w:rPr>
-              <w:t xml:space="preserve">Sam (developer)</w:t>
+              <w:t xml:space="preserve">Sofie &amp; Gunther</w:t>
             </w:r>
           </w:p>
         </w:tc>
@@ -14055,7 +19987,7 @@
                 <w:sz w:val="20"/>
                 <w:szCs w:val="20"/>
               </w:rPr>
-              <w:t xml:space="preserve">Week 3</w:t>
+              <w:t xml:space="preserve">Week 2</w:t>
             </w:r>
           </w:p>
         </w:tc>
@@ -14127,7 +20059,7 @@
                 <w:sz w:val="20"/>
                 <w:szCs w:val="20"/>
               </w:rPr>
-              <w:t xml:space="preserve">Admin portaal bouwen (login + property formulier)</w:t>
+              <w:t xml:space="preserve">Fotos uploaden naar Cloudinary + URLs testen</w:t>
             </w:r>
           </w:p>
         </w:tc>
@@ -14197,7 +20129,7 @@
                 <w:sz w:val="20"/>
                 <w:szCs w:val="20"/>
               </w:rPr>
-              <w:t xml:space="preserve">Week 6-7</w:t>
+              <w:t xml:space="preserve">Week 2</w:t>
             </w:r>
           </w:p>
         </w:tc>
@@ -14269,7 +20201,7 @@
                 <w:sz w:val="20"/>
                 <w:szCs w:val="20"/>
               </w:rPr>
-              <w:t xml:space="preserve">API koppelingen Idealista + Resales testen</w:t>
+              <w:t xml:space="preserve">Logo in SVG formaat aanleveren</w:t>
             </w:r>
           </w:p>
         </w:tc>
@@ -14304,7 +20236,7 @@
                 <w:sz w:val="20"/>
                 <w:szCs w:val="20"/>
               </w:rPr>
-              <w:t xml:space="preserve">Sam + InvestInSpain</w:t>
+              <w:t xml:space="preserve">Sofie &amp; Gunther</w:t>
             </w:r>
           </w:p>
         </w:tc>
@@ -14339,7 +20271,7 @@
                 <w:sz w:val="20"/>
                 <w:szCs w:val="20"/>
               </w:rPr>
-              <w:t xml:space="preserve">Week 8-9</w:t>
+              <w:t xml:space="preserve">Week 2</w:t>
             </w:r>
           </w:p>
         </w:tc>
@@ -14377,6 +20309,574 @@
                 <w:szCs w:val="20"/>
               </w:rPr>
               <w:t xml:space="preserve">10</w:t>
+            </w:r>
+          </w:p>
+        </w:tc>
+        <w:tc>
+          <w:tcPr>
+            <w:tcW w:type="dxa" w:w="4000"/>
+            <w:tcBorders>
+              <w:top w:val="single" w:color="E5E7EB" w:sz="1"/>
+              <w:left w:val="single" w:color="E5E7EB" w:sz="1"/>
+              <w:bottom w:val="single" w:color="E5E7EB" w:sz="1"/>
+              <w:right w:val="single" w:color="E5E7EB" w:sz="1"/>
+            </w:tcBorders>
+            <w:shd w:fill="F5F3F0" w:val="clear"/>
+            <w:tcMar>
+              <w:top w:type="dxa" w:w="100"/>
+              <w:left w:type="dxa" w:w="140"/>
+              <w:bottom w:type="dxa" w:w="100"/>
+              <w:right w:type="dxa" w:w="140"/>
+            </w:tcMar>
+            <w:vAlign w:val="center"/>
+          </w:tcPr>
+          <w:p>
+            <w:pPr>
+              <w:jc w:val="left"/>
+            </w:pPr>
+            <w:r>
+              <w:rPr>
+                <w:rFonts w:ascii="Arial" w:cs="Arial" w:eastAsia="Arial" w:hAnsi="Arial"/>
+                <w:b w:val="false"/>
+                <w:bCs w:val="false"/>
+                <w:color w:val="111827"/>
+                <w:sz w:val="20"/>
+                <w:szCs w:val="20"/>
+              </w:rPr>
+              <w:t xml:space="preserve">Next.js project opzetten + Supabase database</w:t>
+            </w:r>
+          </w:p>
+        </w:tc>
+        <w:tc>
+          <w:tcPr>
+            <w:tcW w:type="dxa" w:w="2640"/>
+            <w:tcBorders>
+              <w:top w:val="single" w:color="E5E7EB" w:sz="1"/>
+              <w:left w:val="single" w:color="E5E7EB" w:sz="1"/>
+              <w:bottom w:val="single" w:color="E5E7EB" w:sz="1"/>
+              <w:right w:val="single" w:color="E5E7EB" w:sz="1"/>
+            </w:tcBorders>
+            <w:shd w:fill="F5F3F0" w:val="clear"/>
+            <w:tcMar>
+              <w:top w:type="dxa" w:w="100"/>
+              <w:left w:type="dxa" w:w="140"/>
+              <w:bottom w:type="dxa" w:w="100"/>
+              <w:right w:type="dxa" w:w="140"/>
+            </w:tcMar>
+            <w:vAlign w:val="center"/>
+          </w:tcPr>
+          <w:p>
+            <w:pPr>
+              <w:jc w:val="left"/>
+            </w:pPr>
+            <w:r>
+              <w:rPr>
+                <w:rFonts w:ascii="Arial" w:cs="Arial" w:eastAsia="Arial" w:hAnsi="Arial"/>
+                <w:b w:val="false"/>
+                <w:bCs w:val="false"/>
+                <w:color w:val="111827"/>
+                <w:sz w:val="20"/>
+                <w:szCs w:val="20"/>
+              </w:rPr>
+              <w:t xml:space="preserve">Sam (developer)</w:t>
+            </w:r>
+          </w:p>
+        </w:tc>
+        <w:tc>
+          <w:tcPr>
+            <w:tcW w:type="dxa" w:w="2000"/>
+            <w:tcBorders>
+              <w:top w:val="single" w:color="E5E7EB" w:sz="1"/>
+              <w:left w:val="single" w:color="E5E7EB" w:sz="1"/>
+              <w:bottom w:val="single" w:color="E5E7EB" w:sz="1"/>
+              <w:right w:val="single" w:color="E5E7EB" w:sz="1"/>
+            </w:tcBorders>
+            <w:shd w:fill="F5F3F0" w:val="clear"/>
+            <w:tcMar>
+              <w:top w:type="dxa" w:w="100"/>
+              <w:left w:type="dxa" w:w="140"/>
+              <w:bottom w:type="dxa" w:w="100"/>
+              <w:right w:type="dxa" w:w="140"/>
+            </w:tcMar>
+            <w:vAlign w:val="center"/>
+          </w:tcPr>
+          <w:p>
+            <w:pPr>
+              <w:jc w:val="left"/>
+            </w:pPr>
+            <w:r>
+              <w:rPr>
+                <w:rFonts w:ascii="Arial" w:cs="Arial" w:eastAsia="Arial" w:hAnsi="Arial"/>
+                <w:b w:val="false"/>
+                <w:bCs w:val="false"/>
+                <w:color w:val="111827"/>
+                <w:sz w:val="20"/>
+                <w:szCs w:val="20"/>
+              </w:rPr>
+              <w:t xml:space="preserve">Week 3</w:t>
+            </w:r>
+          </w:p>
+        </w:tc>
+      </w:tr>
+      <w:tr>
+        <w:tc>
+          <w:tcPr>
+            <w:tcW w:type="dxa" w:w="720"/>
+            <w:tcBorders>
+              <w:top w:val="single" w:color="E5E7EB" w:sz="1"/>
+              <w:left w:val="single" w:color="E5E7EB" w:sz="1"/>
+              <w:bottom w:val="single" w:color="E5E7EB" w:sz="1"/>
+              <w:right w:val="single" w:color="E5E7EB" w:sz="1"/>
+            </w:tcBorders>
+            <w:shd w:fill="FFFFFF" w:val="clear"/>
+            <w:tcMar>
+              <w:top w:type="dxa" w:w="100"/>
+              <w:left w:type="dxa" w:w="140"/>
+              <w:bottom w:type="dxa" w:w="100"/>
+              <w:right w:type="dxa" w:w="140"/>
+            </w:tcMar>
+            <w:vAlign w:val="center"/>
+          </w:tcPr>
+          <w:p>
+            <w:pPr>
+              <w:jc w:val="center"/>
+            </w:pPr>
+            <w:r>
+              <w:rPr>
+                <w:rFonts w:ascii="Arial" w:cs="Arial" w:eastAsia="Arial" w:hAnsi="Arial"/>
+                <w:b/>
+                <w:bCs/>
+                <w:color w:val="023344"/>
+                <w:sz w:val="20"/>
+                <w:szCs w:val="20"/>
+              </w:rPr>
+              <w:t xml:space="preserve">11</w:t>
+            </w:r>
+          </w:p>
+        </w:tc>
+        <w:tc>
+          <w:tcPr>
+            <w:tcW w:type="dxa" w:w="4000"/>
+            <w:tcBorders>
+              <w:top w:val="single" w:color="E5E7EB" w:sz="1"/>
+              <w:left w:val="single" w:color="E5E7EB" w:sz="1"/>
+              <w:bottom w:val="single" w:color="E5E7EB" w:sz="1"/>
+              <w:right w:val="single" w:color="E5E7EB" w:sz="1"/>
+            </w:tcBorders>
+            <w:shd w:fill="FFFFFF" w:val="clear"/>
+            <w:tcMar>
+              <w:top w:type="dxa" w:w="100"/>
+              <w:left w:type="dxa" w:w="140"/>
+              <w:bottom w:type="dxa" w:w="100"/>
+              <w:right w:type="dxa" w:w="140"/>
+            </w:tcMar>
+            <w:vAlign w:val="center"/>
+          </w:tcPr>
+          <w:p>
+            <w:pPr>
+              <w:jc w:val="left"/>
+            </w:pPr>
+            <w:r>
+              <w:rPr>
+                <w:rFonts w:ascii="Arial" w:cs="Arial" w:eastAsia="Arial" w:hAnsi="Arial"/>
+                <w:b w:val="false"/>
+                <w:bCs w:val="false"/>
+                <w:color w:val="111827"/>
+                <w:sz w:val="20"/>
+                <w:szCs w:val="20"/>
+              </w:rPr>
+              <w:t xml:space="preserve">Admin portaal bouwen (login + property formulier + Cloudinary upload)</w:t>
+            </w:r>
+          </w:p>
+        </w:tc>
+        <w:tc>
+          <w:tcPr>
+            <w:tcW w:type="dxa" w:w="2640"/>
+            <w:tcBorders>
+              <w:top w:val="single" w:color="E5E7EB" w:sz="1"/>
+              <w:left w:val="single" w:color="E5E7EB" w:sz="1"/>
+              <w:bottom w:val="single" w:color="E5E7EB" w:sz="1"/>
+              <w:right w:val="single" w:color="E5E7EB" w:sz="1"/>
+            </w:tcBorders>
+            <w:shd w:fill="FFFFFF" w:val="clear"/>
+            <w:tcMar>
+              <w:top w:type="dxa" w:w="100"/>
+              <w:left w:type="dxa" w:w="140"/>
+              <w:bottom w:type="dxa" w:w="100"/>
+              <w:right w:type="dxa" w:w="140"/>
+            </w:tcMar>
+            <w:vAlign w:val="center"/>
+          </w:tcPr>
+          <w:p>
+            <w:pPr>
+              <w:jc w:val="left"/>
+            </w:pPr>
+            <w:r>
+              <w:rPr>
+                <w:rFonts w:ascii="Arial" w:cs="Arial" w:eastAsia="Arial" w:hAnsi="Arial"/>
+                <w:b w:val="false"/>
+                <w:bCs w:val="false"/>
+                <w:color w:val="111827"/>
+                <w:sz w:val="20"/>
+                <w:szCs w:val="20"/>
+              </w:rPr>
+              <w:t xml:space="preserve">Sam (developer)</w:t>
+            </w:r>
+          </w:p>
+        </w:tc>
+        <w:tc>
+          <w:tcPr>
+            <w:tcW w:type="dxa" w:w="2000"/>
+            <w:tcBorders>
+              <w:top w:val="single" w:color="E5E7EB" w:sz="1"/>
+              <w:left w:val="single" w:color="E5E7EB" w:sz="1"/>
+              <w:bottom w:val="single" w:color="E5E7EB" w:sz="1"/>
+              <w:right w:val="single" w:color="E5E7EB" w:sz="1"/>
+            </w:tcBorders>
+            <w:shd w:fill="FFFFFF" w:val="clear"/>
+            <w:tcMar>
+              <w:top w:type="dxa" w:w="100"/>
+              <w:left w:type="dxa" w:w="140"/>
+              <w:bottom w:type="dxa" w:w="100"/>
+              <w:right w:type="dxa" w:w="140"/>
+            </w:tcMar>
+            <w:vAlign w:val="center"/>
+          </w:tcPr>
+          <w:p>
+            <w:pPr>
+              <w:jc w:val="left"/>
+            </w:pPr>
+            <w:r>
+              <w:rPr>
+                <w:rFonts w:ascii="Arial" w:cs="Arial" w:eastAsia="Arial" w:hAnsi="Arial"/>
+                <w:b w:val="false"/>
+                <w:bCs w:val="false"/>
+                <w:color w:val="111827"/>
+                <w:sz w:val="20"/>
+                <w:szCs w:val="20"/>
+              </w:rPr>
+              <w:t xml:space="preserve">Week 6-7</w:t>
+            </w:r>
+          </w:p>
+        </w:tc>
+      </w:tr>
+      <w:tr>
+        <w:tc>
+          <w:tcPr>
+            <w:tcW w:type="dxa" w:w="720"/>
+            <w:tcBorders>
+              <w:top w:val="single" w:color="E5E7EB" w:sz="1"/>
+              <w:left w:val="single" w:color="E5E7EB" w:sz="1"/>
+              <w:bottom w:val="single" w:color="E5E7EB" w:sz="1"/>
+              <w:right w:val="single" w:color="E5E7EB" w:sz="1"/>
+            </w:tcBorders>
+            <w:shd w:fill="F5F3F0" w:val="clear"/>
+            <w:tcMar>
+              <w:top w:type="dxa" w:w="100"/>
+              <w:left w:type="dxa" w:w="140"/>
+              <w:bottom w:type="dxa" w:w="100"/>
+              <w:right w:type="dxa" w:w="140"/>
+            </w:tcMar>
+            <w:vAlign w:val="center"/>
+          </w:tcPr>
+          <w:p>
+            <w:pPr>
+              <w:jc w:val="center"/>
+            </w:pPr>
+            <w:r>
+              <w:rPr>
+                <w:rFonts w:ascii="Arial" w:cs="Arial" w:eastAsia="Arial" w:hAnsi="Arial"/>
+                <w:b/>
+                <w:bCs/>
+                <w:color w:val="023344"/>
+                <w:sz w:val="20"/>
+                <w:szCs w:val="20"/>
+              </w:rPr>
+              <w:t xml:space="preserve">12</w:t>
+            </w:r>
+          </w:p>
+        </w:tc>
+        <w:tc>
+          <w:tcPr>
+            <w:tcW w:type="dxa" w:w="4000"/>
+            <w:tcBorders>
+              <w:top w:val="single" w:color="E5E7EB" w:sz="1"/>
+              <w:left w:val="single" w:color="E5E7EB" w:sz="1"/>
+              <w:bottom w:val="single" w:color="E5E7EB" w:sz="1"/>
+              <w:right w:val="single" w:color="E5E7EB" w:sz="1"/>
+            </w:tcBorders>
+            <w:shd w:fill="F5F3F0" w:val="clear"/>
+            <w:tcMar>
+              <w:top w:type="dxa" w:w="100"/>
+              <w:left w:type="dxa" w:w="140"/>
+              <w:bottom w:type="dxa" w:w="100"/>
+              <w:right w:type="dxa" w:w="140"/>
+            </w:tcMar>
+            <w:vAlign w:val="center"/>
+          </w:tcPr>
+          <w:p>
+            <w:pPr>
+              <w:jc w:val="left"/>
+            </w:pPr>
+            <w:r>
+              <w:rPr>
+                <w:rFonts w:ascii="Arial" w:cs="Arial" w:eastAsia="Arial" w:hAnsi="Arial"/>
+                <w:b w:val="false"/>
+                <w:bCs w:val="false"/>
+                <w:color w:val="111827"/>
+                <w:sz w:val="20"/>
+                <w:szCs w:val="20"/>
+              </w:rPr>
+              <w:t xml:space="preserve">Vimeo embed testen op property pagina</w:t>
+            </w:r>
+          </w:p>
+        </w:tc>
+        <w:tc>
+          <w:tcPr>
+            <w:tcW w:type="dxa" w:w="2640"/>
+            <w:tcBorders>
+              <w:top w:val="single" w:color="E5E7EB" w:sz="1"/>
+              <w:left w:val="single" w:color="E5E7EB" w:sz="1"/>
+              <w:bottom w:val="single" w:color="E5E7EB" w:sz="1"/>
+              <w:right w:val="single" w:color="E5E7EB" w:sz="1"/>
+            </w:tcBorders>
+            <w:shd w:fill="F5F3F0" w:val="clear"/>
+            <w:tcMar>
+              <w:top w:type="dxa" w:w="100"/>
+              <w:left w:type="dxa" w:w="140"/>
+              <w:bottom w:type="dxa" w:w="100"/>
+              <w:right w:type="dxa" w:w="140"/>
+            </w:tcMar>
+            <w:vAlign w:val="center"/>
+          </w:tcPr>
+          <w:p>
+            <w:pPr>
+              <w:jc w:val="left"/>
+            </w:pPr>
+            <w:r>
+              <w:rPr>
+                <w:rFonts w:ascii="Arial" w:cs="Arial" w:eastAsia="Arial" w:hAnsi="Arial"/>
+                <w:b w:val="false"/>
+                <w:bCs w:val="false"/>
+                <w:color w:val="111827"/>
+                <w:sz w:val="20"/>
+                <w:szCs w:val="20"/>
+              </w:rPr>
+              <w:t xml:space="preserve">Sam + InvestInSpain</w:t>
+            </w:r>
+          </w:p>
+        </w:tc>
+        <w:tc>
+          <w:tcPr>
+            <w:tcW w:type="dxa" w:w="2000"/>
+            <w:tcBorders>
+              <w:top w:val="single" w:color="E5E7EB" w:sz="1"/>
+              <w:left w:val="single" w:color="E5E7EB" w:sz="1"/>
+              <w:bottom w:val="single" w:color="E5E7EB" w:sz="1"/>
+              <w:right w:val="single" w:color="E5E7EB" w:sz="1"/>
+            </w:tcBorders>
+            <w:shd w:fill="F5F3F0" w:val="clear"/>
+            <w:tcMar>
+              <w:top w:type="dxa" w:w="100"/>
+              <w:left w:type="dxa" w:w="140"/>
+              <w:bottom w:type="dxa" w:w="100"/>
+              <w:right w:type="dxa" w:w="140"/>
+            </w:tcMar>
+            <w:vAlign w:val="center"/>
+          </w:tcPr>
+          <w:p>
+            <w:pPr>
+              <w:jc w:val="left"/>
+            </w:pPr>
+            <w:r>
+              <w:rPr>
+                <w:rFonts w:ascii="Arial" w:cs="Arial" w:eastAsia="Arial" w:hAnsi="Arial"/>
+                <w:b w:val="false"/>
+                <w:bCs w:val="false"/>
+                <w:color w:val="111827"/>
+                <w:sz w:val="20"/>
+                <w:szCs w:val="20"/>
+              </w:rPr>
+              <w:t xml:space="preserve">Week 7</w:t>
+            </w:r>
+          </w:p>
+        </w:tc>
+      </w:tr>
+      <w:tr>
+        <w:tc>
+          <w:tcPr>
+            <w:tcW w:type="dxa" w:w="720"/>
+            <w:tcBorders>
+              <w:top w:val="single" w:color="E5E7EB" w:sz="1"/>
+              <w:left w:val="single" w:color="E5E7EB" w:sz="1"/>
+              <w:bottom w:val="single" w:color="E5E7EB" w:sz="1"/>
+              <w:right w:val="single" w:color="E5E7EB" w:sz="1"/>
+            </w:tcBorders>
+            <w:shd w:fill="FFFFFF" w:val="clear"/>
+            <w:tcMar>
+              <w:top w:type="dxa" w:w="100"/>
+              <w:left w:type="dxa" w:w="140"/>
+              <w:bottom w:type="dxa" w:w="100"/>
+              <w:right w:type="dxa" w:w="140"/>
+            </w:tcMar>
+            <w:vAlign w:val="center"/>
+          </w:tcPr>
+          <w:p>
+            <w:pPr>
+              <w:jc w:val="center"/>
+            </w:pPr>
+            <w:r>
+              <w:rPr>
+                <w:rFonts w:ascii="Arial" w:cs="Arial" w:eastAsia="Arial" w:hAnsi="Arial"/>
+                <w:b/>
+                <w:bCs/>
+                <w:color w:val="023344"/>
+                <w:sz w:val="20"/>
+                <w:szCs w:val="20"/>
+              </w:rPr>
+              <w:t xml:space="preserve">13</w:t>
+            </w:r>
+          </w:p>
+        </w:tc>
+        <w:tc>
+          <w:tcPr>
+            <w:tcW w:type="dxa" w:w="4000"/>
+            <w:tcBorders>
+              <w:top w:val="single" w:color="E5E7EB" w:sz="1"/>
+              <w:left w:val="single" w:color="E5E7EB" w:sz="1"/>
+              <w:bottom w:val="single" w:color="E5E7EB" w:sz="1"/>
+              <w:right w:val="single" w:color="E5E7EB" w:sz="1"/>
+            </w:tcBorders>
+            <w:shd w:fill="FFFFFF" w:val="clear"/>
+            <w:tcMar>
+              <w:top w:type="dxa" w:w="100"/>
+              <w:left w:type="dxa" w:w="140"/>
+              <w:bottom w:type="dxa" w:w="100"/>
+              <w:right w:type="dxa" w:w="140"/>
+            </w:tcMar>
+            <w:vAlign w:val="center"/>
+          </w:tcPr>
+          <w:p>
+            <w:pPr>
+              <w:jc w:val="left"/>
+            </w:pPr>
+            <w:r>
+              <w:rPr>
+                <w:rFonts w:ascii="Arial" w:cs="Arial" w:eastAsia="Arial" w:hAnsi="Arial"/>
+                <w:b w:val="false"/>
+                <w:bCs w:val="false"/>
+                <w:color w:val="111827"/>
+                <w:sz w:val="20"/>
+                <w:szCs w:val="20"/>
+              </w:rPr>
+              <w:t xml:space="preserve">API koppelingen Idealista + Resales testen</w:t>
+            </w:r>
+          </w:p>
+        </w:tc>
+        <w:tc>
+          <w:tcPr>
+            <w:tcW w:type="dxa" w:w="2640"/>
+            <w:tcBorders>
+              <w:top w:val="single" w:color="E5E7EB" w:sz="1"/>
+              <w:left w:val="single" w:color="E5E7EB" w:sz="1"/>
+              <w:bottom w:val="single" w:color="E5E7EB" w:sz="1"/>
+              <w:right w:val="single" w:color="E5E7EB" w:sz="1"/>
+            </w:tcBorders>
+            <w:shd w:fill="FFFFFF" w:val="clear"/>
+            <w:tcMar>
+              <w:top w:type="dxa" w:w="100"/>
+              <w:left w:type="dxa" w:w="140"/>
+              <w:bottom w:type="dxa" w:w="100"/>
+              <w:right w:type="dxa" w:w="140"/>
+            </w:tcMar>
+            <w:vAlign w:val="center"/>
+          </w:tcPr>
+          <w:p>
+            <w:pPr>
+              <w:jc w:val="left"/>
+            </w:pPr>
+            <w:r>
+              <w:rPr>
+                <w:rFonts w:ascii="Arial" w:cs="Arial" w:eastAsia="Arial" w:hAnsi="Arial"/>
+                <w:b w:val="false"/>
+                <w:bCs w:val="false"/>
+                <w:color w:val="111827"/>
+                <w:sz w:val="20"/>
+                <w:szCs w:val="20"/>
+              </w:rPr>
+              <w:t xml:space="preserve">Sam + InvestInSpain</w:t>
+            </w:r>
+          </w:p>
+        </w:tc>
+        <w:tc>
+          <w:tcPr>
+            <w:tcW w:type="dxa" w:w="2000"/>
+            <w:tcBorders>
+              <w:top w:val="single" w:color="E5E7EB" w:sz="1"/>
+              <w:left w:val="single" w:color="E5E7EB" w:sz="1"/>
+              <w:bottom w:val="single" w:color="E5E7EB" w:sz="1"/>
+              <w:right w:val="single" w:color="E5E7EB" w:sz="1"/>
+            </w:tcBorders>
+            <w:shd w:fill="FFFFFF" w:val="clear"/>
+            <w:tcMar>
+              <w:top w:type="dxa" w:w="100"/>
+              <w:left w:type="dxa" w:w="140"/>
+              <w:bottom w:type="dxa" w:w="100"/>
+              <w:right w:type="dxa" w:w="140"/>
+            </w:tcMar>
+            <w:vAlign w:val="center"/>
+          </w:tcPr>
+          <w:p>
+            <w:pPr>
+              <w:jc w:val="left"/>
+            </w:pPr>
+            <w:r>
+              <w:rPr>
+                <w:rFonts w:ascii="Arial" w:cs="Arial" w:eastAsia="Arial" w:hAnsi="Arial"/>
+                <w:b w:val="false"/>
+                <w:bCs w:val="false"/>
+                <w:color w:val="111827"/>
+                <w:sz w:val="20"/>
+                <w:szCs w:val="20"/>
+              </w:rPr>
+              <w:t xml:space="preserve">Week 8-9</w:t>
+            </w:r>
+          </w:p>
+        </w:tc>
+      </w:tr>
+      <w:tr>
+        <w:tc>
+          <w:tcPr>
+            <w:tcW w:type="dxa" w:w="720"/>
+            <w:tcBorders>
+              <w:top w:val="single" w:color="E5E7EB" w:sz="1"/>
+              <w:left w:val="single" w:color="E5E7EB" w:sz="1"/>
+              <w:bottom w:val="single" w:color="E5E7EB" w:sz="1"/>
+              <w:right w:val="single" w:color="E5E7EB" w:sz="1"/>
+            </w:tcBorders>
+            <w:shd w:fill="F5F3F0" w:val="clear"/>
+            <w:tcMar>
+              <w:top w:type="dxa" w:w="100"/>
+              <w:left w:type="dxa" w:w="140"/>
+              <w:bottom w:type="dxa" w:w="100"/>
+              <w:right w:type="dxa" w:w="140"/>
+            </w:tcMar>
+            <w:vAlign w:val="center"/>
+          </w:tcPr>
+          <w:p>
+            <w:pPr>
+              <w:jc w:val="center"/>
+            </w:pPr>
+            <w:r>
+              <w:rPr>
+                <w:rFonts w:ascii="Arial" w:cs="Arial" w:eastAsia="Arial" w:hAnsi="Arial"/>
+                <w:b/>
+                <w:bCs/>
+                <w:color w:val="023344"/>
+                <w:sz w:val="20"/>
+                <w:szCs w:val="20"/>
+              </w:rPr>
+              <w:t xml:space="preserve">14</w:t>
             </w:r>
           </w:p>
         </w:tc>
@@ -14509,7 +21009,7 @@
           <w:sz w:val="36"/>
           <w:szCs w:val="36"/>
         </w:rPr>
-        <w:t xml:space="preserve">9. Contact &amp; Vragen</w:t>
+        <w:t xml:space="preserve">10. Contact &amp; Vragen</w:t>
       </w:r>
     </w:p>
     <w:p>
